--- a/guj/docx/029.content.docx
+++ b/guj/docx/029.content.docx
@@ -468,90 +468,66 @@
           <w:lang w:val="gu_IN" w:bidi="gu_IN"/>
         </w:rPr>
       </w:r>
-      <w:hyperlink r:id="rId13">
-        <w:r>
-          <w:rPr>
-            <w:lang w:val="gu_IN" w:bidi="gu_IN"/>
-          </w:rPr>
-          <w:rPr>
-            <w:color w:val="0000EE"/>
-            <w:u w:val="single"/>
-          </w:rPr>
-          <w:t>2 કરંથી 10:5–6</w:t>
-        </w:r>
-      </w:hyperlink>
-    </w:p>
-    <w:p>
-      <w:pPr>
-        <w:pStyle w:val="ListBullet"/>
-        <w:spacing w:line="240" w:lineRule="auto"/>
-        <w:ind w:left="720"/>
-      </w:pPr>
-      <w:r>
-        <w:rPr>
-          <w:lang w:val="gu_IN" w:bidi="gu_IN"/>
-        </w:rPr>
-      </w:r>
-      <w:hyperlink r:id="rId14">
-        <w:r>
-          <w:rPr>
-            <w:lang w:val="gu_IN" w:bidi="gu_IN"/>
-          </w:rPr>
-          <w:rPr>
-            <w:color w:val="0000EE"/>
-            <w:u w:val="single"/>
-          </w:rPr>
-          <w:t>યશાયા 20:3–4</w:t>
-        </w:r>
-      </w:hyperlink>
-    </w:p>
-    <w:p>
-      <w:pPr>
-        <w:pStyle w:val="ListBullet"/>
-        <w:spacing w:line="240" w:lineRule="auto"/>
-        <w:ind w:left="720"/>
-      </w:pPr>
-      <w:r>
-        <w:rPr>
-          <w:lang w:val="gu_IN" w:bidi="gu_IN"/>
-        </w:rPr>
-      </w:r>
-      <w:hyperlink r:id="rId15">
-        <w:r>
-          <w:rPr>
-            <w:lang w:val="gu_IN" w:bidi="gu_IN"/>
-          </w:rPr>
-          <w:rPr>
-            <w:color w:val="0000EE"/>
-            <w:u w:val="single"/>
-          </w:rPr>
-          <w:t>યર્મિયા 43:1–3</w:t>
-        </w:r>
-      </w:hyperlink>
-    </w:p>
-    <w:p>
-      <w:pPr>
-        <w:pStyle w:val="ListBullet"/>
-        <w:spacing w:line="240" w:lineRule="auto"/>
-        <w:ind w:left="720"/>
-      </w:pPr>
-      <w:r>
-        <w:rPr>
-          <w:lang w:val="gu_IN" w:bidi="gu_IN"/>
-        </w:rPr>
-      </w:r>
-      <w:hyperlink r:id="rId16">
-        <w:r>
-          <w:rPr>
-            <w:lang w:val="gu_IN" w:bidi="gu_IN"/>
-          </w:rPr>
-          <w:rPr>
-            <w:color w:val="0000EE"/>
-            <w:u w:val="single"/>
-          </w:rPr>
-          <w:t>લૂક 4:18–19</w:t>
-        </w:r>
-      </w:hyperlink>
+      <w:r>
+        <w:rPr>
+          <w:lang w:val="gu_IN" w:bidi="gu_IN"/>
+        </w:rPr>
+        <w:t>2 કરંથી 10:5–6</w:t>
+      </w:r>
+    </w:p>
+    <w:p>
+      <w:pPr>
+        <w:pStyle w:val="ListBullet"/>
+        <w:spacing w:line="240" w:lineRule="auto"/>
+        <w:ind w:left="720"/>
+      </w:pPr>
+      <w:r>
+        <w:rPr>
+          <w:lang w:val="gu_IN" w:bidi="gu_IN"/>
+        </w:rPr>
+      </w:r>
+      <w:r>
+        <w:rPr>
+          <w:lang w:val="gu_IN" w:bidi="gu_IN"/>
+        </w:rPr>
+        <w:t>યશાયા 20:3–4</w:t>
+      </w:r>
+    </w:p>
+    <w:p>
+      <w:pPr>
+        <w:pStyle w:val="ListBullet"/>
+        <w:spacing w:line="240" w:lineRule="auto"/>
+        <w:ind w:left="720"/>
+      </w:pPr>
+      <w:r>
+        <w:rPr>
+          <w:lang w:val="gu_IN" w:bidi="gu_IN"/>
+        </w:rPr>
+      </w:r>
+      <w:r>
+        <w:rPr>
+          <w:lang w:val="gu_IN" w:bidi="gu_IN"/>
+        </w:rPr>
+        <w:t>યર્મિયા 43:1–3</w:t>
+      </w:r>
+    </w:p>
+    <w:p>
+      <w:pPr>
+        <w:pStyle w:val="ListBullet"/>
+        <w:spacing w:line="240" w:lineRule="auto"/>
+        <w:ind w:left="720"/>
+      </w:pPr>
+      <w:r>
+        <w:rPr>
+          <w:lang w:val="gu_IN" w:bidi="gu_IN"/>
+        </w:rPr>
+      </w:r>
+      <w:r>
+        <w:rPr>
+          <w:lang w:val="gu_IN" w:bidi="gu_IN"/>
+        </w:rPr>
+        <w:t>લૂક 4:18–19</w:t>
+      </w:r>
     </w:p>
     <w:p>
       <w:pPr>
@@ -1226,114 +1202,84 @@
           <w:lang w:val="gu_IN" w:bidi="gu_IN"/>
         </w:rPr>
       </w:r>
-      <w:hyperlink r:id="rId17">
-        <w:r>
-          <w:rPr>
-            <w:lang w:val="gu_IN" w:bidi="gu_IN"/>
-          </w:rPr>
-          <w:rPr>
-            <w:color w:val="0000EE"/>
-            <w:u w:val="single"/>
-          </w:rPr>
-          <w:t>1 રાજા 16:31–33</w:t>
-        </w:r>
-      </w:hyperlink>
-    </w:p>
-    <w:p>
-      <w:pPr>
-        <w:pStyle w:val="ListBullet"/>
-        <w:spacing w:line="240" w:lineRule="auto"/>
-        <w:ind w:left="720"/>
-      </w:pPr>
-      <w:r>
-        <w:rPr>
-          <w:lang w:val="gu_IN" w:bidi="gu_IN"/>
-        </w:rPr>
-      </w:r>
-      <w:hyperlink r:id="rId18">
-        <w:r>
-          <w:rPr>
-            <w:lang w:val="gu_IN" w:bidi="gu_IN"/>
-          </w:rPr>
-          <w:rPr>
-            <w:color w:val="0000EE"/>
-            <w:u w:val="single"/>
-          </w:rPr>
-          <w:t>1 શમુએલ 7:3–4</w:t>
-        </w:r>
-      </w:hyperlink>
-    </w:p>
-    <w:p>
-      <w:pPr>
-        <w:pStyle w:val="ListBullet"/>
-        <w:spacing w:line="240" w:lineRule="auto"/>
-        <w:ind w:left="720"/>
-      </w:pPr>
-      <w:r>
-        <w:rPr>
-          <w:lang w:val="gu_IN" w:bidi="gu_IN"/>
-        </w:rPr>
-      </w:r>
-      <w:hyperlink r:id="rId19">
-        <w:r>
-          <w:rPr>
-            <w:lang w:val="gu_IN" w:bidi="gu_IN"/>
-          </w:rPr>
-          <w:rPr>
-            <w:color w:val="0000EE"/>
-            <w:u w:val="single"/>
-          </w:rPr>
-          <w:t>યર્મિયા 2:7–8</w:t>
-        </w:r>
-      </w:hyperlink>
-    </w:p>
-    <w:p>
-      <w:pPr>
-        <w:pStyle w:val="ListBullet"/>
-        <w:spacing w:line="240" w:lineRule="auto"/>
-        <w:ind w:left="720"/>
-      </w:pPr>
-      <w:r>
-        <w:rPr>
-          <w:lang w:val="gu_IN" w:bidi="gu_IN"/>
-        </w:rPr>
-      </w:r>
-      <w:hyperlink r:id="rId20">
-        <w:r>
-          <w:rPr>
-            <w:lang w:val="gu_IN" w:bidi="gu_IN"/>
-          </w:rPr>
-          <w:rPr>
-            <w:color w:val="0000EE"/>
-            <w:u w:val="single"/>
-          </w:rPr>
-          <w:t>ન્યાયાધીશો 2:11–13</w:t>
-        </w:r>
-      </w:hyperlink>
-    </w:p>
-    <w:p>
-      <w:pPr>
-        <w:pStyle w:val="ListBullet"/>
-        <w:spacing w:line="240" w:lineRule="auto"/>
-        <w:ind w:left="720"/>
-      </w:pPr>
-      <w:r>
-        <w:rPr>
-          <w:lang w:val="gu_IN" w:bidi="gu_IN"/>
-        </w:rPr>
-      </w:r>
-      <w:hyperlink r:id="rId21">
-        <w:r>
-          <w:rPr>
-            <w:lang w:val="gu_IN" w:bidi="gu_IN"/>
-          </w:rPr>
-          <w:rPr>
-            <w:color w:val="0000EE"/>
-            <w:u w:val="single"/>
-          </w:rPr>
-          <w:t>ગણના 22:41</w:t>
-        </w:r>
-      </w:hyperlink>
+      <w:r>
+        <w:rPr>
+          <w:lang w:val="gu_IN" w:bidi="gu_IN"/>
+        </w:rPr>
+        <w:t>1 રાજા 16:31–33</w:t>
+      </w:r>
+    </w:p>
+    <w:p>
+      <w:pPr>
+        <w:pStyle w:val="ListBullet"/>
+        <w:spacing w:line="240" w:lineRule="auto"/>
+        <w:ind w:left="720"/>
+      </w:pPr>
+      <w:r>
+        <w:rPr>
+          <w:lang w:val="gu_IN" w:bidi="gu_IN"/>
+        </w:rPr>
+      </w:r>
+      <w:r>
+        <w:rPr>
+          <w:lang w:val="gu_IN" w:bidi="gu_IN"/>
+        </w:rPr>
+        <w:t>1 શમુએલ 7:3–4</w:t>
+      </w:r>
+    </w:p>
+    <w:p>
+      <w:pPr>
+        <w:pStyle w:val="ListBullet"/>
+        <w:spacing w:line="240" w:lineRule="auto"/>
+        <w:ind w:left="720"/>
+      </w:pPr>
+      <w:r>
+        <w:rPr>
+          <w:lang w:val="gu_IN" w:bidi="gu_IN"/>
+        </w:rPr>
+      </w:r>
+      <w:r>
+        <w:rPr>
+          <w:lang w:val="gu_IN" w:bidi="gu_IN"/>
+        </w:rPr>
+        <w:t>યર્મિયા 2:7–8</w:t>
+      </w:r>
+    </w:p>
+    <w:p>
+      <w:pPr>
+        <w:pStyle w:val="ListBullet"/>
+        <w:spacing w:line="240" w:lineRule="auto"/>
+        <w:ind w:left="720"/>
+      </w:pPr>
+      <w:r>
+        <w:rPr>
+          <w:lang w:val="gu_IN" w:bidi="gu_IN"/>
+        </w:rPr>
+      </w:r>
+      <w:r>
+        <w:rPr>
+          <w:lang w:val="gu_IN" w:bidi="gu_IN"/>
+        </w:rPr>
+        <w:t>ન્યાયાધીશો 2:11–13</w:t>
+      </w:r>
+    </w:p>
+    <w:p>
+      <w:pPr>
+        <w:pStyle w:val="ListBullet"/>
+        <w:spacing w:line="240" w:lineRule="auto"/>
+        <w:ind w:left="720"/>
+      </w:pPr>
+      <w:r>
+        <w:rPr>
+          <w:lang w:val="gu_IN" w:bidi="gu_IN"/>
+        </w:rPr>
+      </w:r>
+      <w:r>
+        <w:rPr>
+          <w:lang w:val="gu_IN" w:bidi="gu_IN"/>
+        </w:rPr>
+        <w:t>ગણના 22:41</w:t>
+      </w:r>
     </w:p>
     <w:p>
       <w:pPr>
@@ -1935,138 +1881,102 @@
           <w:lang w:val="gu_IN" w:bidi="gu_IN"/>
         </w:rPr>
       </w:r>
-      <w:hyperlink r:id="rId22">
-        <w:r>
-          <w:rPr>
-            <w:lang w:val="gu_IN" w:bidi="gu_IN"/>
-          </w:rPr>
-          <w:rPr>
-            <w:color w:val="0000EE"/>
-            <w:u w:val="single"/>
-          </w:rPr>
-          <w:t>નિર્ગમન 12:3–4</w:t>
-        </w:r>
-      </w:hyperlink>
-    </w:p>
-    <w:p>
-      <w:pPr>
-        <w:pStyle w:val="ListBullet"/>
-        <w:spacing w:line="240" w:lineRule="auto"/>
-        <w:ind w:left="720"/>
-      </w:pPr>
-      <w:r>
-        <w:rPr>
-          <w:lang w:val="gu_IN" w:bidi="gu_IN"/>
-        </w:rPr>
-      </w:r>
-      <w:hyperlink r:id="rId23">
-        <w:r>
-          <w:rPr>
-            <w:lang w:val="gu_IN" w:bidi="gu_IN"/>
-          </w:rPr>
-          <w:rPr>
-            <w:color w:val="0000EE"/>
-            <w:u w:val="single"/>
-          </w:rPr>
-          <w:t>ઉત્પત્તિ 30:31–32</w:t>
-        </w:r>
-      </w:hyperlink>
-    </w:p>
-    <w:p>
-      <w:pPr>
-        <w:pStyle w:val="ListBullet"/>
-        <w:spacing w:line="240" w:lineRule="auto"/>
-        <w:ind w:left="720"/>
-      </w:pPr>
-      <w:r>
-        <w:rPr>
-          <w:lang w:val="gu_IN" w:bidi="gu_IN"/>
-        </w:rPr>
-      </w:r>
-      <w:hyperlink r:id="rId24">
-        <w:r>
-          <w:rPr>
-            <w:lang w:val="gu_IN" w:bidi="gu_IN"/>
-          </w:rPr>
-          <w:rPr>
-            <w:color w:val="0000EE"/>
-            <w:u w:val="single"/>
-          </w:rPr>
-          <w:t>ઉત્પત્તિ 31:10–11</w:t>
-        </w:r>
-      </w:hyperlink>
-    </w:p>
-    <w:p>
-      <w:pPr>
-        <w:pStyle w:val="ListBullet"/>
-        <w:spacing w:line="240" w:lineRule="auto"/>
-        <w:ind w:left="720"/>
-      </w:pPr>
-      <w:r>
-        <w:rPr>
-          <w:lang w:val="gu_IN" w:bidi="gu_IN"/>
-        </w:rPr>
-      </w:r>
-      <w:hyperlink r:id="rId25">
-        <w:r>
-          <w:rPr>
-            <w:lang w:val="gu_IN" w:bidi="gu_IN"/>
-          </w:rPr>
-          <w:rPr>
-            <w:color w:val="0000EE"/>
-            <w:u w:val="single"/>
-          </w:rPr>
-          <w:t>ઉત્પત્તિ 37:31–33</w:t>
-        </w:r>
-      </w:hyperlink>
-    </w:p>
-    <w:p>
-      <w:pPr>
-        <w:pStyle w:val="ListBullet"/>
-        <w:spacing w:line="240" w:lineRule="auto"/>
-        <w:ind w:left="720"/>
-      </w:pPr>
-      <w:r>
-        <w:rPr>
-          <w:lang w:val="gu_IN" w:bidi="gu_IN"/>
-        </w:rPr>
-      </w:r>
-      <w:hyperlink r:id="rId26">
-        <w:r>
-          <w:rPr>
-            <w:lang w:val="gu_IN" w:bidi="gu_IN"/>
-          </w:rPr>
-          <w:rPr>
-            <w:color w:val="0000EE"/>
-            <w:u w:val="single"/>
-          </w:rPr>
-          <w:t>લેવીય 3:12–14</w:t>
-        </w:r>
-      </w:hyperlink>
-    </w:p>
-    <w:p>
-      <w:pPr>
-        <w:pStyle w:val="ListBullet"/>
-        <w:spacing w:line="240" w:lineRule="auto"/>
-        <w:ind w:left="720"/>
-      </w:pPr>
-      <w:r>
-        <w:rPr>
-          <w:lang w:val="gu_IN" w:bidi="gu_IN"/>
-        </w:rPr>
-      </w:r>
-      <w:hyperlink r:id="rId27">
-        <w:r>
-          <w:rPr>
-            <w:lang w:val="gu_IN" w:bidi="gu_IN"/>
-          </w:rPr>
-          <w:rPr>
-            <w:color w:val="0000EE"/>
-            <w:u w:val="single"/>
-          </w:rPr>
-          <w:t>માથ્થી 25:31–33</w:t>
-        </w:r>
-      </w:hyperlink>
+      <w:r>
+        <w:rPr>
+          <w:lang w:val="gu_IN" w:bidi="gu_IN"/>
+        </w:rPr>
+        <w:t>નિર્ગમન 12:3–4</w:t>
+      </w:r>
+    </w:p>
+    <w:p>
+      <w:pPr>
+        <w:pStyle w:val="ListBullet"/>
+        <w:spacing w:line="240" w:lineRule="auto"/>
+        <w:ind w:left="720"/>
+      </w:pPr>
+      <w:r>
+        <w:rPr>
+          <w:lang w:val="gu_IN" w:bidi="gu_IN"/>
+        </w:rPr>
+      </w:r>
+      <w:r>
+        <w:rPr>
+          <w:lang w:val="gu_IN" w:bidi="gu_IN"/>
+        </w:rPr>
+        <w:t>ઉત્પત્તિ 30:31–32</w:t>
+      </w:r>
+    </w:p>
+    <w:p>
+      <w:pPr>
+        <w:pStyle w:val="ListBullet"/>
+        <w:spacing w:line="240" w:lineRule="auto"/>
+        <w:ind w:left="720"/>
+      </w:pPr>
+      <w:r>
+        <w:rPr>
+          <w:lang w:val="gu_IN" w:bidi="gu_IN"/>
+        </w:rPr>
+      </w:r>
+      <w:r>
+        <w:rPr>
+          <w:lang w:val="gu_IN" w:bidi="gu_IN"/>
+        </w:rPr>
+        <w:t>ઉત્પત્તિ 31:10–11</w:t>
+      </w:r>
+    </w:p>
+    <w:p>
+      <w:pPr>
+        <w:pStyle w:val="ListBullet"/>
+        <w:spacing w:line="240" w:lineRule="auto"/>
+        <w:ind w:left="720"/>
+      </w:pPr>
+      <w:r>
+        <w:rPr>
+          <w:lang w:val="gu_IN" w:bidi="gu_IN"/>
+        </w:rPr>
+      </w:r>
+      <w:r>
+        <w:rPr>
+          <w:lang w:val="gu_IN" w:bidi="gu_IN"/>
+        </w:rPr>
+        <w:t>ઉત્પત્તિ 37:31–33</w:t>
+      </w:r>
+    </w:p>
+    <w:p>
+      <w:pPr>
+        <w:pStyle w:val="ListBullet"/>
+        <w:spacing w:line="240" w:lineRule="auto"/>
+        <w:ind w:left="720"/>
+      </w:pPr>
+      <w:r>
+        <w:rPr>
+          <w:lang w:val="gu_IN" w:bidi="gu_IN"/>
+        </w:rPr>
+      </w:r>
+      <w:r>
+        <w:rPr>
+          <w:lang w:val="gu_IN" w:bidi="gu_IN"/>
+        </w:rPr>
+        <w:t>લેવીય 3:12–14</w:t>
+      </w:r>
+    </w:p>
+    <w:p>
+      <w:pPr>
+        <w:pStyle w:val="ListBullet"/>
+        <w:spacing w:line="240" w:lineRule="auto"/>
+        <w:ind w:left="720"/>
+      </w:pPr>
+      <w:r>
+        <w:rPr>
+          <w:lang w:val="gu_IN" w:bidi="gu_IN"/>
+        </w:rPr>
+      </w:r>
+      <w:r>
+        <w:rPr>
+          <w:lang w:val="gu_IN" w:bidi="gu_IN"/>
+        </w:rPr>
+        <w:t>માથ્થી 25:31–33</w:t>
+      </w:r>
     </w:p>
     <w:p>
       <w:pPr>
@@ -2312,138 +2222,102 @@
           <w:lang w:val="gu_IN" w:bidi="gu_IN"/>
         </w:rPr>
       </w:r>
-      <w:hyperlink r:id="rId28">
-        <w:r>
-          <w:rPr>
-            <w:lang w:val="gu_IN" w:bidi="gu_IN"/>
-          </w:rPr>
-          <w:rPr>
-            <w:color w:val="0000EE"/>
-            <w:u w:val="single"/>
-          </w:rPr>
-          <w:t>1 શમુએલ 31:9–10</w:t>
-        </w:r>
-      </w:hyperlink>
-    </w:p>
-    <w:p>
-      <w:pPr>
-        <w:pStyle w:val="ListBullet"/>
-        <w:spacing w:line="240" w:lineRule="auto"/>
-        <w:ind w:left="720"/>
-      </w:pPr>
-      <w:r>
-        <w:rPr>
-          <w:lang w:val="gu_IN" w:bidi="gu_IN"/>
-        </w:rPr>
-      </w:r>
-      <w:hyperlink r:id="rId29">
-        <w:r>
-          <w:rPr>
-            <w:lang w:val="gu_IN" w:bidi="gu_IN"/>
-          </w:rPr>
-          <w:rPr>
-            <w:color w:val="0000EE"/>
-            <w:u w:val="single"/>
-          </w:rPr>
-          <w:t>2 શમુએલ 20:8</w:t>
-        </w:r>
-      </w:hyperlink>
-    </w:p>
-    <w:p>
-      <w:pPr>
-        <w:pStyle w:val="ListBullet"/>
-        <w:spacing w:line="240" w:lineRule="auto"/>
-        <w:ind w:left="720"/>
-      </w:pPr>
-      <w:r>
-        <w:rPr>
-          <w:lang w:val="gu_IN" w:bidi="gu_IN"/>
-        </w:rPr>
-      </w:r>
-      <w:hyperlink r:id="rId30">
-        <w:r>
-          <w:rPr>
-            <w:lang w:val="gu_IN" w:bidi="gu_IN"/>
-          </w:rPr>
-          <w:rPr>
-            <w:color w:val="0000EE"/>
-            <w:u w:val="single"/>
-          </w:rPr>
-          <w:t>એફેસી 6:10–11</w:t>
-        </w:r>
-      </w:hyperlink>
-    </w:p>
-    <w:p>
-      <w:pPr>
-        <w:pStyle w:val="ListBullet"/>
-        <w:spacing w:line="240" w:lineRule="auto"/>
-        <w:ind w:left="720"/>
-      </w:pPr>
-      <w:r>
-        <w:rPr>
-          <w:lang w:val="gu_IN" w:bidi="gu_IN"/>
-        </w:rPr>
-      </w:r>
-      <w:hyperlink r:id="rId31">
-        <w:r>
-          <w:rPr>
-            <w:lang w:val="gu_IN" w:bidi="gu_IN"/>
-          </w:rPr>
-          <w:rPr>
-            <w:color w:val="0000EE"/>
-            <w:u w:val="single"/>
-          </w:rPr>
-          <w:t>યર્મિયા 51:3–4</w:t>
-        </w:r>
-      </w:hyperlink>
-    </w:p>
-    <w:p>
-      <w:pPr>
-        <w:pStyle w:val="ListBullet"/>
-        <w:spacing w:line="240" w:lineRule="auto"/>
-        <w:ind w:left="720"/>
-      </w:pPr>
-      <w:r>
-        <w:rPr>
-          <w:lang w:val="gu_IN" w:bidi="gu_IN"/>
-        </w:rPr>
-      </w:r>
-      <w:hyperlink r:id="rId32">
-        <w:r>
-          <w:rPr>
-            <w:lang w:val="gu_IN" w:bidi="gu_IN"/>
-          </w:rPr>
-          <w:rPr>
-            <w:color w:val="0000EE"/>
-            <w:u w:val="single"/>
-          </w:rPr>
-          <w:t>લૂક 11:21–23</w:t>
-        </w:r>
-      </w:hyperlink>
-    </w:p>
-    <w:p>
-      <w:pPr>
-        <w:pStyle w:val="ListBullet"/>
-        <w:spacing w:line="240" w:lineRule="auto"/>
-        <w:ind w:left="720"/>
-      </w:pPr>
-      <w:r>
-        <w:rPr>
-          <w:lang w:val="gu_IN" w:bidi="gu_IN"/>
-        </w:rPr>
-      </w:r>
-      <w:hyperlink r:id="rId33">
-        <w:r>
-          <w:rPr>
-            <w:lang w:val="gu_IN" w:bidi="gu_IN"/>
-          </w:rPr>
-          <w:rPr>
-            <w:color w:val="0000EE"/>
-            <w:u w:val="single"/>
-          </w:rPr>
-          <w:t>નહેમ્યા 4:15–16</w:t>
-        </w:r>
-      </w:hyperlink>
+      <w:r>
+        <w:rPr>
+          <w:lang w:val="gu_IN" w:bidi="gu_IN"/>
+        </w:rPr>
+        <w:t>1 શમુએલ 31:9–10</w:t>
+      </w:r>
+    </w:p>
+    <w:p>
+      <w:pPr>
+        <w:pStyle w:val="ListBullet"/>
+        <w:spacing w:line="240" w:lineRule="auto"/>
+        <w:ind w:left="720"/>
+      </w:pPr>
+      <w:r>
+        <w:rPr>
+          <w:lang w:val="gu_IN" w:bidi="gu_IN"/>
+        </w:rPr>
+      </w:r>
+      <w:r>
+        <w:rPr>
+          <w:lang w:val="gu_IN" w:bidi="gu_IN"/>
+        </w:rPr>
+        <w:t>2 શમુએલ 20:8</w:t>
+      </w:r>
+    </w:p>
+    <w:p>
+      <w:pPr>
+        <w:pStyle w:val="ListBullet"/>
+        <w:spacing w:line="240" w:lineRule="auto"/>
+        <w:ind w:left="720"/>
+      </w:pPr>
+      <w:r>
+        <w:rPr>
+          <w:lang w:val="gu_IN" w:bidi="gu_IN"/>
+        </w:rPr>
+      </w:r>
+      <w:r>
+        <w:rPr>
+          <w:lang w:val="gu_IN" w:bidi="gu_IN"/>
+        </w:rPr>
+        <w:t>એફેસી 6:10–11</w:t>
+      </w:r>
+    </w:p>
+    <w:p>
+      <w:pPr>
+        <w:pStyle w:val="ListBullet"/>
+        <w:spacing w:line="240" w:lineRule="auto"/>
+        <w:ind w:left="720"/>
+      </w:pPr>
+      <w:r>
+        <w:rPr>
+          <w:lang w:val="gu_IN" w:bidi="gu_IN"/>
+        </w:rPr>
+      </w:r>
+      <w:r>
+        <w:rPr>
+          <w:lang w:val="gu_IN" w:bidi="gu_IN"/>
+        </w:rPr>
+        <w:t>યર્મિયા 51:3–4</w:t>
+      </w:r>
+    </w:p>
+    <w:p>
+      <w:pPr>
+        <w:pStyle w:val="ListBullet"/>
+        <w:spacing w:line="240" w:lineRule="auto"/>
+        <w:ind w:left="720"/>
+      </w:pPr>
+      <w:r>
+        <w:rPr>
+          <w:lang w:val="gu_IN" w:bidi="gu_IN"/>
+        </w:rPr>
+      </w:r>
+      <w:r>
+        <w:rPr>
+          <w:lang w:val="gu_IN" w:bidi="gu_IN"/>
+        </w:rPr>
+        <w:t>લૂક 11:21–23</w:t>
+      </w:r>
+    </w:p>
+    <w:p>
+      <w:pPr>
+        <w:pStyle w:val="ListBullet"/>
+        <w:spacing w:line="240" w:lineRule="auto"/>
+        <w:ind w:left="720"/>
+      </w:pPr>
+      <w:r>
+        <w:rPr>
+          <w:lang w:val="gu_IN" w:bidi="gu_IN"/>
+        </w:rPr>
+      </w:r>
+      <w:r>
+        <w:rPr>
+          <w:lang w:val="gu_IN" w:bidi="gu_IN"/>
+        </w:rPr>
+        <w:t>નહેમ્યા 4:15–16</w:t>
+      </w:r>
     </w:p>
     <w:p>
       <w:pPr>
@@ -2838,378 +2712,282 @@
           <w:lang w:val="gu_IN" w:bidi="gu_IN"/>
         </w:rPr>
       </w:r>
-      <w:hyperlink r:id="rId34">
-        <w:r>
-          <w:rPr>
-            <w:lang w:val="gu_IN" w:bidi="gu_IN"/>
-          </w:rPr>
-          <w:rPr>
-            <w:color w:val="0000EE"/>
-            <w:u w:val="single"/>
-          </w:rPr>
-          <w:t>ઉત્પતિ 49:16–18</w:t>
-        </w:r>
-      </w:hyperlink>
-    </w:p>
-    <w:p>
-      <w:pPr>
-        <w:pStyle w:val="ListBullet"/>
-        <w:spacing w:line="240" w:lineRule="auto"/>
-        <w:ind w:left="720"/>
-      </w:pPr>
-      <w:r>
-        <w:rPr>
-          <w:lang w:val="gu_IN" w:bidi="gu_IN"/>
-        </w:rPr>
-      </w:r>
-      <w:hyperlink r:id="rId35">
-        <w:r>
-          <w:rPr>
-            <w:lang w:val="gu_IN" w:bidi="gu_IN"/>
-          </w:rPr>
-          <w:rPr>
-            <w:color w:val="0000EE"/>
-            <w:u w:val="single"/>
-          </w:rPr>
-          <w:t>ઉત્પતિ 47:25–26</w:t>
-        </w:r>
-      </w:hyperlink>
-    </w:p>
-    <w:p>
-      <w:pPr>
-        <w:pStyle w:val="ListBullet"/>
-        <w:spacing w:line="240" w:lineRule="auto"/>
-        <w:ind w:left="720"/>
-      </w:pPr>
-      <w:r>
-        <w:rPr>
-          <w:lang w:val="gu_IN" w:bidi="gu_IN"/>
-        </w:rPr>
-      </w:r>
-      <w:hyperlink r:id="rId36">
-        <w:r>
-          <w:rPr>
-            <w:lang w:val="gu_IN" w:bidi="gu_IN"/>
-          </w:rPr>
-          <w:rPr>
-            <w:color w:val="0000EE"/>
-            <w:u w:val="single"/>
-          </w:rPr>
-          <w:t>ગીતશાસ્ત્ર 80:1–3</w:t>
-        </w:r>
-      </w:hyperlink>
-    </w:p>
-    <w:p>
-      <w:pPr>
-        <w:pStyle w:val="ListBullet"/>
-        <w:spacing w:line="240" w:lineRule="auto"/>
-        <w:ind w:left="720"/>
-      </w:pPr>
-      <w:r>
-        <w:rPr>
-          <w:lang w:val="gu_IN" w:bidi="gu_IN"/>
-        </w:rPr>
-      </w:r>
-      <w:hyperlink r:id="rId37">
-        <w:r>
-          <w:rPr>
-            <w:lang w:val="gu_IN" w:bidi="gu_IN"/>
-          </w:rPr>
-          <w:rPr>
-            <w:color w:val="0000EE"/>
-            <w:u w:val="single"/>
-          </w:rPr>
-          <w:t>યર્મિયા 16:19–21</w:t>
-        </w:r>
-      </w:hyperlink>
-    </w:p>
-    <w:p>
-      <w:pPr>
-        <w:pStyle w:val="ListBullet"/>
-        <w:spacing w:line="240" w:lineRule="auto"/>
-        <w:ind w:left="720"/>
-      </w:pPr>
-      <w:r>
-        <w:rPr>
-          <w:lang w:val="gu_IN" w:bidi="gu_IN"/>
-        </w:rPr>
-      </w:r>
-      <w:hyperlink r:id="rId38">
-        <w:r>
-          <w:rPr>
-            <w:lang w:val="gu_IN" w:bidi="gu_IN"/>
-          </w:rPr>
-          <w:rPr>
-            <w:color w:val="0000EE"/>
-            <w:u w:val="single"/>
-          </w:rPr>
-          <w:t>મીખાહ 6:3–5</w:t>
-        </w:r>
-      </w:hyperlink>
-    </w:p>
-    <w:p>
-      <w:pPr>
-        <w:pStyle w:val="ListBullet"/>
-        <w:spacing w:line="240" w:lineRule="auto"/>
-        <w:ind w:left="720"/>
-      </w:pPr>
-      <w:r>
-        <w:rPr>
-          <w:lang w:val="gu_IN" w:bidi="gu_IN"/>
-        </w:rPr>
-      </w:r>
-      <w:hyperlink r:id="rId39">
-        <w:r>
-          <w:rPr>
-            <w:lang w:val="gu_IN" w:bidi="gu_IN"/>
-          </w:rPr>
-          <w:rPr>
-            <w:color w:val="0000EE"/>
-            <w:u w:val="single"/>
-          </w:rPr>
-          <w:t>લૂક 2:30–32</w:t>
-        </w:r>
-      </w:hyperlink>
-    </w:p>
-    <w:p>
-      <w:pPr>
-        <w:pStyle w:val="ListBullet"/>
-        <w:spacing w:line="240" w:lineRule="auto"/>
-        <w:ind w:left="720"/>
-      </w:pPr>
-      <w:r>
-        <w:rPr>
-          <w:lang w:val="gu_IN" w:bidi="gu_IN"/>
-        </w:rPr>
-      </w:r>
-      <w:hyperlink r:id="rId40">
-        <w:r>
-          <w:rPr>
-            <w:lang w:val="gu_IN" w:bidi="gu_IN"/>
-          </w:rPr>
-          <w:rPr>
-            <w:color w:val="0000EE"/>
-            <w:u w:val="single"/>
-          </w:rPr>
-          <w:t>લૂક 8:36–37</w:t>
-        </w:r>
-      </w:hyperlink>
-    </w:p>
-    <w:p>
-      <w:pPr>
-        <w:pStyle w:val="ListBullet"/>
-        <w:spacing w:line="240" w:lineRule="auto"/>
-        <w:ind w:left="720"/>
-      </w:pPr>
-      <w:r>
-        <w:rPr>
-          <w:lang w:val="gu_IN" w:bidi="gu_IN"/>
-        </w:rPr>
-      </w:r>
-      <w:hyperlink r:id="rId41">
-        <w:r>
-          <w:rPr>
-            <w:lang w:val="gu_IN" w:bidi="gu_IN"/>
-          </w:rPr>
-          <w:rPr>
-            <w:color w:val="0000EE"/>
-            <w:u w:val="single"/>
-          </w:rPr>
-          <w:t>પ્રેરિતોના કૃત્યો 4:11–12</w:t>
-        </w:r>
-      </w:hyperlink>
-    </w:p>
-    <w:p>
-      <w:pPr>
-        <w:pStyle w:val="ListBullet"/>
-        <w:spacing w:line="240" w:lineRule="auto"/>
-        <w:ind w:left="720"/>
-      </w:pPr>
-      <w:r>
-        <w:rPr>
-          <w:lang w:val="gu_IN" w:bidi="gu_IN"/>
-        </w:rPr>
-      </w:r>
-      <w:hyperlink r:id="rId42">
-        <w:r>
-          <w:rPr>
-            <w:lang w:val="gu_IN" w:bidi="gu_IN"/>
-          </w:rPr>
-          <w:rPr>
-            <w:color w:val="0000EE"/>
-            <w:u w:val="single"/>
-          </w:rPr>
-          <w:t>પ્રેરિતોના કૃત્યો 28:28</w:t>
-        </w:r>
-      </w:hyperlink>
-    </w:p>
-    <w:p>
-      <w:pPr>
-        <w:pStyle w:val="ListBullet"/>
-        <w:spacing w:line="240" w:lineRule="auto"/>
-        <w:ind w:left="720"/>
-      </w:pPr>
-      <w:r>
-        <w:rPr>
-          <w:lang w:val="gu_IN" w:bidi="gu_IN"/>
-        </w:rPr>
-      </w:r>
-      <w:hyperlink r:id="rId43">
-        <w:r>
-          <w:rPr>
-            <w:lang w:val="gu_IN" w:bidi="gu_IN"/>
-          </w:rPr>
-          <w:rPr>
-            <w:color w:val="0000EE"/>
-            <w:u w:val="single"/>
-          </w:rPr>
-          <w:t>પ્રેરિતોના કૃત્યો 2:20–21</w:t>
-        </w:r>
-      </w:hyperlink>
-    </w:p>
-    <w:p>
-      <w:pPr>
-        <w:pStyle w:val="ListBullet"/>
-        <w:spacing w:line="240" w:lineRule="auto"/>
-        <w:ind w:left="720"/>
-      </w:pPr>
-      <w:r>
-        <w:rPr>
-          <w:lang w:val="gu_IN" w:bidi="gu_IN"/>
-        </w:rPr>
-      </w:r>
-      <w:hyperlink r:id="rId44">
-        <w:r>
-          <w:rPr>
-            <w:lang w:val="gu_IN" w:bidi="gu_IN"/>
-          </w:rPr>
-          <w:rPr>
-            <w:color w:val="0000EE"/>
-            <w:u w:val="single"/>
-          </w:rPr>
-          <w:t>રોમન 1:16–17</w:t>
-        </w:r>
-      </w:hyperlink>
-    </w:p>
-    <w:p>
-      <w:pPr>
-        <w:pStyle w:val="ListBullet"/>
-        <w:spacing w:line="240" w:lineRule="auto"/>
-        <w:ind w:left="720"/>
-      </w:pPr>
-      <w:r>
-        <w:rPr>
-          <w:lang w:val="gu_IN" w:bidi="gu_IN"/>
-        </w:rPr>
-      </w:r>
-      <w:hyperlink r:id="rId45">
-        <w:r>
-          <w:rPr>
-            <w:lang w:val="gu_IN" w:bidi="gu_IN"/>
-          </w:rPr>
-          <w:rPr>
-            <w:color w:val="0000EE"/>
-            <w:u w:val="single"/>
-          </w:rPr>
-          <w:t>રોમન 10:8–10</w:t>
-        </w:r>
-      </w:hyperlink>
-    </w:p>
-    <w:p>
-      <w:pPr>
-        <w:pStyle w:val="ListBullet"/>
-        <w:spacing w:line="240" w:lineRule="auto"/>
-        <w:ind w:left="720"/>
-      </w:pPr>
-      <w:r>
-        <w:rPr>
-          <w:lang w:val="gu_IN" w:bidi="gu_IN"/>
-        </w:rPr>
-      </w:r>
-      <w:hyperlink r:id="rId46">
-        <w:r>
-          <w:rPr>
-            <w:lang w:val="gu_IN" w:bidi="gu_IN"/>
-          </w:rPr>
-          <w:rPr>
-            <w:color w:val="0000EE"/>
-            <w:u w:val="single"/>
-          </w:rPr>
-          <w:t>એફેસીઓ 6:17–18</w:t>
-        </w:r>
-      </w:hyperlink>
-    </w:p>
-    <w:p>
-      <w:pPr>
-        <w:pStyle w:val="ListBullet"/>
-        <w:spacing w:line="240" w:lineRule="auto"/>
-        <w:ind w:left="720"/>
-      </w:pPr>
-      <w:r>
-        <w:rPr>
-          <w:lang w:val="gu_IN" w:bidi="gu_IN"/>
-        </w:rPr>
-      </w:r>
-      <w:hyperlink r:id="rId47">
-        <w:r>
-          <w:rPr>
-            <w:lang w:val="gu_IN" w:bidi="gu_IN"/>
-          </w:rPr>
-          <w:rPr>
-            <w:color w:val="0000EE"/>
-            <w:u w:val="single"/>
-          </w:rPr>
-          <w:t>ફિલિપ્પીઓ 1:28–30</w:t>
-        </w:r>
-      </w:hyperlink>
-    </w:p>
-    <w:p>
-      <w:pPr>
-        <w:pStyle w:val="ListBullet"/>
-        <w:spacing w:line="240" w:lineRule="auto"/>
-        <w:ind w:left="720"/>
-      </w:pPr>
-      <w:r>
-        <w:rPr>
-          <w:lang w:val="gu_IN" w:bidi="gu_IN"/>
-        </w:rPr>
-      </w:r>
-      <w:hyperlink r:id="rId48">
-        <w:r>
-          <w:rPr>
-            <w:lang w:val="gu_IN" w:bidi="gu_IN"/>
-          </w:rPr>
-          <w:rPr>
-            <w:color w:val="0000EE"/>
-            <w:u w:val="single"/>
-          </w:rPr>
-          <w:t>1 તિમોથી 1:15–17</w:t>
-        </w:r>
-      </w:hyperlink>
-    </w:p>
-    <w:p>
-      <w:pPr>
-        <w:pStyle w:val="ListBullet"/>
-        <w:spacing w:line="240" w:lineRule="auto"/>
-        <w:ind w:left="720"/>
-      </w:pPr>
-      <w:r>
-        <w:rPr>
-          <w:lang w:val="gu_IN" w:bidi="gu_IN"/>
-        </w:rPr>
-      </w:r>
-      <w:hyperlink r:id="rId49">
-        <w:r>
-          <w:rPr>
-            <w:lang w:val="gu_IN" w:bidi="gu_IN"/>
-          </w:rPr>
-          <w:rPr>
-            <w:color w:val="0000EE"/>
-            <w:u w:val="single"/>
-          </w:rPr>
-          <w:t>પ્રકટીકરણ 19:1–2</w:t>
-        </w:r>
-      </w:hyperlink>
+      <w:r>
+        <w:rPr>
+          <w:lang w:val="gu_IN" w:bidi="gu_IN"/>
+        </w:rPr>
+        <w:t>ઉત્પતિ 49:16–18</w:t>
+      </w:r>
+    </w:p>
+    <w:p>
+      <w:pPr>
+        <w:pStyle w:val="ListBullet"/>
+        <w:spacing w:line="240" w:lineRule="auto"/>
+        <w:ind w:left="720"/>
+      </w:pPr>
+      <w:r>
+        <w:rPr>
+          <w:lang w:val="gu_IN" w:bidi="gu_IN"/>
+        </w:rPr>
+      </w:r>
+      <w:r>
+        <w:rPr>
+          <w:lang w:val="gu_IN" w:bidi="gu_IN"/>
+        </w:rPr>
+        <w:t>ઉત્પતિ 47:25–26</w:t>
+      </w:r>
+    </w:p>
+    <w:p>
+      <w:pPr>
+        <w:pStyle w:val="ListBullet"/>
+        <w:spacing w:line="240" w:lineRule="auto"/>
+        <w:ind w:left="720"/>
+      </w:pPr>
+      <w:r>
+        <w:rPr>
+          <w:lang w:val="gu_IN" w:bidi="gu_IN"/>
+        </w:rPr>
+      </w:r>
+      <w:r>
+        <w:rPr>
+          <w:lang w:val="gu_IN" w:bidi="gu_IN"/>
+        </w:rPr>
+        <w:t>ગીતશાસ્ત્ર 80:1–3</w:t>
+      </w:r>
+    </w:p>
+    <w:p>
+      <w:pPr>
+        <w:pStyle w:val="ListBullet"/>
+        <w:spacing w:line="240" w:lineRule="auto"/>
+        <w:ind w:left="720"/>
+      </w:pPr>
+      <w:r>
+        <w:rPr>
+          <w:lang w:val="gu_IN" w:bidi="gu_IN"/>
+        </w:rPr>
+      </w:r>
+      <w:r>
+        <w:rPr>
+          <w:lang w:val="gu_IN" w:bidi="gu_IN"/>
+        </w:rPr>
+        <w:t>યર્મિયા 16:19–21</w:t>
+      </w:r>
+    </w:p>
+    <w:p>
+      <w:pPr>
+        <w:pStyle w:val="ListBullet"/>
+        <w:spacing w:line="240" w:lineRule="auto"/>
+        <w:ind w:left="720"/>
+      </w:pPr>
+      <w:r>
+        <w:rPr>
+          <w:lang w:val="gu_IN" w:bidi="gu_IN"/>
+        </w:rPr>
+      </w:r>
+      <w:r>
+        <w:rPr>
+          <w:lang w:val="gu_IN" w:bidi="gu_IN"/>
+        </w:rPr>
+        <w:t>મીખાહ 6:3–5</w:t>
+      </w:r>
+    </w:p>
+    <w:p>
+      <w:pPr>
+        <w:pStyle w:val="ListBullet"/>
+        <w:spacing w:line="240" w:lineRule="auto"/>
+        <w:ind w:left="720"/>
+      </w:pPr>
+      <w:r>
+        <w:rPr>
+          <w:lang w:val="gu_IN" w:bidi="gu_IN"/>
+        </w:rPr>
+      </w:r>
+      <w:r>
+        <w:rPr>
+          <w:lang w:val="gu_IN" w:bidi="gu_IN"/>
+        </w:rPr>
+        <w:t>લૂક 2:30–32</w:t>
+      </w:r>
+    </w:p>
+    <w:p>
+      <w:pPr>
+        <w:pStyle w:val="ListBullet"/>
+        <w:spacing w:line="240" w:lineRule="auto"/>
+        <w:ind w:left="720"/>
+      </w:pPr>
+      <w:r>
+        <w:rPr>
+          <w:lang w:val="gu_IN" w:bidi="gu_IN"/>
+        </w:rPr>
+      </w:r>
+      <w:r>
+        <w:rPr>
+          <w:lang w:val="gu_IN" w:bidi="gu_IN"/>
+        </w:rPr>
+        <w:t>લૂક 8:36–37</w:t>
+      </w:r>
+    </w:p>
+    <w:p>
+      <w:pPr>
+        <w:pStyle w:val="ListBullet"/>
+        <w:spacing w:line="240" w:lineRule="auto"/>
+        <w:ind w:left="720"/>
+      </w:pPr>
+      <w:r>
+        <w:rPr>
+          <w:lang w:val="gu_IN" w:bidi="gu_IN"/>
+        </w:rPr>
+      </w:r>
+      <w:r>
+        <w:rPr>
+          <w:lang w:val="gu_IN" w:bidi="gu_IN"/>
+        </w:rPr>
+        <w:t>પ્રેરિતોના કૃત્યો 4:11–12</w:t>
+      </w:r>
+    </w:p>
+    <w:p>
+      <w:pPr>
+        <w:pStyle w:val="ListBullet"/>
+        <w:spacing w:line="240" w:lineRule="auto"/>
+        <w:ind w:left="720"/>
+      </w:pPr>
+      <w:r>
+        <w:rPr>
+          <w:lang w:val="gu_IN" w:bidi="gu_IN"/>
+        </w:rPr>
+      </w:r>
+      <w:r>
+        <w:rPr>
+          <w:lang w:val="gu_IN" w:bidi="gu_IN"/>
+        </w:rPr>
+        <w:t>પ્રેરિતોના કૃત્યો 28:28</w:t>
+      </w:r>
+    </w:p>
+    <w:p>
+      <w:pPr>
+        <w:pStyle w:val="ListBullet"/>
+        <w:spacing w:line="240" w:lineRule="auto"/>
+        <w:ind w:left="720"/>
+      </w:pPr>
+      <w:r>
+        <w:rPr>
+          <w:lang w:val="gu_IN" w:bidi="gu_IN"/>
+        </w:rPr>
+      </w:r>
+      <w:r>
+        <w:rPr>
+          <w:lang w:val="gu_IN" w:bidi="gu_IN"/>
+        </w:rPr>
+        <w:t>પ્રેરિતોના કૃત્યો 2:20–21</w:t>
+      </w:r>
+    </w:p>
+    <w:p>
+      <w:pPr>
+        <w:pStyle w:val="ListBullet"/>
+        <w:spacing w:line="240" w:lineRule="auto"/>
+        <w:ind w:left="720"/>
+      </w:pPr>
+      <w:r>
+        <w:rPr>
+          <w:lang w:val="gu_IN" w:bidi="gu_IN"/>
+        </w:rPr>
+      </w:r>
+      <w:r>
+        <w:rPr>
+          <w:lang w:val="gu_IN" w:bidi="gu_IN"/>
+        </w:rPr>
+        <w:t>રોમન 1:16–17</w:t>
+      </w:r>
+    </w:p>
+    <w:p>
+      <w:pPr>
+        <w:pStyle w:val="ListBullet"/>
+        <w:spacing w:line="240" w:lineRule="auto"/>
+        <w:ind w:left="720"/>
+      </w:pPr>
+      <w:r>
+        <w:rPr>
+          <w:lang w:val="gu_IN" w:bidi="gu_IN"/>
+        </w:rPr>
+      </w:r>
+      <w:r>
+        <w:rPr>
+          <w:lang w:val="gu_IN" w:bidi="gu_IN"/>
+        </w:rPr>
+        <w:t>રોમન 10:8–10</w:t>
+      </w:r>
+    </w:p>
+    <w:p>
+      <w:pPr>
+        <w:pStyle w:val="ListBullet"/>
+        <w:spacing w:line="240" w:lineRule="auto"/>
+        <w:ind w:left="720"/>
+      </w:pPr>
+      <w:r>
+        <w:rPr>
+          <w:lang w:val="gu_IN" w:bidi="gu_IN"/>
+        </w:rPr>
+      </w:r>
+      <w:r>
+        <w:rPr>
+          <w:lang w:val="gu_IN" w:bidi="gu_IN"/>
+        </w:rPr>
+        <w:t>એફેસીઓ 6:17–18</w:t>
+      </w:r>
+    </w:p>
+    <w:p>
+      <w:pPr>
+        <w:pStyle w:val="ListBullet"/>
+        <w:spacing w:line="240" w:lineRule="auto"/>
+        <w:ind w:left="720"/>
+      </w:pPr>
+      <w:r>
+        <w:rPr>
+          <w:lang w:val="gu_IN" w:bidi="gu_IN"/>
+        </w:rPr>
+      </w:r>
+      <w:r>
+        <w:rPr>
+          <w:lang w:val="gu_IN" w:bidi="gu_IN"/>
+        </w:rPr>
+        <w:t>ફિલિપ્પીઓ 1:28–30</w:t>
+      </w:r>
+    </w:p>
+    <w:p>
+      <w:pPr>
+        <w:pStyle w:val="ListBullet"/>
+        <w:spacing w:line="240" w:lineRule="auto"/>
+        <w:ind w:left="720"/>
+      </w:pPr>
+      <w:r>
+        <w:rPr>
+          <w:lang w:val="gu_IN" w:bidi="gu_IN"/>
+        </w:rPr>
+      </w:r>
+      <w:r>
+        <w:rPr>
+          <w:lang w:val="gu_IN" w:bidi="gu_IN"/>
+        </w:rPr>
+        <w:t>1 તિમોથી 1:15–17</w:t>
+      </w:r>
+    </w:p>
+    <w:p>
+      <w:pPr>
+        <w:pStyle w:val="ListBullet"/>
+        <w:spacing w:line="240" w:lineRule="auto"/>
+        <w:ind w:left="720"/>
+      </w:pPr>
+      <w:r>
+        <w:rPr>
+          <w:lang w:val="gu_IN" w:bidi="gu_IN"/>
+        </w:rPr>
+      </w:r>
+      <w:r>
+        <w:rPr>
+          <w:lang w:val="gu_IN" w:bidi="gu_IN"/>
+        </w:rPr>
+        <w:t>પ્રકટીકરણ 19:1–2</w:t>
+      </w:r>
     </w:p>
     <w:p>
       <w:pPr>
@@ -3920,114 +3698,84 @@
           <w:lang w:val="gu_IN" w:bidi="gu_IN"/>
         </w:rPr>
       </w:r>
-      <w:hyperlink r:id="rId50">
-        <w:r>
-          <w:rPr>
-            <w:lang w:val="gu_IN" w:bidi="gu_IN"/>
-          </w:rPr>
-          <w:rPr>
-            <w:color w:val="0000EE"/>
-            <w:u w:val="single"/>
-          </w:rPr>
-          <w:t>1 રાજા 20:11–12</w:t>
-        </w:r>
-      </w:hyperlink>
-    </w:p>
-    <w:p>
-      <w:pPr>
-        <w:pStyle w:val="ListBullet"/>
-        <w:spacing w:line="240" w:lineRule="auto"/>
-        <w:ind w:left="720"/>
-      </w:pPr>
-      <w:r>
-        <w:rPr>
-          <w:lang w:val="gu_IN" w:bidi="gu_IN"/>
-        </w:rPr>
-      </w:r>
-      <w:hyperlink r:id="rId51">
-        <w:r>
-          <w:rPr>
-            <w:lang w:val="gu_IN" w:bidi="gu_IN"/>
-          </w:rPr>
-          <w:rPr>
-            <w:color w:val="0000EE"/>
-            <w:u w:val="single"/>
-          </w:rPr>
-          <w:t>2 તિમોથી 3:1–4</w:t>
-        </w:r>
-      </w:hyperlink>
-    </w:p>
-    <w:p>
-      <w:pPr>
-        <w:pStyle w:val="ListBullet"/>
-        <w:spacing w:line="240" w:lineRule="auto"/>
-        <w:ind w:left="720"/>
-      </w:pPr>
-      <w:r>
-        <w:rPr>
-          <w:lang w:val="gu_IN" w:bidi="gu_IN"/>
-        </w:rPr>
-      </w:r>
-      <w:hyperlink r:id="rId52">
-        <w:r>
-          <w:rPr>
-            <w:lang w:val="gu_IN" w:bidi="gu_IN"/>
-          </w:rPr>
-          <w:rPr>
-            <w:color w:val="0000EE"/>
-            <w:u w:val="single"/>
-          </w:rPr>
-          <w:t>યાકૂબ 3:13–14</w:t>
-        </w:r>
-      </w:hyperlink>
-    </w:p>
-    <w:p>
-      <w:pPr>
-        <w:pStyle w:val="ListBullet"/>
-        <w:spacing w:line="240" w:lineRule="auto"/>
-        <w:ind w:left="720"/>
-      </w:pPr>
-      <w:r>
-        <w:rPr>
-          <w:lang w:val="gu_IN" w:bidi="gu_IN"/>
-        </w:rPr>
-      </w:r>
-      <w:hyperlink r:id="rId53">
-        <w:r>
-          <w:rPr>
-            <w:lang w:val="gu_IN" w:bidi="gu_IN"/>
-          </w:rPr>
-          <w:rPr>
-            <w:color w:val="0000EE"/>
-            <w:u w:val="single"/>
-          </w:rPr>
-          <w:t>યાકૂબ 4:15–17</w:t>
-        </w:r>
-      </w:hyperlink>
-    </w:p>
-    <w:p>
-      <w:pPr>
-        <w:pStyle w:val="ListBullet"/>
-        <w:spacing w:line="240" w:lineRule="auto"/>
-        <w:ind w:left="720"/>
-      </w:pPr>
-      <w:r>
-        <w:rPr>
-          <w:lang w:val="gu_IN" w:bidi="gu_IN"/>
-        </w:rPr>
-      </w:r>
-      <w:hyperlink r:id="rId54">
-        <w:r>
-          <w:rPr>
-            <w:lang w:val="gu_IN" w:bidi="gu_IN"/>
-          </w:rPr>
-          <w:rPr>
-            <w:color w:val="0000EE"/>
-            <w:u w:val="single"/>
-          </w:rPr>
-          <w:t>ગીતશાસ્ત્ર 44:7–8</w:t>
-        </w:r>
-      </w:hyperlink>
+      <w:r>
+        <w:rPr>
+          <w:lang w:val="gu_IN" w:bidi="gu_IN"/>
+        </w:rPr>
+        <w:t>1 રાજા 20:11–12</w:t>
+      </w:r>
+    </w:p>
+    <w:p>
+      <w:pPr>
+        <w:pStyle w:val="ListBullet"/>
+        <w:spacing w:line="240" w:lineRule="auto"/>
+        <w:ind w:left="720"/>
+      </w:pPr>
+      <w:r>
+        <w:rPr>
+          <w:lang w:val="gu_IN" w:bidi="gu_IN"/>
+        </w:rPr>
+      </w:r>
+      <w:r>
+        <w:rPr>
+          <w:lang w:val="gu_IN" w:bidi="gu_IN"/>
+        </w:rPr>
+        <w:t>2 તિમોથી 3:1–4</w:t>
+      </w:r>
+    </w:p>
+    <w:p>
+      <w:pPr>
+        <w:pStyle w:val="ListBullet"/>
+        <w:spacing w:line="240" w:lineRule="auto"/>
+        <w:ind w:left="720"/>
+      </w:pPr>
+      <w:r>
+        <w:rPr>
+          <w:lang w:val="gu_IN" w:bidi="gu_IN"/>
+        </w:rPr>
+      </w:r>
+      <w:r>
+        <w:rPr>
+          <w:lang w:val="gu_IN" w:bidi="gu_IN"/>
+        </w:rPr>
+        <w:t>યાકૂબ 3:13–14</w:t>
+      </w:r>
+    </w:p>
+    <w:p>
+      <w:pPr>
+        <w:pStyle w:val="ListBullet"/>
+        <w:spacing w:line="240" w:lineRule="auto"/>
+        <w:ind w:left="720"/>
+      </w:pPr>
+      <w:r>
+        <w:rPr>
+          <w:lang w:val="gu_IN" w:bidi="gu_IN"/>
+        </w:rPr>
+      </w:r>
+      <w:r>
+        <w:rPr>
+          <w:lang w:val="gu_IN" w:bidi="gu_IN"/>
+        </w:rPr>
+        <w:t>યાકૂબ 4:15–17</w:t>
+      </w:r>
+    </w:p>
+    <w:p>
+      <w:pPr>
+        <w:pStyle w:val="ListBullet"/>
+        <w:spacing w:line="240" w:lineRule="auto"/>
+        <w:ind w:left="720"/>
+      </w:pPr>
+      <w:r>
+        <w:rPr>
+          <w:lang w:val="gu_IN" w:bidi="gu_IN"/>
+        </w:rPr>
+      </w:r>
+      <w:r>
+        <w:rPr>
+          <w:lang w:val="gu_IN" w:bidi="gu_IN"/>
+        </w:rPr>
+        <w:t>ગીતશાસ્ત્ર 44:7–8</w:t>
+      </w:r>
     </w:p>
     <w:p>
       <w:pPr>
@@ -4277,42 +4025,30 @@
           <w:lang w:val="gu_IN" w:bidi="gu_IN"/>
         </w:rPr>
       </w:r>
-      <w:hyperlink r:id="rId55">
-        <w:r>
-          <w:rPr>
-            <w:lang w:val="gu_IN" w:bidi="gu_IN"/>
-          </w:rPr>
-          <w:rPr>
-            <w:color w:val="0000EE"/>
-            <w:u w:val="single"/>
-          </w:rPr>
-          <w:t>1 કાળવૃતાંત 4:29–31</w:t>
-        </w:r>
-      </w:hyperlink>
-    </w:p>
-    <w:p>
-      <w:pPr>
-        <w:pStyle w:val="ListBullet"/>
-        <w:spacing w:line="240" w:lineRule="auto"/>
-        <w:ind w:left="720"/>
-      </w:pPr>
-      <w:r>
-        <w:rPr>
-          <w:lang w:val="gu_IN" w:bidi="gu_IN"/>
-        </w:rPr>
-      </w:r>
-      <w:hyperlink r:id="rId56">
-        <w:r>
-          <w:rPr>
-            <w:lang w:val="gu_IN" w:bidi="gu_IN"/>
-          </w:rPr>
-          <w:rPr>
-            <w:color w:val="0000EE"/>
-            <w:u w:val="single"/>
-          </w:rPr>
-          <w:t>ઉત્પત્તિ 28:1–2</w:t>
-        </w:r>
-      </w:hyperlink>
+      <w:r>
+        <w:rPr>
+          <w:lang w:val="gu_IN" w:bidi="gu_IN"/>
+        </w:rPr>
+        <w:t>1 કાળવૃતાંત 4:29–31</w:t>
+      </w:r>
+    </w:p>
+    <w:p>
+      <w:pPr>
+        <w:pStyle w:val="ListBullet"/>
+        <w:spacing w:line="240" w:lineRule="auto"/>
+        <w:ind w:left="720"/>
+      </w:pPr>
+      <w:r>
+        <w:rPr>
+          <w:lang w:val="gu_IN" w:bidi="gu_IN"/>
+        </w:rPr>
+      </w:r>
+      <w:r>
+        <w:rPr>
+          <w:lang w:val="gu_IN" w:bidi="gu_IN"/>
+        </w:rPr>
+        <w:t>ઉત્પત્તિ 28:1–2</w:t>
+      </w:r>
     </w:p>
     <w:p>
       <w:pPr>
@@ -4572,186 +4308,138 @@
           <w:lang w:val="gu_IN" w:bidi="gu_IN"/>
         </w:rPr>
       </w:r>
-      <w:hyperlink r:id="rId57">
-        <w:r>
-          <w:rPr>
-            <w:lang w:val="gu_IN" w:bidi="gu_IN"/>
-          </w:rPr>
-          <w:rPr>
-            <w:color w:val="0000EE"/>
-            <w:u w:val="single"/>
-          </w:rPr>
-          <w:t>પુનર્નિયમ 32:5–6</w:t>
-        </w:r>
-      </w:hyperlink>
-    </w:p>
-    <w:p>
-      <w:pPr>
-        <w:pStyle w:val="ListBullet"/>
-        <w:spacing w:line="240" w:lineRule="auto"/>
-        <w:ind w:left="720"/>
-      </w:pPr>
-      <w:r>
-        <w:rPr>
-          <w:lang w:val="gu_IN" w:bidi="gu_IN"/>
-        </w:rPr>
-      </w:r>
-      <w:hyperlink r:id="rId58">
-        <w:r>
-          <w:rPr>
-            <w:lang w:val="gu_IN" w:bidi="gu_IN"/>
-          </w:rPr>
-          <w:rPr>
-            <w:color w:val="0000EE"/>
-            <w:u w:val="single"/>
-          </w:rPr>
-          <w:t>યશાયા 40:9–10</w:t>
-        </w:r>
-      </w:hyperlink>
-    </w:p>
-    <w:p>
-      <w:pPr>
-        <w:pStyle w:val="ListBullet"/>
-        <w:spacing w:line="240" w:lineRule="auto"/>
-        <w:ind w:left="720"/>
-      </w:pPr>
-      <w:r>
-        <w:rPr>
-          <w:lang w:val="gu_IN" w:bidi="gu_IN"/>
-        </w:rPr>
-      </w:r>
-      <w:hyperlink r:id="rId59">
-        <w:r>
-          <w:rPr>
-            <w:lang w:val="gu_IN" w:bidi="gu_IN"/>
-          </w:rPr>
-          <w:rPr>
-            <w:color w:val="0000EE"/>
-            <w:u w:val="single"/>
-          </w:rPr>
-          <w:t>લૂક 6:35–36</w:t>
-        </w:r>
-      </w:hyperlink>
-    </w:p>
-    <w:p>
-      <w:pPr>
-        <w:pStyle w:val="ListBullet"/>
-        <w:spacing w:line="240" w:lineRule="auto"/>
-        <w:ind w:left="720"/>
-      </w:pPr>
-      <w:r>
-        <w:rPr>
-          <w:lang w:val="gu_IN" w:bidi="gu_IN"/>
-        </w:rPr>
-      </w:r>
-      <w:hyperlink r:id="rId60">
-        <w:r>
-          <w:rPr>
-            <w:lang w:val="gu_IN" w:bidi="gu_IN"/>
-          </w:rPr>
-          <w:rPr>
-            <w:color w:val="0000EE"/>
-            <w:u w:val="single"/>
-          </w:rPr>
-          <w:t>માર્ક 9:40–41</w:t>
-        </w:r>
-      </w:hyperlink>
-    </w:p>
-    <w:p>
-      <w:pPr>
-        <w:pStyle w:val="ListBullet"/>
-        <w:spacing w:line="240" w:lineRule="auto"/>
-        <w:ind w:left="720"/>
-      </w:pPr>
-      <w:r>
-        <w:rPr>
-          <w:lang w:val="gu_IN" w:bidi="gu_IN"/>
-        </w:rPr>
-      </w:r>
-      <w:hyperlink r:id="rId61">
-        <w:r>
-          <w:rPr>
-            <w:lang w:val="gu_IN" w:bidi="gu_IN"/>
-          </w:rPr>
-          <w:rPr>
-            <w:color w:val="0000EE"/>
-            <w:u w:val="single"/>
-          </w:rPr>
-          <w:t>માથ્થી 5:11–12</w:t>
-        </w:r>
-      </w:hyperlink>
-    </w:p>
-    <w:p>
-      <w:pPr>
-        <w:pStyle w:val="ListBullet"/>
-        <w:spacing w:line="240" w:lineRule="auto"/>
-        <w:ind w:left="720"/>
-      </w:pPr>
-      <w:r>
-        <w:rPr>
-          <w:lang w:val="gu_IN" w:bidi="gu_IN"/>
-        </w:rPr>
-      </w:r>
-      <w:hyperlink r:id="rId62">
-        <w:r>
-          <w:rPr>
-            <w:lang w:val="gu_IN" w:bidi="gu_IN"/>
-          </w:rPr>
-          <w:rPr>
-            <w:color w:val="0000EE"/>
-            <w:u w:val="single"/>
-          </w:rPr>
-          <w:t>માથ્થી 6:3–4</w:t>
-        </w:r>
-      </w:hyperlink>
-    </w:p>
-    <w:p>
-      <w:pPr>
-        <w:pStyle w:val="ListBullet"/>
-        <w:spacing w:line="240" w:lineRule="auto"/>
-        <w:ind w:left="720"/>
-      </w:pPr>
-      <w:r>
-        <w:rPr>
-          <w:lang w:val="gu_IN" w:bidi="gu_IN"/>
-        </w:rPr>
-      </w:r>
-      <w:hyperlink r:id="rId63">
-        <w:r>
-          <w:rPr>
-            <w:lang w:val="gu_IN" w:bidi="gu_IN"/>
-          </w:rPr>
-          <w:rPr>
-            <w:color w:val="0000EE"/>
-            <w:u w:val="single"/>
-          </w:rPr>
-          <w:t>ગીતશાસ્ત્ર 127:3–5</w:t>
-        </w:r>
-      </w:hyperlink>
-    </w:p>
-    <w:p>
-      <w:pPr>
-        <w:pStyle w:val="ListBullet"/>
-        <w:spacing w:line="240" w:lineRule="auto"/>
-        <w:ind w:left="720"/>
-      </w:pPr>
-      <w:r>
-        <w:rPr>
-          <w:lang w:val="gu_IN" w:bidi="gu_IN"/>
-        </w:rPr>
-      </w:r>
-      <w:hyperlink r:id="rId64">
-        <w:r>
-          <w:rPr>
-            <w:lang w:val="gu_IN" w:bidi="gu_IN"/>
-          </w:rPr>
-          <w:rPr>
-            <w:color w:val="0000EE"/>
-            <w:u w:val="single"/>
-          </w:rPr>
-          <w:t>પ્રકટીકરણ 11:18</w:t>
-        </w:r>
-      </w:hyperlink>
+      <w:r>
+        <w:rPr>
+          <w:lang w:val="gu_IN" w:bidi="gu_IN"/>
+        </w:rPr>
+        <w:t>પુનર્નિયમ 32:5–6</w:t>
+      </w:r>
+    </w:p>
+    <w:p>
+      <w:pPr>
+        <w:pStyle w:val="ListBullet"/>
+        <w:spacing w:line="240" w:lineRule="auto"/>
+        <w:ind w:left="720"/>
+      </w:pPr>
+      <w:r>
+        <w:rPr>
+          <w:lang w:val="gu_IN" w:bidi="gu_IN"/>
+        </w:rPr>
+      </w:r>
+      <w:r>
+        <w:rPr>
+          <w:lang w:val="gu_IN" w:bidi="gu_IN"/>
+        </w:rPr>
+        <w:t>યશાયા 40:9–10</w:t>
+      </w:r>
+    </w:p>
+    <w:p>
+      <w:pPr>
+        <w:pStyle w:val="ListBullet"/>
+        <w:spacing w:line="240" w:lineRule="auto"/>
+        <w:ind w:left="720"/>
+      </w:pPr>
+      <w:r>
+        <w:rPr>
+          <w:lang w:val="gu_IN" w:bidi="gu_IN"/>
+        </w:rPr>
+      </w:r>
+      <w:r>
+        <w:rPr>
+          <w:lang w:val="gu_IN" w:bidi="gu_IN"/>
+        </w:rPr>
+        <w:t>લૂક 6:35–36</w:t>
+      </w:r>
+    </w:p>
+    <w:p>
+      <w:pPr>
+        <w:pStyle w:val="ListBullet"/>
+        <w:spacing w:line="240" w:lineRule="auto"/>
+        <w:ind w:left="720"/>
+      </w:pPr>
+      <w:r>
+        <w:rPr>
+          <w:lang w:val="gu_IN" w:bidi="gu_IN"/>
+        </w:rPr>
+      </w:r>
+      <w:r>
+        <w:rPr>
+          <w:lang w:val="gu_IN" w:bidi="gu_IN"/>
+        </w:rPr>
+        <w:t>માર્ક 9:40–41</w:t>
+      </w:r>
+    </w:p>
+    <w:p>
+      <w:pPr>
+        <w:pStyle w:val="ListBullet"/>
+        <w:spacing w:line="240" w:lineRule="auto"/>
+        <w:ind w:left="720"/>
+      </w:pPr>
+      <w:r>
+        <w:rPr>
+          <w:lang w:val="gu_IN" w:bidi="gu_IN"/>
+        </w:rPr>
+      </w:r>
+      <w:r>
+        <w:rPr>
+          <w:lang w:val="gu_IN" w:bidi="gu_IN"/>
+        </w:rPr>
+        <w:t>માથ્થી 5:11–12</w:t>
+      </w:r>
+    </w:p>
+    <w:p>
+      <w:pPr>
+        <w:pStyle w:val="ListBullet"/>
+        <w:spacing w:line="240" w:lineRule="auto"/>
+        <w:ind w:left="720"/>
+      </w:pPr>
+      <w:r>
+        <w:rPr>
+          <w:lang w:val="gu_IN" w:bidi="gu_IN"/>
+        </w:rPr>
+      </w:r>
+      <w:r>
+        <w:rPr>
+          <w:lang w:val="gu_IN" w:bidi="gu_IN"/>
+        </w:rPr>
+        <w:t>માથ્થી 6:3–4</w:t>
+      </w:r>
+    </w:p>
+    <w:p>
+      <w:pPr>
+        <w:pStyle w:val="ListBullet"/>
+        <w:spacing w:line="240" w:lineRule="auto"/>
+        <w:ind w:left="720"/>
+      </w:pPr>
+      <w:r>
+        <w:rPr>
+          <w:lang w:val="gu_IN" w:bidi="gu_IN"/>
+        </w:rPr>
+      </w:r>
+      <w:r>
+        <w:rPr>
+          <w:lang w:val="gu_IN" w:bidi="gu_IN"/>
+        </w:rPr>
+        <w:t>ગીતશાસ્ત્ર 127:3–5</w:t>
+      </w:r>
+    </w:p>
+    <w:p>
+      <w:pPr>
+        <w:pStyle w:val="ListBullet"/>
+        <w:spacing w:line="240" w:lineRule="auto"/>
+        <w:ind w:left="720"/>
+      </w:pPr>
+      <w:r>
+        <w:rPr>
+          <w:lang w:val="gu_IN" w:bidi="gu_IN"/>
+        </w:rPr>
+      </w:r>
+      <w:r>
+        <w:rPr>
+          <w:lang w:val="gu_IN" w:bidi="gu_IN"/>
+        </w:rPr>
+        <w:t>પ્રકટીકરણ 11:18</w:t>
+      </w:r>
     </w:p>
     <w:p>
       <w:pPr>
@@ -4993,66 +4681,48 @@
           <w:lang w:val="gu_IN" w:bidi="gu_IN"/>
         </w:rPr>
       </w:r>
-      <w:hyperlink r:id="rId65">
-        <w:r>
-          <w:rPr>
-            <w:lang w:val="gu_IN" w:bidi="gu_IN"/>
-          </w:rPr>
-          <w:rPr>
-            <w:color w:val="0000EE"/>
-            <w:u w:val="single"/>
-          </w:rPr>
-          <w:t>1કાળવૃતાંત 4:34–38</w:t>
-        </w:r>
-      </w:hyperlink>
-    </w:p>
-    <w:p>
-      <w:pPr>
-        <w:pStyle w:val="ListBullet"/>
-        <w:spacing w:line="240" w:lineRule="auto"/>
-        <w:ind w:left="720"/>
-      </w:pPr>
-      <w:r>
-        <w:rPr>
-          <w:lang w:val="gu_IN" w:bidi="gu_IN"/>
-        </w:rPr>
-      </w:r>
-      <w:hyperlink r:id="rId66">
-        <w:r>
-          <w:rPr>
-            <w:lang w:val="gu_IN" w:bidi="gu_IN"/>
-          </w:rPr>
-          <w:rPr>
-            <w:color w:val="0000EE"/>
-            <w:u w:val="single"/>
-          </w:rPr>
-          <w:t>1 રાજા 1:7–8</w:t>
-        </w:r>
-      </w:hyperlink>
-    </w:p>
-    <w:p>
-      <w:pPr>
-        <w:pStyle w:val="ListBullet"/>
-        <w:spacing w:line="240" w:lineRule="auto"/>
-        <w:ind w:left="720"/>
-      </w:pPr>
-      <w:r>
-        <w:rPr>
-          <w:lang w:val="gu_IN" w:bidi="gu_IN"/>
-        </w:rPr>
-      </w:r>
-      <w:hyperlink r:id="rId67">
-        <w:r>
-          <w:rPr>
-            <w:lang w:val="gu_IN" w:bidi="gu_IN"/>
-          </w:rPr>
-          <w:rPr>
-            <w:color w:val="0000EE"/>
-            <w:u w:val="single"/>
-          </w:rPr>
-          <w:t>2 શમુએલ 23:20–21</w:t>
-        </w:r>
-      </w:hyperlink>
+      <w:r>
+        <w:rPr>
+          <w:lang w:val="gu_IN" w:bidi="gu_IN"/>
+        </w:rPr>
+        <w:t>1કાળવૃતાંત 4:34–38</w:t>
+      </w:r>
+    </w:p>
+    <w:p>
+      <w:pPr>
+        <w:pStyle w:val="ListBullet"/>
+        <w:spacing w:line="240" w:lineRule="auto"/>
+        <w:ind w:left="720"/>
+      </w:pPr>
+      <w:r>
+        <w:rPr>
+          <w:lang w:val="gu_IN" w:bidi="gu_IN"/>
+        </w:rPr>
+      </w:r>
+      <w:r>
+        <w:rPr>
+          <w:lang w:val="gu_IN" w:bidi="gu_IN"/>
+        </w:rPr>
+        <w:t>1 રાજા 1:7–8</w:t>
+      </w:r>
+    </w:p>
+    <w:p>
+      <w:pPr>
+        <w:pStyle w:val="ListBullet"/>
+        <w:spacing w:line="240" w:lineRule="auto"/>
+        <w:ind w:left="720"/>
+      </w:pPr>
+      <w:r>
+        <w:rPr>
+          <w:lang w:val="gu_IN" w:bidi="gu_IN"/>
+        </w:rPr>
+      </w:r>
+      <w:r>
+        <w:rPr>
+          <w:lang w:val="gu_IN" w:bidi="gu_IN"/>
+        </w:rPr>
+        <w:t>2 શમુએલ 23:20–21</w:t>
+      </w:r>
     </w:p>
     <w:p>
       <w:pPr>
@@ -5360,114 +5030,84 @@
           <w:lang w:val="gu_IN" w:bidi="gu_IN"/>
         </w:rPr>
       </w:r>
-      <w:hyperlink r:id="rId68">
-        <w:r>
-          <w:rPr>
-            <w:lang w:val="gu_IN" w:bidi="gu_IN"/>
-          </w:rPr>
-          <w:rPr>
-            <w:color w:val="0000EE"/>
-            <w:u w:val="single"/>
-          </w:rPr>
-          <w:t>નિર્ગમન 4:6–7</w:t>
-        </w:r>
-      </w:hyperlink>
-    </w:p>
-    <w:p>
-      <w:pPr>
-        <w:pStyle w:val="ListBullet"/>
-        <w:spacing w:line="240" w:lineRule="auto"/>
-        <w:ind w:left="720"/>
-      </w:pPr>
-      <w:r>
-        <w:rPr>
-          <w:lang w:val="gu_IN" w:bidi="gu_IN"/>
-        </w:rPr>
-      </w:r>
-      <w:hyperlink r:id="rId69">
-        <w:r>
-          <w:rPr>
-            <w:lang w:val="gu_IN" w:bidi="gu_IN"/>
-          </w:rPr>
-          <w:rPr>
-            <w:color w:val="0000EE"/>
-            <w:u w:val="single"/>
-          </w:rPr>
-          <w:t>અયૂબ 37:4–6</w:t>
-        </w:r>
-      </w:hyperlink>
-    </w:p>
-    <w:p>
-      <w:pPr>
-        <w:pStyle w:val="ListBullet"/>
-        <w:spacing w:line="240" w:lineRule="auto"/>
-        <w:ind w:left="720"/>
-      </w:pPr>
-      <w:r>
-        <w:rPr>
-          <w:lang w:val="gu_IN" w:bidi="gu_IN"/>
-        </w:rPr>
-      </w:r>
-      <w:hyperlink r:id="rId70">
-        <w:r>
-          <w:rPr>
-            <w:lang w:val="gu_IN" w:bidi="gu_IN"/>
-          </w:rPr>
-          <w:rPr>
-            <w:color w:val="0000EE"/>
-            <w:u w:val="single"/>
-          </w:rPr>
-          <w:t>માથ્થી 28:3–4</w:t>
-        </w:r>
-      </w:hyperlink>
-    </w:p>
-    <w:p>
-      <w:pPr>
-        <w:pStyle w:val="ListBullet"/>
-        <w:spacing w:line="240" w:lineRule="auto"/>
-        <w:ind w:left="720"/>
-      </w:pPr>
-      <w:r>
-        <w:rPr>
-          <w:lang w:val="gu_IN" w:bidi="gu_IN"/>
-        </w:rPr>
-      </w:r>
-      <w:hyperlink r:id="rId71">
-        <w:r>
-          <w:rPr>
-            <w:lang w:val="gu_IN" w:bidi="gu_IN"/>
-          </w:rPr>
-          <w:rPr>
-            <w:color w:val="0000EE"/>
-            <w:u w:val="single"/>
-          </w:rPr>
-          <w:t>ગીતશાસ્ત્ર 147:15–16</w:t>
-        </w:r>
-      </w:hyperlink>
-    </w:p>
-    <w:p>
-      <w:pPr>
-        <w:pStyle w:val="ListBullet"/>
-        <w:spacing w:line="240" w:lineRule="auto"/>
-        <w:ind w:left="720"/>
-      </w:pPr>
-      <w:r>
-        <w:rPr>
-          <w:lang w:val="gu_IN" w:bidi="gu_IN"/>
-        </w:rPr>
-      </w:r>
-      <w:hyperlink r:id="rId72">
-        <w:r>
-          <w:rPr>
-            <w:lang w:val="gu_IN" w:bidi="gu_IN"/>
-          </w:rPr>
-          <w:rPr>
-            <w:color w:val="0000EE"/>
-            <w:u w:val="single"/>
-          </w:rPr>
-          <w:t>પ્રકટીકરણ 1:14–16</w:t>
-        </w:r>
-      </w:hyperlink>
+      <w:r>
+        <w:rPr>
+          <w:lang w:val="gu_IN" w:bidi="gu_IN"/>
+        </w:rPr>
+        <w:t>નિર્ગમન 4:6–7</w:t>
+      </w:r>
+    </w:p>
+    <w:p>
+      <w:pPr>
+        <w:pStyle w:val="ListBullet"/>
+        <w:spacing w:line="240" w:lineRule="auto"/>
+        <w:ind w:left="720"/>
+      </w:pPr>
+      <w:r>
+        <w:rPr>
+          <w:lang w:val="gu_IN" w:bidi="gu_IN"/>
+        </w:rPr>
+      </w:r>
+      <w:r>
+        <w:rPr>
+          <w:lang w:val="gu_IN" w:bidi="gu_IN"/>
+        </w:rPr>
+        <w:t>અયૂબ 37:4–6</w:t>
+      </w:r>
+    </w:p>
+    <w:p>
+      <w:pPr>
+        <w:pStyle w:val="ListBullet"/>
+        <w:spacing w:line="240" w:lineRule="auto"/>
+        <w:ind w:left="720"/>
+      </w:pPr>
+      <w:r>
+        <w:rPr>
+          <w:lang w:val="gu_IN" w:bidi="gu_IN"/>
+        </w:rPr>
+      </w:r>
+      <w:r>
+        <w:rPr>
+          <w:lang w:val="gu_IN" w:bidi="gu_IN"/>
+        </w:rPr>
+        <w:t>માથ્થી 28:3–4</w:t>
+      </w:r>
+    </w:p>
+    <w:p>
+      <w:pPr>
+        <w:pStyle w:val="ListBullet"/>
+        <w:spacing w:line="240" w:lineRule="auto"/>
+        <w:ind w:left="720"/>
+      </w:pPr>
+      <w:r>
+        <w:rPr>
+          <w:lang w:val="gu_IN" w:bidi="gu_IN"/>
+        </w:rPr>
+      </w:r>
+      <w:r>
+        <w:rPr>
+          <w:lang w:val="gu_IN" w:bidi="gu_IN"/>
+        </w:rPr>
+        <w:t>ગીતશાસ્ત્ર 147:15–16</w:t>
+      </w:r>
+    </w:p>
+    <w:p>
+      <w:pPr>
+        <w:pStyle w:val="ListBullet"/>
+        <w:spacing w:line="240" w:lineRule="auto"/>
+        <w:ind w:left="720"/>
+      </w:pPr>
+      <w:r>
+        <w:rPr>
+          <w:lang w:val="gu_IN" w:bidi="gu_IN"/>
+        </w:rPr>
+      </w:r>
+      <w:r>
+        <w:rPr>
+          <w:lang w:val="gu_IN" w:bidi="gu_IN"/>
+        </w:rPr>
+        <w:t>પ્રકટીકરણ 1:14–16</w:t>
+      </w:r>
     </w:p>
     <w:p>
       <w:pPr>
@@ -5697,90 +5337,66 @@
           <w:lang w:val="gu_IN" w:bidi="gu_IN"/>
         </w:rPr>
       </w:r>
-      <w:hyperlink r:id="rId73">
-        <w:r>
-          <w:rPr>
-            <w:lang w:val="gu_IN" w:bidi="gu_IN"/>
-          </w:rPr>
-          <w:rPr>
-            <w:color w:val="0000EE"/>
-            <w:u w:val="single"/>
-          </w:rPr>
-          <w:t>યોહાન 18:38–40</w:t>
-        </w:r>
-      </w:hyperlink>
-    </w:p>
-    <w:p>
-      <w:pPr>
-        <w:pStyle w:val="ListBullet"/>
-        <w:spacing w:line="240" w:lineRule="auto"/>
-        <w:ind w:left="720"/>
-      </w:pPr>
-      <w:r>
-        <w:rPr>
-          <w:lang w:val="gu_IN" w:bidi="gu_IN"/>
-        </w:rPr>
-      </w:r>
-      <w:hyperlink r:id="rId74">
-        <w:r>
-          <w:rPr>
-            <w:lang w:val="gu_IN" w:bidi="gu_IN"/>
-          </w:rPr>
-          <w:rPr>
-            <w:color w:val="0000EE"/>
-            <w:u w:val="single"/>
-          </w:rPr>
-          <w:t>લૂક 23:18–19</w:t>
-        </w:r>
-      </w:hyperlink>
-    </w:p>
-    <w:p>
-      <w:pPr>
-        <w:pStyle w:val="ListBullet"/>
-        <w:spacing w:line="240" w:lineRule="auto"/>
-        <w:ind w:left="720"/>
-      </w:pPr>
-      <w:r>
-        <w:rPr>
-          <w:lang w:val="gu_IN" w:bidi="gu_IN"/>
-        </w:rPr>
-      </w:r>
-      <w:hyperlink r:id="rId75">
-        <w:r>
-          <w:rPr>
-            <w:lang w:val="gu_IN" w:bidi="gu_IN"/>
-          </w:rPr>
-          <w:rPr>
-            <w:color w:val="0000EE"/>
-            <w:u w:val="single"/>
-          </w:rPr>
-          <w:t>માર્ક 15:6–8</w:t>
-        </w:r>
-      </w:hyperlink>
-    </w:p>
-    <w:p>
-      <w:pPr>
-        <w:pStyle w:val="ListBullet"/>
-        <w:spacing w:line="240" w:lineRule="auto"/>
-        <w:ind w:left="720"/>
-      </w:pPr>
-      <w:r>
-        <w:rPr>
-          <w:lang w:val="gu_IN" w:bidi="gu_IN"/>
-        </w:rPr>
-      </w:r>
-      <w:hyperlink r:id="rId76">
-        <w:r>
-          <w:rPr>
-            <w:lang w:val="gu_IN" w:bidi="gu_IN"/>
-          </w:rPr>
-          <w:rPr>
-            <w:color w:val="0000EE"/>
-            <w:u w:val="single"/>
-          </w:rPr>
-          <w:t>માથ્થી 27:15–16</w:t>
-        </w:r>
-      </w:hyperlink>
+      <w:r>
+        <w:rPr>
+          <w:lang w:val="gu_IN" w:bidi="gu_IN"/>
+        </w:rPr>
+        <w:t>યોહાન 18:38–40</w:t>
+      </w:r>
+    </w:p>
+    <w:p>
+      <w:pPr>
+        <w:pStyle w:val="ListBullet"/>
+        <w:spacing w:line="240" w:lineRule="auto"/>
+        <w:ind w:left="720"/>
+      </w:pPr>
+      <w:r>
+        <w:rPr>
+          <w:lang w:val="gu_IN" w:bidi="gu_IN"/>
+        </w:rPr>
+      </w:r>
+      <w:r>
+        <w:rPr>
+          <w:lang w:val="gu_IN" w:bidi="gu_IN"/>
+        </w:rPr>
+        <w:t>લૂક 23:18–19</w:t>
+      </w:r>
+    </w:p>
+    <w:p>
+      <w:pPr>
+        <w:pStyle w:val="ListBullet"/>
+        <w:spacing w:line="240" w:lineRule="auto"/>
+        <w:ind w:left="720"/>
+      </w:pPr>
+      <w:r>
+        <w:rPr>
+          <w:lang w:val="gu_IN" w:bidi="gu_IN"/>
+        </w:rPr>
+      </w:r>
+      <w:r>
+        <w:rPr>
+          <w:lang w:val="gu_IN" w:bidi="gu_IN"/>
+        </w:rPr>
+        <w:t>માર્ક 15:6–8</w:t>
+      </w:r>
+    </w:p>
+    <w:p>
+      <w:pPr>
+        <w:pStyle w:val="ListBullet"/>
+        <w:spacing w:line="240" w:lineRule="auto"/>
+        <w:ind w:left="720"/>
+      </w:pPr>
+      <w:r>
+        <w:rPr>
+          <w:lang w:val="gu_IN" w:bidi="gu_IN"/>
+        </w:rPr>
+      </w:r>
+      <w:r>
+        <w:rPr>
+          <w:lang w:val="gu_IN" w:bidi="gu_IN"/>
+        </w:rPr>
+        <w:t>માથ્થી 27:15–16</w:t>
+      </w:r>
     </w:p>
     <w:p>
       <w:pPr>
@@ -6029,114 +5645,84 @@
           <w:lang w:val="gu_IN" w:bidi="gu_IN"/>
         </w:rPr>
       </w:r>
-      <w:hyperlink r:id="rId77">
-        <w:r>
-          <w:rPr>
-            <w:lang w:val="gu_IN" w:bidi="gu_IN"/>
-          </w:rPr>
-          <w:rPr>
-            <w:color w:val="0000EE"/>
-            <w:u w:val="single"/>
-          </w:rPr>
-          <w:t>1 રાજા 14:14–16</w:t>
-        </w:r>
-      </w:hyperlink>
-    </w:p>
-    <w:p>
-      <w:pPr>
-        <w:pStyle w:val="ListBullet"/>
-        <w:spacing w:line="240" w:lineRule="auto"/>
-        <w:ind w:left="720"/>
-      </w:pPr>
-      <w:r>
-        <w:rPr>
-          <w:lang w:val="gu_IN" w:bidi="gu_IN"/>
-        </w:rPr>
-      </w:r>
-      <w:hyperlink r:id="rId78">
-        <w:r>
-          <w:rPr>
-            <w:lang w:val="gu_IN" w:bidi="gu_IN"/>
-          </w:rPr>
-          <w:rPr>
-            <w:color w:val="0000EE"/>
-            <w:u w:val="single"/>
-          </w:rPr>
-          <w:t>લૂક 7:24–26</w:t>
-        </w:r>
-      </w:hyperlink>
-    </w:p>
-    <w:p>
-      <w:pPr>
-        <w:pStyle w:val="ListBullet"/>
-        <w:spacing w:line="240" w:lineRule="auto"/>
-        <w:ind w:left="720"/>
-      </w:pPr>
-      <w:r>
-        <w:rPr>
-          <w:lang w:val="gu_IN" w:bidi="gu_IN"/>
-        </w:rPr>
-      </w:r>
-      <w:hyperlink r:id="rId79">
-        <w:r>
-          <w:rPr>
-            <w:lang w:val="gu_IN" w:bidi="gu_IN"/>
-          </w:rPr>
-          <w:rPr>
-            <w:color w:val="0000EE"/>
-            <w:u w:val="single"/>
-          </w:rPr>
-          <w:t>માથ્થી 11:7–8</w:t>
-        </w:r>
-      </w:hyperlink>
-    </w:p>
-    <w:p>
-      <w:pPr>
-        <w:pStyle w:val="ListBullet"/>
-        <w:spacing w:line="240" w:lineRule="auto"/>
-        <w:ind w:left="720"/>
-      </w:pPr>
-      <w:r>
-        <w:rPr>
-          <w:lang w:val="gu_IN" w:bidi="gu_IN"/>
-        </w:rPr>
-      </w:r>
-      <w:hyperlink r:id="rId80">
-        <w:r>
-          <w:rPr>
-            <w:lang w:val="gu_IN" w:bidi="gu_IN"/>
-          </w:rPr>
-          <w:rPr>
-            <w:color w:val="0000EE"/>
-            <w:u w:val="single"/>
-          </w:rPr>
-          <w:t>માથ્થી 12:19–21</w:t>
-        </w:r>
-      </w:hyperlink>
-    </w:p>
-    <w:p>
-      <w:pPr>
-        <w:pStyle w:val="ListBullet"/>
-        <w:spacing w:line="240" w:lineRule="auto"/>
-        <w:ind w:left="720"/>
-      </w:pPr>
-      <w:r>
-        <w:rPr>
-          <w:lang w:val="gu_IN" w:bidi="gu_IN"/>
-        </w:rPr>
-      </w:r>
-      <w:hyperlink r:id="rId81">
-        <w:r>
-          <w:rPr>
-            <w:lang w:val="gu_IN" w:bidi="gu_IN"/>
-          </w:rPr>
-          <w:rPr>
-            <w:color w:val="0000EE"/>
-            <w:u w:val="single"/>
-          </w:rPr>
-          <w:t>ગીતશાસ્ત્ર 68:30–31</w:t>
-        </w:r>
-      </w:hyperlink>
+      <w:r>
+        <w:rPr>
+          <w:lang w:val="gu_IN" w:bidi="gu_IN"/>
+        </w:rPr>
+        <w:t>1 રાજા 14:14–16</w:t>
+      </w:r>
+    </w:p>
+    <w:p>
+      <w:pPr>
+        <w:pStyle w:val="ListBullet"/>
+        <w:spacing w:line="240" w:lineRule="auto"/>
+        <w:ind w:left="720"/>
+      </w:pPr>
+      <w:r>
+        <w:rPr>
+          <w:lang w:val="gu_IN" w:bidi="gu_IN"/>
+        </w:rPr>
+      </w:r>
+      <w:r>
+        <w:rPr>
+          <w:lang w:val="gu_IN" w:bidi="gu_IN"/>
+        </w:rPr>
+        <w:t>લૂક 7:24–26</w:t>
+      </w:r>
+    </w:p>
+    <w:p>
+      <w:pPr>
+        <w:pStyle w:val="ListBullet"/>
+        <w:spacing w:line="240" w:lineRule="auto"/>
+        <w:ind w:left="720"/>
+      </w:pPr>
+      <w:r>
+        <w:rPr>
+          <w:lang w:val="gu_IN" w:bidi="gu_IN"/>
+        </w:rPr>
+      </w:r>
+      <w:r>
+        <w:rPr>
+          <w:lang w:val="gu_IN" w:bidi="gu_IN"/>
+        </w:rPr>
+        <w:t>માથ્થી 11:7–8</w:t>
+      </w:r>
+    </w:p>
+    <w:p>
+      <w:pPr>
+        <w:pStyle w:val="ListBullet"/>
+        <w:spacing w:line="240" w:lineRule="auto"/>
+        <w:ind w:left="720"/>
+      </w:pPr>
+      <w:r>
+        <w:rPr>
+          <w:lang w:val="gu_IN" w:bidi="gu_IN"/>
+        </w:rPr>
+      </w:r>
+      <w:r>
+        <w:rPr>
+          <w:lang w:val="gu_IN" w:bidi="gu_IN"/>
+        </w:rPr>
+        <w:t>માથ્થી 12:19–21</w:t>
+      </w:r>
+    </w:p>
+    <w:p>
+      <w:pPr>
+        <w:pStyle w:val="ListBullet"/>
+        <w:spacing w:line="240" w:lineRule="auto"/>
+        <w:ind w:left="720"/>
+      </w:pPr>
+      <w:r>
+        <w:rPr>
+          <w:lang w:val="gu_IN" w:bidi="gu_IN"/>
+        </w:rPr>
+      </w:r>
+      <w:r>
+        <w:rPr>
+          <w:lang w:val="gu_IN" w:bidi="gu_IN"/>
+        </w:rPr>
+        <w:t>ગીતશાસ્ત્ર 68:30–31</w:t>
+      </w:r>
     </w:p>
     <w:p>
       <w:pPr>
@@ -6377,90 +5963,66 @@
           <w:lang w:val="gu_IN" w:bidi="gu_IN"/>
         </w:rPr>
       </w:r>
-      <w:hyperlink r:id="rId82">
-        <w:r>
-          <w:rPr>
-            <w:lang w:val="gu_IN" w:bidi="gu_IN"/>
-          </w:rPr>
-          <w:rPr>
-            <w:color w:val="0000EE"/>
-            <w:u w:val="single"/>
-          </w:rPr>
-          <w:t>પ્રેરિતોનાં કૃત્યો 7:35–37</w:t>
-        </w:r>
-      </w:hyperlink>
-    </w:p>
-    <w:p>
-      <w:pPr>
-        <w:pStyle w:val="ListBullet"/>
-        <w:spacing w:line="240" w:lineRule="auto"/>
-        <w:ind w:left="720"/>
-      </w:pPr>
-      <w:r>
-        <w:rPr>
-          <w:lang w:val="gu_IN" w:bidi="gu_IN"/>
-        </w:rPr>
-      </w:r>
-      <w:hyperlink r:id="rId83">
-        <w:r>
-          <w:rPr>
-            <w:lang w:val="gu_IN" w:bidi="gu_IN"/>
-          </w:rPr>
-          <w:rPr>
-            <w:color w:val="0000EE"/>
-            <w:u w:val="single"/>
-          </w:rPr>
-          <w:t>નિર્ગમન 13:17–18</w:t>
-        </w:r>
-      </w:hyperlink>
-    </w:p>
-    <w:p>
-      <w:pPr>
-        <w:pStyle w:val="ListBullet"/>
-        <w:spacing w:line="240" w:lineRule="auto"/>
-        <w:ind w:left="720"/>
-      </w:pPr>
-      <w:r>
-        <w:rPr>
-          <w:lang w:val="gu_IN" w:bidi="gu_IN"/>
-        </w:rPr>
-      </w:r>
-      <w:hyperlink r:id="rId84">
-        <w:r>
-          <w:rPr>
-            <w:lang w:val="gu_IN" w:bidi="gu_IN"/>
-          </w:rPr>
-          <w:rPr>
-            <w:color w:val="0000EE"/>
-            <w:u w:val="single"/>
-          </w:rPr>
-          <w:t>યહોશુઆ 4:22–24</w:t>
-        </w:r>
-      </w:hyperlink>
-    </w:p>
-    <w:p>
-      <w:pPr>
-        <w:pStyle w:val="ListBullet"/>
-        <w:spacing w:line="240" w:lineRule="auto"/>
-        <w:ind w:left="720"/>
-      </w:pPr>
-      <w:r>
-        <w:rPr>
-          <w:lang w:val="gu_IN" w:bidi="gu_IN"/>
-        </w:rPr>
-      </w:r>
-      <w:hyperlink r:id="rId85">
-        <w:r>
-          <w:rPr>
-            <w:lang w:val="gu_IN" w:bidi="gu_IN"/>
-          </w:rPr>
-          <w:rPr>
-            <w:color w:val="0000EE"/>
-            <w:u w:val="single"/>
-          </w:rPr>
-          <w:t>ગણના 14:23–25</w:t>
-        </w:r>
-      </w:hyperlink>
+      <w:r>
+        <w:rPr>
+          <w:lang w:val="gu_IN" w:bidi="gu_IN"/>
+        </w:rPr>
+        <w:t>પ્રેરિતોનાં કૃત્યો 7:35–37</w:t>
+      </w:r>
+    </w:p>
+    <w:p>
+      <w:pPr>
+        <w:pStyle w:val="ListBullet"/>
+        <w:spacing w:line="240" w:lineRule="auto"/>
+        <w:ind w:left="720"/>
+      </w:pPr>
+      <w:r>
+        <w:rPr>
+          <w:lang w:val="gu_IN" w:bidi="gu_IN"/>
+        </w:rPr>
+      </w:r>
+      <w:r>
+        <w:rPr>
+          <w:lang w:val="gu_IN" w:bidi="gu_IN"/>
+        </w:rPr>
+        <w:t>નિર્ગમન 13:17–18</w:t>
+      </w:r>
+    </w:p>
+    <w:p>
+      <w:pPr>
+        <w:pStyle w:val="ListBullet"/>
+        <w:spacing w:line="240" w:lineRule="auto"/>
+        <w:ind w:left="720"/>
+      </w:pPr>
+      <w:r>
+        <w:rPr>
+          <w:lang w:val="gu_IN" w:bidi="gu_IN"/>
+        </w:rPr>
+      </w:r>
+      <w:r>
+        <w:rPr>
+          <w:lang w:val="gu_IN" w:bidi="gu_IN"/>
+        </w:rPr>
+        <w:t>યહોશુઆ 4:22–24</w:t>
+      </w:r>
+    </w:p>
+    <w:p>
+      <w:pPr>
+        <w:pStyle w:val="ListBullet"/>
+        <w:spacing w:line="240" w:lineRule="auto"/>
+        <w:ind w:left="720"/>
+      </w:pPr>
+      <w:r>
+        <w:rPr>
+          <w:lang w:val="gu_IN" w:bidi="gu_IN"/>
+        </w:rPr>
+      </w:r>
+      <w:r>
+        <w:rPr>
+          <w:lang w:val="gu_IN" w:bidi="gu_IN"/>
+        </w:rPr>
+        <w:t>ગણના 14:23–25</w:t>
+      </w:r>
     </w:p>
     <w:p>
       <w:pPr>
@@ -6829,66 +6391,48 @@
           <w:lang w:val="gu_IN" w:bidi="gu_IN"/>
         </w:rPr>
       </w:r>
-      <w:hyperlink r:id="rId86">
-        <w:r>
-          <w:rPr>
-            <w:lang w:val="gu_IN" w:bidi="gu_IN"/>
-          </w:rPr>
-          <w:rPr>
-            <w:color w:val="0000EE"/>
-            <w:u w:val="single"/>
-          </w:rPr>
-          <w:t>પ્રેરિતો 1:12–14</w:t>
-        </w:r>
-      </w:hyperlink>
-    </w:p>
-    <w:p>
-      <w:pPr>
-        <w:pStyle w:val="ListBullet"/>
-        <w:spacing w:line="240" w:lineRule="auto"/>
-        <w:ind w:left="720"/>
-      </w:pPr>
-      <w:r>
-        <w:rPr>
-          <w:lang w:val="gu_IN" w:bidi="gu_IN"/>
-        </w:rPr>
-      </w:r>
-      <w:hyperlink r:id="rId87">
-        <w:r>
-          <w:rPr>
-            <w:lang w:val="gu_IN" w:bidi="gu_IN"/>
-          </w:rPr>
-          <w:rPr>
-            <w:color w:val="0000EE"/>
-            <w:u w:val="single"/>
-          </w:rPr>
-          <w:t>લૂક 6:14–16</w:t>
-        </w:r>
-      </w:hyperlink>
-    </w:p>
-    <w:p>
-      <w:pPr>
-        <w:pStyle w:val="ListBullet"/>
-        <w:spacing w:line="240" w:lineRule="auto"/>
-        <w:ind w:left="720"/>
-      </w:pPr>
-      <w:r>
-        <w:rPr>
-          <w:lang w:val="gu_IN" w:bidi="gu_IN"/>
-        </w:rPr>
-      </w:r>
-      <w:hyperlink r:id="rId88">
-        <w:r>
-          <w:rPr>
-            <w:lang w:val="gu_IN" w:bidi="gu_IN"/>
-          </w:rPr>
-          <w:rPr>
-            <w:color w:val="0000EE"/>
-            <w:u w:val="single"/>
-          </w:rPr>
-          <w:t>માર્ક 3:17–19</w:t>
-        </w:r>
-      </w:hyperlink>
+      <w:r>
+        <w:rPr>
+          <w:lang w:val="gu_IN" w:bidi="gu_IN"/>
+        </w:rPr>
+        <w:t>પ્રેરિતો 1:12–14</w:t>
+      </w:r>
+    </w:p>
+    <w:p>
+      <w:pPr>
+        <w:pStyle w:val="ListBullet"/>
+        <w:spacing w:line="240" w:lineRule="auto"/>
+        <w:ind w:left="720"/>
+      </w:pPr>
+      <w:r>
+        <w:rPr>
+          <w:lang w:val="gu_IN" w:bidi="gu_IN"/>
+        </w:rPr>
+      </w:r>
+      <w:r>
+        <w:rPr>
+          <w:lang w:val="gu_IN" w:bidi="gu_IN"/>
+        </w:rPr>
+        <w:t>લૂક 6:14–16</w:t>
+      </w:r>
+    </w:p>
+    <w:p>
+      <w:pPr>
+        <w:pStyle w:val="ListBullet"/>
+        <w:spacing w:line="240" w:lineRule="auto"/>
+        <w:ind w:left="720"/>
+      </w:pPr>
+      <w:r>
+        <w:rPr>
+          <w:lang w:val="gu_IN" w:bidi="gu_IN"/>
+        </w:rPr>
+      </w:r>
+      <w:r>
+        <w:rPr>
+          <w:lang w:val="gu_IN" w:bidi="gu_IN"/>
+        </w:rPr>
+        <w:t>માર્ક 3:17–19</w:t>
+      </w:r>
     </w:p>
     <w:p>
       <w:pPr>
@@ -7232,114 +6776,84 @@
           <w:lang w:val="gu_IN" w:bidi="gu_IN"/>
         </w:rPr>
       </w:r>
-      <w:hyperlink r:id="rId89">
-        <w:r>
-          <w:rPr>
-            <w:lang w:val="gu_IN" w:bidi="gu_IN"/>
-          </w:rPr>
-          <w:rPr>
-            <w:color w:val="0000EE"/>
-            <w:u w:val="single"/>
-          </w:rPr>
-          <w:t>2 પિતર 2:15–16</w:t>
-        </w:r>
-      </w:hyperlink>
-    </w:p>
-    <w:p>
-      <w:pPr>
-        <w:pStyle w:val="ListBullet"/>
-        <w:spacing w:line="240" w:lineRule="auto"/>
-        <w:ind w:left="720"/>
-      </w:pPr>
-      <w:r>
-        <w:rPr>
-          <w:lang w:val="gu_IN" w:bidi="gu_IN"/>
-        </w:rPr>
-      </w:r>
-      <w:hyperlink r:id="rId90">
-        <w:r>
-          <w:rPr>
-            <w:lang w:val="gu_IN" w:bidi="gu_IN"/>
-          </w:rPr>
-          <w:rPr>
-            <w:color w:val="0000EE"/>
-            <w:u w:val="single"/>
-          </w:rPr>
-          <w:t>પુનર્નિયમ 23:3–4</w:t>
-        </w:r>
-      </w:hyperlink>
-    </w:p>
-    <w:p>
-      <w:pPr>
-        <w:pStyle w:val="ListBullet"/>
-        <w:spacing w:line="240" w:lineRule="auto"/>
-        <w:ind w:left="720"/>
-      </w:pPr>
-      <w:r>
-        <w:rPr>
-          <w:lang w:val="gu_IN" w:bidi="gu_IN"/>
-        </w:rPr>
-      </w:r>
-      <w:hyperlink r:id="rId91">
-        <w:r>
-          <w:rPr>
-            <w:lang w:val="gu_IN" w:bidi="gu_IN"/>
-          </w:rPr>
-          <w:rPr>
-            <w:color w:val="0000EE"/>
-            <w:u w:val="single"/>
-          </w:rPr>
-          <w:t>યહોશુઆ 13:22–23</w:t>
-        </w:r>
-      </w:hyperlink>
-    </w:p>
-    <w:p>
-      <w:pPr>
-        <w:pStyle w:val="ListBullet"/>
-        <w:spacing w:line="240" w:lineRule="auto"/>
-        <w:ind w:left="720"/>
-      </w:pPr>
-      <w:r>
-        <w:rPr>
-          <w:lang w:val="gu_IN" w:bidi="gu_IN"/>
-        </w:rPr>
-      </w:r>
-      <w:hyperlink r:id="rId92">
-        <w:r>
-          <w:rPr>
-            <w:lang w:val="gu_IN" w:bidi="gu_IN"/>
-          </w:rPr>
-          <w:rPr>
-            <w:color w:val="0000EE"/>
-            <w:u w:val="single"/>
-          </w:rPr>
-          <w:t>ગણના22:5–6</w:t>
-        </w:r>
-      </w:hyperlink>
-    </w:p>
-    <w:p>
-      <w:pPr>
-        <w:pStyle w:val="ListBullet"/>
-        <w:spacing w:line="240" w:lineRule="auto"/>
-        <w:ind w:left="720"/>
-      </w:pPr>
-      <w:r>
-        <w:rPr>
-          <w:lang w:val="gu_IN" w:bidi="gu_IN"/>
-        </w:rPr>
-      </w:r>
-      <w:hyperlink r:id="rId93">
-        <w:r>
-          <w:rPr>
-            <w:lang w:val="gu_IN" w:bidi="gu_IN"/>
-          </w:rPr>
-          <w:rPr>
-            <w:color w:val="0000EE"/>
-            <w:u w:val="single"/>
-          </w:rPr>
-          <w:t>પ્રકટીકરણ 2:14–15</w:t>
-        </w:r>
-      </w:hyperlink>
+      <w:r>
+        <w:rPr>
+          <w:lang w:val="gu_IN" w:bidi="gu_IN"/>
+        </w:rPr>
+        <w:t>2 પિતર 2:15–16</w:t>
+      </w:r>
+    </w:p>
+    <w:p>
+      <w:pPr>
+        <w:pStyle w:val="ListBullet"/>
+        <w:spacing w:line="240" w:lineRule="auto"/>
+        <w:ind w:left="720"/>
+      </w:pPr>
+      <w:r>
+        <w:rPr>
+          <w:lang w:val="gu_IN" w:bidi="gu_IN"/>
+        </w:rPr>
+      </w:r>
+      <w:r>
+        <w:rPr>
+          <w:lang w:val="gu_IN" w:bidi="gu_IN"/>
+        </w:rPr>
+        <w:t>પુનર્નિયમ 23:3–4</w:t>
+      </w:r>
+    </w:p>
+    <w:p>
+      <w:pPr>
+        <w:pStyle w:val="ListBullet"/>
+        <w:spacing w:line="240" w:lineRule="auto"/>
+        <w:ind w:left="720"/>
+      </w:pPr>
+      <w:r>
+        <w:rPr>
+          <w:lang w:val="gu_IN" w:bidi="gu_IN"/>
+        </w:rPr>
+      </w:r>
+      <w:r>
+        <w:rPr>
+          <w:lang w:val="gu_IN" w:bidi="gu_IN"/>
+        </w:rPr>
+        <w:t>યહોશુઆ 13:22–23</w:t>
+      </w:r>
+    </w:p>
+    <w:p>
+      <w:pPr>
+        <w:pStyle w:val="ListBullet"/>
+        <w:spacing w:line="240" w:lineRule="auto"/>
+        <w:ind w:left="720"/>
+      </w:pPr>
+      <w:r>
+        <w:rPr>
+          <w:lang w:val="gu_IN" w:bidi="gu_IN"/>
+        </w:rPr>
+      </w:r>
+      <w:r>
+        <w:rPr>
+          <w:lang w:val="gu_IN" w:bidi="gu_IN"/>
+        </w:rPr>
+        <w:t>ગણના22:5–6</w:t>
+      </w:r>
+    </w:p>
+    <w:p>
+      <w:pPr>
+        <w:pStyle w:val="ListBullet"/>
+        <w:spacing w:line="240" w:lineRule="auto"/>
+        <w:ind w:left="720"/>
+      </w:pPr>
+      <w:r>
+        <w:rPr>
+          <w:lang w:val="gu_IN" w:bidi="gu_IN"/>
+        </w:rPr>
+      </w:r>
+      <w:r>
+        <w:rPr>
+          <w:lang w:val="gu_IN" w:bidi="gu_IN"/>
+        </w:rPr>
+        <w:t>પ્રકટીકરણ 2:14–15</w:t>
+      </w:r>
     </w:p>
     <w:p>
       <w:pPr>
@@ -7790,186 +7304,138 @@
           <w:lang w:val="gu_IN" w:bidi="gu_IN"/>
         </w:rPr>
       </w:r>
-      <w:hyperlink r:id="rId94">
-        <w:r>
-          <w:rPr>
-            <w:lang w:val="gu_IN" w:bidi="gu_IN"/>
-          </w:rPr>
-          <w:rPr>
-            <w:color w:val="0000EE"/>
-            <w:u w:val="single"/>
-          </w:rPr>
-          <w:t>2 તિમોથી 4:6–8</w:t>
-        </w:r>
-      </w:hyperlink>
-    </w:p>
-    <w:p>
-      <w:pPr>
-        <w:pStyle w:val="ListBullet"/>
-        <w:spacing w:line="240" w:lineRule="auto"/>
-        <w:ind w:left="720"/>
-      </w:pPr>
-      <w:r>
-        <w:rPr>
-          <w:lang w:val="gu_IN" w:bidi="gu_IN"/>
-        </w:rPr>
-      </w:r>
-      <w:hyperlink r:id="rId95">
-        <w:r>
-          <w:rPr>
-            <w:lang w:val="gu_IN" w:bidi="gu_IN"/>
-          </w:rPr>
-          <w:rPr>
-            <w:color w:val="0000EE"/>
-            <w:u w:val="single"/>
-          </w:rPr>
-          <w:t>પ્રેરિતોના કૃત્યો 7:41–42</w:t>
-        </w:r>
-      </w:hyperlink>
-    </w:p>
-    <w:p>
-      <w:pPr>
-        <w:pStyle w:val="ListBullet"/>
-        <w:spacing w:line="240" w:lineRule="auto"/>
-        <w:ind w:left="720"/>
-      </w:pPr>
-      <w:r>
-        <w:rPr>
-          <w:lang w:val="gu_IN" w:bidi="gu_IN"/>
-        </w:rPr>
-      </w:r>
-      <w:hyperlink r:id="rId96">
-        <w:r>
-          <w:rPr>
-            <w:lang w:val="gu_IN" w:bidi="gu_IN"/>
-          </w:rPr>
-          <w:rPr>
-            <w:color w:val="0000EE"/>
-            <w:u w:val="single"/>
-          </w:rPr>
-          <w:t>પ્રેરિતોના કૃત્યો 21:25–26</w:t>
-        </w:r>
-      </w:hyperlink>
-    </w:p>
-    <w:p>
-      <w:pPr>
-        <w:pStyle w:val="ListBullet"/>
-        <w:spacing w:line="240" w:lineRule="auto"/>
-        <w:ind w:left="720"/>
-      </w:pPr>
-      <w:r>
-        <w:rPr>
-          <w:lang w:val="gu_IN" w:bidi="gu_IN"/>
-        </w:rPr>
-      </w:r>
-      <w:hyperlink r:id="rId97">
-        <w:r>
-          <w:rPr>
-            <w:lang w:val="gu_IN" w:bidi="gu_IN"/>
-          </w:rPr>
-          <w:rPr>
-            <w:color w:val="0000EE"/>
-            <w:u w:val="single"/>
-          </w:rPr>
-          <w:t>ઉત્પતિ 4:3–5</w:t>
-        </w:r>
-      </w:hyperlink>
-    </w:p>
-    <w:p>
-      <w:pPr>
-        <w:pStyle w:val="ListBullet"/>
-        <w:spacing w:line="240" w:lineRule="auto"/>
-        <w:ind w:left="720"/>
-      </w:pPr>
-      <w:r>
-        <w:rPr>
-          <w:lang w:val="gu_IN" w:bidi="gu_IN"/>
-        </w:rPr>
-      </w:r>
-      <w:hyperlink r:id="rId98">
-        <w:r>
-          <w:rPr>
-            <w:lang w:val="gu_IN" w:bidi="gu_IN"/>
-          </w:rPr>
-          <w:rPr>
-            <w:color w:val="0000EE"/>
-            <w:u w:val="single"/>
-          </w:rPr>
-          <w:t>યાકુબ 2:21–24</w:t>
-        </w:r>
-      </w:hyperlink>
-    </w:p>
-    <w:p>
-      <w:pPr>
-        <w:pStyle w:val="ListBullet"/>
-        <w:spacing w:line="240" w:lineRule="auto"/>
-        <w:ind w:left="720"/>
-      </w:pPr>
-      <w:r>
-        <w:rPr>
-          <w:lang w:val="gu_IN" w:bidi="gu_IN"/>
-        </w:rPr>
-      </w:r>
-      <w:hyperlink r:id="rId99">
-        <w:r>
-          <w:rPr>
-            <w:lang w:val="gu_IN" w:bidi="gu_IN"/>
-          </w:rPr>
-          <w:rPr>
-            <w:color w:val="0000EE"/>
-            <w:u w:val="single"/>
-          </w:rPr>
-          <w:t>માર્ક 1:43–44</w:t>
-        </w:r>
-      </w:hyperlink>
-    </w:p>
-    <w:p>
-      <w:pPr>
-        <w:pStyle w:val="ListBullet"/>
-        <w:spacing w:line="240" w:lineRule="auto"/>
-        <w:ind w:left="720"/>
-      </w:pPr>
-      <w:r>
-        <w:rPr>
-          <w:lang w:val="gu_IN" w:bidi="gu_IN"/>
-        </w:rPr>
-      </w:r>
-      <w:hyperlink r:id="rId100">
-        <w:r>
-          <w:rPr>
-            <w:lang w:val="gu_IN" w:bidi="gu_IN"/>
-          </w:rPr>
-          <w:rPr>
-            <w:color w:val="0000EE"/>
-            <w:u w:val="single"/>
-          </w:rPr>
-          <w:t>માર્ક 14:12–14</w:t>
-        </w:r>
-      </w:hyperlink>
-    </w:p>
-    <w:p>
-      <w:pPr>
-        <w:pStyle w:val="ListBullet"/>
-        <w:spacing w:line="240" w:lineRule="auto"/>
-        <w:ind w:left="720"/>
-      </w:pPr>
-      <w:r>
-        <w:rPr>
-          <w:lang w:val="gu_IN" w:bidi="gu_IN"/>
-        </w:rPr>
-      </w:r>
-      <w:hyperlink r:id="rId101">
-        <w:r>
-          <w:rPr>
-            <w:lang w:val="gu_IN" w:bidi="gu_IN"/>
-          </w:rPr>
-          <w:rPr>
-            <w:color w:val="0000EE"/>
-            <w:u w:val="single"/>
-          </w:rPr>
-          <w:t>માથ્થી 5:23–24</w:t>
-        </w:r>
-      </w:hyperlink>
+      <w:r>
+        <w:rPr>
+          <w:lang w:val="gu_IN" w:bidi="gu_IN"/>
+        </w:rPr>
+        <w:t>2 તિમોથી 4:6–8</w:t>
+      </w:r>
+    </w:p>
+    <w:p>
+      <w:pPr>
+        <w:pStyle w:val="ListBullet"/>
+        <w:spacing w:line="240" w:lineRule="auto"/>
+        <w:ind w:left="720"/>
+      </w:pPr>
+      <w:r>
+        <w:rPr>
+          <w:lang w:val="gu_IN" w:bidi="gu_IN"/>
+        </w:rPr>
+      </w:r>
+      <w:r>
+        <w:rPr>
+          <w:lang w:val="gu_IN" w:bidi="gu_IN"/>
+        </w:rPr>
+        <w:t>પ્રેરિતોના કૃત્યો 7:41–42</w:t>
+      </w:r>
+    </w:p>
+    <w:p>
+      <w:pPr>
+        <w:pStyle w:val="ListBullet"/>
+        <w:spacing w:line="240" w:lineRule="auto"/>
+        <w:ind w:left="720"/>
+      </w:pPr>
+      <w:r>
+        <w:rPr>
+          <w:lang w:val="gu_IN" w:bidi="gu_IN"/>
+        </w:rPr>
+      </w:r>
+      <w:r>
+        <w:rPr>
+          <w:lang w:val="gu_IN" w:bidi="gu_IN"/>
+        </w:rPr>
+        <w:t>પ્રેરિતોના કૃત્યો 21:25–26</w:t>
+      </w:r>
+    </w:p>
+    <w:p>
+      <w:pPr>
+        <w:pStyle w:val="ListBullet"/>
+        <w:spacing w:line="240" w:lineRule="auto"/>
+        <w:ind w:left="720"/>
+      </w:pPr>
+      <w:r>
+        <w:rPr>
+          <w:lang w:val="gu_IN" w:bidi="gu_IN"/>
+        </w:rPr>
+      </w:r>
+      <w:r>
+        <w:rPr>
+          <w:lang w:val="gu_IN" w:bidi="gu_IN"/>
+        </w:rPr>
+        <w:t>ઉત્પતિ 4:3–5</w:t>
+      </w:r>
+    </w:p>
+    <w:p>
+      <w:pPr>
+        <w:pStyle w:val="ListBullet"/>
+        <w:spacing w:line="240" w:lineRule="auto"/>
+        <w:ind w:left="720"/>
+      </w:pPr>
+      <w:r>
+        <w:rPr>
+          <w:lang w:val="gu_IN" w:bidi="gu_IN"/>
+        </w:rPr>
+      </w:r>
+      <w:r>
+        <w:rPr>
+          <w:lang w:val="gu_IN" w:bidi="gu_IN"/>
+        </w:rPr>
+        <w:t>યાકુબ 2:21–24</w:t>
+      </w:r>
+    </w:p>
+    <w:p>
+      <w:pPr>
+        <w:pStyle w:val="ListBullet"/>
+        <w:spacing w:line="240" w:lineRule="auto"/>
+        <w:ind w:left="720"/>
+      </w:pPr>
+      <w:r>
+        <w:rPr>
+          <w:lang w:val="gu_IN" w:bidi="gu_IN"/>
+        </w:rPr>
+      </w:r>
+      <w:r>
+        <w:rPr>
+          <w:lang w:val="gu_IN" w:bidi="gu_IN"/>
+        </w:rPr>
+        <w:t>માર્ક 1:43–44</w:t>
+      </w:r>
+    </w:p>
+    <w:p>
+      <w:pPr>
+        <w:pStyle w:val="ListBullet"/>
+        <w:spacing w:line="240" w:lineRule="auto"/>
+        <w:ind w:left="720"/>
+      </w:pPr>
+      <w:r>
+        <w:rPr>
+          <w:lang w:val="gu_IN" w:bidi="gu_IN"/>
+        </w:rPr>
+      </w:r>
+      <w:r>
+        <w:rPr>
+          <w:lang w:val="gu_IN" w:bidi="gu_IN"/>
+        </w:rPr>
+        <w:t>માર્ક 14:12–14</w:t>
+      </w:r>
+    </w:p>
+    <w:p>
+      <w:pPr>
+        <w:pStyle w:val="ListBullet"/>
+        <w:spacing w:line="240" w:lineRule="auto"/>
+        <w:ind w:left="720"/>
+      </w:pPr>
+      <w:r>
+        <w:rPr>
+          <w:lang w:val="gu_IN" w:bidi="gu_IN"/>
+        </w:rPr>
+      </w:r>
+      <w:r>
+        <w:rPr>
+          <w:lang w:val="gu_IN" w:bidi="gu_IN"/>
+        </w:rPr>
+        <w:t>માથ્થી 5:23–24</w:t>
+      </w:r>
     </w:p>
     <w:p>
       <w:pPr>
@@ -8616,162 +8082,120 @@
           <w:lang w:val="gu_IN" w:bidi="gu_IN"/>
         </w:rPr>
       </w:r>
-      <w:hyperlink r:id="rId102">
-        <w:r>
-          <w:rPr>
-            <w:lang w:val="gu_IN" w:bidi="gu_IN"/>
-          </w:rPr>
-          <w:rPr>
-            <w:color w:val="0000EE"/>
-            <w:u w:val="single"/>
-          </w:rPr>
-          <w:t>પ્રેરિતો 7:17–19</w:t>
-        </w:r>
-      </w:hyperlink>
-    </w:p>
-    <w:p>
-      <w:pPr>
-        <w:pStyle w:val="ListBullet"/>
-        <w:spacing w:line="240" w:lineRule="auto"/>
-        <w:ind w:left="720"/>
-      </w:pPr>
-      <w:r>
-        <w:rPr>
-          <w:lang w:val="gu_IN" w:bidi="gu_IN"/>
-        </w:rPr>
-      </w:r>
-      <w:hyperlink r:id="rId103">
-        <w:r>
-          <w:rPr>
-            <w:lang w:val="gu_IN" w:bidi="gu_IN"/>
-          </w:rPr>
-          <w:rPr>
-            <w:color w:val="0000EE"/>
-            <w:u w:val="single"/>
-          </w:rPr>
-          <w:t>માર્ક 3:13–16</w:t>
-        </w:r>
-      </w:hyperlink>
-    </w:p>
-    <w:p>
-      <w:pPr>
-        <w:pStyle w:val="ListBullet"/>
-        <w:spacing w:line="240" w:lineRule="auto"/>
-        <w:ind w:left="720"/>
-      </w:pPr>
-      <w:r>
-        <w:rPr>
-          <w:lang w:val="gu_IN" w:bidi="gu_IN"/>
-        </w:rPr>
-      </w:r>
-      <w:hyperlink r:id="rId104">
-        <w:r>
-          <w:rPr>
-            <w:lang w:val="gu_IN" w:bidi="gu_IN"/>
-          </w:rPr>
-          <w:rPr>
-            <w:color w:val="0000EE"/>
-            <w:u w:val="single"/>
-          </w:rPr>
-          <w:t>માર્ક 9:28–29</w:t>
-        </w:r>
-      </w:hyperlink>
-    </w:p>
-    <w:p>
-      <w:pPr>
-        <w:pStyle w:val="ListBullet"/>
-        <w:spacing w:line="240" w:lineRule="auto"/>
-        <w:ind w:left="720"/>
-      </w:pPr>
-      <w:r>
-        <w:rPr>
-          <w:lang w:val="gu_IN" w:bidi="gu_IN"/>
-        </w:rPr>
-      </w:r>
-      <w:hyperlink r:id="rId105">
-        <w:r>
-          <w:rPr>
-            <w:lang w:val="gu_IN" w:bidi="gu_IN"/>
-          </w:rPr>
-          <w:rPr>
-            <w:color w:val="0000EE"/>
-            <w:u w:val="single"/>
-          </w:rPr>
-          <w:t>માથ્થી 7:21–23</w:t>
-        </w:r>
-      </w:hyperlink>
-    </w:p>
-    <w:p>
-      <w:pPr>
-        <w:pStyle w:val="ListBullet"/>
-        <w:spacing w:line="240" w:lineRule="auto"/>
-        <w:ind w:left="720"/>
-      </w:pPr>
-      <w:r>
-        <w:rPr>
-          <w:lang w:val="gu_IN" w:bidi="gu_IN"/>
-        </w:rPr>
-      </w:r>
-      <w:hyperlink r:id="rId106">
-        <w:r>
-          <w:rPr>
-            <w:lang w:val="gu_IN" w:bidi="gu_IN"/>
-          </w:rPr>
-          <w:rPr>
-            <w:color w:val="0000EE"/>
-            <w:u w:val="single"/>
-          </w:rPr>
-          <w:t>માથ્થી 9:32–34</w:t>
-        </w:r>
-      </w:hyperlink>
-    </w:p>
-    <w:p>
-      <w:pPr>
-        <w:pStyle w:val="ListBullet"/>
-        <w:spacing w:line="240" w:lineRule="auto"/>
-        <w:ind w:left="720"/>
-      </w:pPr>
-      <w:r>
-        <w:rPr>
-          <w:lang w:val="gu_IN" w:bidi="gu_IN"/>
-        </w:rPr>
-      </w:r>
-      <w:hyperlink r:id="rId107">
-        <w:r>
-          <w:rPr>
-            <w:lang w:val="gu_IN" w:bidi="gu_IN"/>
-          </w:rPr>
-          <w:rPr>
-            <w:color w:val="0000EE"/>
-            <w:u w:val="single"/>
-          </w:rPr>
-          <w:t>માથ્થી 12:24–25</w:t>
-        </w:r>
-      </w:hyperlink>
-    </w:p>
-    <w:p>
-      <w:pPr>
-        <w:pStyle w:val="ListBullet"/>
-        <w:spacing w:line="240" w:lineRule="auto"/>
-        <w:ind w:left="720"/>
-      </w:pPr>
-      <w:r>
-        <w:rPr>
-          <w:lang w:val="gu_IN" w:bidi="gu_IN"/>
-        </w:rPr>
-      </w:r>
-      <w:hyperlink r:id="rId108">
-        <w:r>
-          <w:rPr>
-            <w:lang w:val="gu_IN" w:bidi="gu_IN"/>
-          </w:rPr>
-          <w:rPr>
-            <w:color w:val="0000EE"/>
-            <w:u w:val="single"/>
-          </w:rPr>
-          <w:t>માથ્થી 17:19–21</w:t>
-        </w:r>
-      </w:hyperlink>
+      <w:r>
+        <w:rPr>
+          <w:lang w:val="gu_IN" w:bidi="gu_IN"/>
+        </w:rPr>
+        <w:t>પ્રેરિતો 7:17–19</w:t>
+      </w:r>
+    </w:p>
+    <w:p>
+      <w:pPr>
+        <w:pStyle w:val="ListBullet"/>
+        <w:spacing w:line="240" w:lineRule="auto"/>
+        <w:ind w:left="720"/>
+      </w:pPr>
+      <w:r>
+        <w:rPr>
+          <w:lang w:val="gu_IN" w:bidi="gu_IN"/>
+        </w:rPr>
+      </w:r>
+      <w:r>
+        <w:rPr>
+          <w:lang w:val="gu_IN" w:bidi="gu_IN"/>
+        </w:rPr>
+        <w:t>માર્ક 3:13–16</w:t>
+      </w:r>
+    </w:p>
+    <w:p>
+      <w:pPr>
+        <w:pStyle w:val="ListBullet"/>
+        <w:spacing w:line="240" w:lineRule="auto"/>
+        <w:ind w:left="720"/>
+      </w:pPr>
+      <w:r>
+        <w:rPr>
+          <w:lang w:val="gu_IN" w:bidi="gu_IN"/>
+        </w:rPr>
+      </w:r>
+      <w:r>
+        <w:rPr>
+          <w:lang w:val="gu_IN" w:bidi="gu_IN"/>
+        </w:rPr>
+        <w:t>માર્ક 9:28–29</w:t>
+      </w:r>
+    </w:p>
+    <w:p>
+      <w:pPr>
+        <w:pStyle w:val="ListBullet"/>
+        <w:spacing w:line="240" w:lineRule="auto"/>
+        <w:ind w:left="720"/>
+      </w:pPr>
+      <w:r>
+        <w:rPr>
+          <w:lang w:val="gu_IN" w:bidi="gu_IN"/>
+        </w:rPr>
+      </w:r>
+      <w:r>
+        <w:rPr>
+          <w:lang w:val="gu_IN" w:bidi="gu_IN"/>
+        </w:rPr>
+        <w:t>માથ્થી 7:21–23</w:t>
+      </w:r>
+    </w:p>
+    <w:p>
+      <w:pPr>
+        <w:pStyle w:val="ListBullet"/>
+        <w:spacing w:line="240" w:lineRule="auto"/>
+        <w:ind w:left="720"/>
+      </w:pPr>
+      <w:r>
+        <w:rPr>
+          <w:lang w:val="gu_IN" w:bidi="gu_IN"/>
+        </w:rPr>
+      </w:r>
+      <w:r>
+        <w:rPr>
+          <w:lang w:val="gu_IN" w:bidi="gu_IN"/>
+        </w:rPr>
+        <w:t>માથ્થી 9:32–34</w:t>
+      </w:r>
+    </w:p>
+    <w:p>
+      <w:pPr>
+        <w:pStyle w:val="ListBullet"/>
+        <w:spacing w:line="240" w:lineRule="auto"/>
+        <w:ind w:left="720"/>
+      </w:pPr>
+      <w:r>
+        <w:rPr>
+          <w:lang w:val="gu_IN" w:bidi="gu_IN"/>
+        </w:rPr>
+      </w:r>
+      <w:r>
+        <w:rPr>
+          <w:lang w:val="gu_IN" w:bidi="gu_IN"/>
+        </w:rPr>
+        <w:t>માથ્થી 12:24–25</w:t>
+      </w:r>
+    </w:p>
+    <w:p>
+      <w:pPr>
+        <w:pStyle w:val="ListBullet"/>
+        <w:spacing w:line="240" w:lineRule="auto"/>
+        <w:ind w:left="720"/>
+      </w:pPr>
+      <w:r>
+        <w:rPr>
+          <w:lang w:val="gu_IN" w:bidi="gu_IN"/>
+        </w:rPr>
+      </w:r>
+      <w:r>
+        <w:rPr>
+          <w:lang w:val="gu_IN" w:bidi="gu_IN"/>
+        </w:rPr>
+        <w:t>માથ્થી 17:19–21</w:t>
+      </w:r>
     </w:p>
     <w:p>
       <w:pPr>
@@ -9095,90 +8519,66 @@
           <w:lang w:val="gu_IN" w:bidi="gu_IN"/>
         </w:rPr>
       </w:r>
-      <w:hyperlink r:id="rId109">
-        <w:r>
-          <w:rPr>
-            <w:lang w:val="gu_IN" w:bidi="gu_IN"/>
-          </w:rPr>
-          <w:rPr>
-            <w:color w:val="0000EE"/>
-            <w:u w:val="single"/>
-          </w:rPr>
-          <w:t>1 કાળુવૃતાંત 2:16–17</w:t>
-        </w:r>
-      </w:hyperlink>
-    </w:p>
-    <w:p>
-      <w:pPr>
-        <w:pStyle w:val="ListBullet"/>
-        <w:spacing w:line="240" w:lineRule="auto"/>
-        <w:ind w:left="720"/>
-      </w:pPr>
-      <w:r>
-        <w:rPr>
-          <w:lang w:val="gu_IN" w:bidi="gu_IN"/>
-        </w:rPr>
-      </w:r>
-      <w:hyperlink r:id="rId110">
-        <w:r>
-          <w:rPr>
-            <w:lang w:val="gu_IN" w:bidi="gu_IN"/>
-          </w:rPr>
-          <w:rPr>
-            <w:color w:val="0000EE"/>
-            <w:u w:val="single"/>
-          </w:rPr>
-          <w:t>પુનર્નિયમ 27:22–23</w:t>
-        </w:r>
-      </w:hyperlink>
-    </w:p>
-    <w:p>
-      <w:pPr>
-        <w:pStyle w:val="ListBullet"/>
-        <w:spacing w:line="240" w:lineRule="auto"/>
-        <w:ind w:left="720"/>
-      </w:pPr>
-      <w:r>
-        <w:rPr>
-          <w:lang w:val="gu_IN" w:bidi="gu_IN"/>
-        </w:rPr>
-      </w:r>
-      <w:hyperlink r:id="rId111">
-        <w:r>
-          <w:rPr>
-            <w:lang w:val="gu_IN" w:bidi="gu_IN"/>
-          </w:rPr>
-          <w:rPr>
-            <w:color w:val="0000EE"/>
-            <w:u w:val="single"/>
-          </w:rPr>
-          <w:t>ફિલેમોન 1:1–3</w:t>
-        </w:r>
-      </w:hyperlink>
-    </w:p>
-    <w:p>
-      <w:pPr>
-        <w:pStyle w:val="ListBullet"/>
-        <w:spacing w:line="240" w:lineRule="auto"/>
-        <w:ind w:left="720"/>
-      </w:pPr>
-      <w:r>
-        <w:rPr>
-          <w:lang w:val="gu_IN" w:bidi="gu_IN"/>
-        </w:rPr>
-      </w:r>
-      <w:hyperlink r:id="rId112">
-        <w:r>
-          <w:rPr>
-            <w:lang w:val="gu_IN" w:bidi="gu_IN"/>
-          </w:rPr>
-          <w:rPr>
-            <w:color w:val="0000EE"/>
-            <w:u w:val="single"/>
-          </w:rPr>
-          <w:t>રોમનો 16:1–2</w:t>
-        </w:r>
-      </w:hyperlink>
+      <w:r>
+        <w:rPr>
+          <w:lang w:val="gu_IN" w:bidi="gu_IN"/>
+        </w:rPr>
+        <w:t>1 કાળુવૃતાંત 2:16–17</w:t>
+      </w:r>
+    </w:p>
+    <w:p>
+      <w:pPr>
+        <w:pStyle w:val="ListBullet"/>
+        <w:spacing w:line="240" w:lineRule="auto"/>
+        <w:ind w:left="720"/>
+      </w:pPr>
+      <w:r>
+        <w:rPr>
+          <w:lang w:val="gu_IN" w:bidi="gu_IN"/>
+        </w:rPr>
+      </w:r>
+      <w:r>
+        <w:rPr>
+          <w:lang w:val="gu_IN" w:bidi="gu_IN"/>
+        </w:rPr>
+        <w:t>પુનર્નિયમ 27:22–23</w:t>
+      </w:r>
+    </w:p>
+    <w:p>
+      <w:pPr>
+        <w:pStyle w:val="ListBullet"/>
+        <w:spacing w:line="240" w:lineRule="auto"/>
+        <w:ind w:left="720"/>
+      </w:pPr>
+      <w:r>
+        <w:rPr>
+          <w:lang w:val="gu_IN" w:bidi="gu_IN"/>
+        </w:rPr>
+      </w:r>
+      <w:r>
+        <w:rPr>
+          <w:lang w:val="gu_IN" w:bidi="gu_IN"/>
+        </w:rPr>
+        <w:t>ફિલેમોન 1:1–3</w:t>
+      </w:r>
+    </w:p>
+    <w:p>
+      <w:pPr>
+        <w:pStyle w:val="ListBullet"/>
+        <w:spacing w:line="240" w:lineRule="auto"/>
+        <w:ind w:left="720"/>
+      </w:pPr>
+      <w:r>
+        <w:rPr>
+          <w:lang w:val="gu_IN" w:bidi="gu_IN"/>
+        </w:rPr>
+      </w:r>
+      <w:r>
+        <w:rPr>
+          <w:lang w:val="gu_IN" w:bidi="gu_IN"/>
+        </w:rPr>
+        <w:t>રોમનો 16:1–2</w:t>
+      </w:r>
     </w:p>
     <w:p>
       <w:pPr>
@@ -9582,90 +8982,66 @@
           <w:lang w:val="gu_IN" w:bidi="gu_IN"/>
         </w:rPr>
       </w:r>
-      <w:hyperlink r:id="rId113">
-        <w:r>
-          <w:rPr>
-            <w:lang w:val="gu_IN" w:bidi="gu_IN"/>
-          </w:rPr>
-          <w:rPr>
-            <w:color w:val="0000EE"/>
-            <w:u w:val="single"/>
-          </w:rPr>
-          <w:t>પ્રેરિતોના કૃત્યો 7:22–25</w:t>
-        </w:r>
-      </w:hyperlink>
-    </w:p>
-    <w:p>
-      <w:pPr>
-        <w:pStyle w:val="ListBullet"/>
-        <w:spacing w:line="240" w:lineRule="auto"/>
-        <w:ind w:left="720"/>
-      </w:pPr>
-      <w:r>
-        <w:rPr>
-          <w:lang w:val="gu_IN" w:bidi="gu_IN"/>
-        </w:rPr>
-      </w:r>
-      <w:hyperlink r:id="rId114">
-        <w:r>
-          <w:rPr>
-            <w:lang w:val="gu_IN" w:bidi="gu_IN"/>
-          </w:rPr>
-          <w:rPr>
-            <w:color w:val="0000EE"/>
-            <w:u w:val="single"/>
-          </w:rPr>
-          <w:t>ઉત્પત્તિ 6:4</w:t>
-        </w:r>
-      </w:hyperlink>
-    </w:p>
-    <w:p>
-      <w:pPr>
-        <w:pStyle w:val="ListBullet"/>
-        <w:spacing w:line="240" w:lineRule="auto"/>
-        <w:ind w:left="720"/>
-      </w:pPr>
-      <w:r>
-        <w:rPr>
-          <w:lang w:val="gu_IN" w:bidi="gu_IN"/>
-        </w:rPr>
-      </w:r>
-      <w:hyperlink r:id="rId115">
-        <w:r>
-          <w:rPr>
-            <w:lang w:val="gu_IN" w:bidi="gu_IN"/>
-          </w:rPr>
-          <w:rPr>
-            <w:color w:val="0000EE"/>
-            <w:u w:val="single"/>
-          </w:rPr>
-          <w:t>માર્ક 9:38–39</w:t>
-        </w:r>
-      </w:hyperlink>
-    </w:p>
-    <w:p>
-      <w:pPr>
-        <w:pStyle w:val="ListBullet"/>
-        <w:spacing w:line="240" w:lineRule="auto"/>
-        <w:ind w:left="720"/>
-      </w:pPr>
-      <w:r>
-        <w:rPr>
-          <w:lang w:val="gu_IN" w:bidi="gu_IN"/>
-        </w:rPr>
-      </w:r>
-      <w:hyperlink r:id="rId116">
-        <w:r>
-          <w:rPr>
-            <w:lang w:val="gu_IN" w:bidi="gu_IN"/>
-          </w:rPr>
-          <w:rPr>
-            <w:color w:val="0000EE"/>
-            <w:u w:val="single"/>
-          </w:rPr>
-          <w:t>માથ્થી 11:23–24</w:t>
-        </w:r>
-      </w:hyperlink>
+      <w:r>
+        <w:rPr>
+          <w:lang w:val="gu_IN" w:bidi="gu_IN"/>
+        </w:rPr>
+        <w:t>પ્રેરિતોના કૃત્યો 7:22–25</w:t>
+      </w:r>
+    </w:p>
+    <w:p>
+      <w:pPr>
+        <w:pStyle w:val="ListBullet"/>
+        <w:spacing w:line="240" w:lineRule="auto"/>
+        <w:ind w:left="720"/>
+      </w:pPr>
+      <w:r>
+        <w:rPr>
+          <w:lang w:val="gu_IN" w:bidi="gu_IN"/>
+        </w:rPr>
+      </w:r>
+      <w:r>
+        <w:rPr>
+          <w:lang w:val="gu_IN" w:bidi="gu_IN"/>
+        </w:rPr>
+        <w:t>ઉત્પત્તિ 6:4</w:t>
+      </w:r>
+    </w:p>
+    <w:p>
+      <w:pPr>
+        <w:pStyle w:val="ListBullet"/>
+        <w:spacing w:line="240" w:lineRule="auto"/>
+        <w:ind w:left="720"/>
+      </w:pPr>
+      <w:r>
+        <w:rPr>
+          <w:lang w:val="gu_IN" w:bidi="gu_IN"/>
+        </w:rPr>
+      </w:r>
+      <w:r>
+        <w:rPr>
+          <w:lang w:val="gu_IN" w:bidi="gu_IN"/>
+        </w:rPr>
+        <w:t>માર્ક 9:38–39</w:t>
+      </w:r>
+    </w:p>
+    <w:p>
+      <w:pPr>
+        <w:pStyle w:val="ListBullet"/>
+        <w:spacing w:line="240" w:lineRule="auto"/>
+        <w:ind w:left="720"/>
+      </w:pPr>
+      <w:r>
+        <w:rPr>
+          <w:lang w:val="gu_IN" w:bidi="gu_IN"/>
+        </w:rPr>
+      </w:r>
+      <w:r>
+        <w:rPr>
+          <w:lang w:val="gu_IN" w:bidi="gu_IN"/>
+        </w:rPr>
+        <w:t>માથ્થી 11:23–24</w:t>
+      </w:r>
     </w:p>
     <w:p>
       <w:pPr>
@@ -10181,90 +9557,66 @@
           <w:lang w:val="gu_IN" w:bidi="gu_IN"/>
         </w:rPr>
       </w:r>
-      <w:hyperlink r:id="rId117">
-        <w:r>
-          <w:rPr>
-            <w:lang w:val="gu_IN" w:bidi="gu_IN"/>
-          </w:rPr>
-          <w:rPr>
-            <w:color w:val="0000EE"/>
-            <w:u w:val="single"/>
-          </w:rPr>
-          <w:t>2 રાજાઓ 18:19–21</w:t>
-        </w:r>
-      </w:hyperlink>
-    </w:p>
-    <w:p>
-      <w:pPr>
-        <w:pStyle w:val="ListBullet"/>
-        <w:spacing w:line="240" w:lineRule="auto"/>
-        <w:ind w:left="720"/>
-      </w:pPr>
-      <w:r>
-        <w:rPr>
-          <w:lang w:val="gu_IN" w:bidi="gu_IN"/>
-        </w:rPr>
-      </w:r>
-      <w:hyperlink r:id="rId118">
-        <w:r>
-          <w:rPr>
-            <w:lang w:val="gu_IN" w:bidi="gu_IN"/>
-          </w:rPr>
-          <w:rPr>
-            <w:color w:val="0000EE"/>
-            <w:u w:val="single"/>
-          </w:rPr>
-          <w:t>2 પિતર 2:10–11</w:t>
-        </w:r>
-      </w:hyperlink>
-    </w:p>
-    <w:p>
-      <w:pPr>
-        <w:pStyle w:val="ListBullet"/>
-        <w:spacing w:line="240" w:lineRule="auto"/>
-        <w:ind w:left="720"/>
-      </w:pPr>
-      <w:r>
-        <w:rPr>
-          <w:lang w:val="gu_IN" w:bidi="gu_IN"/>
-        </w:rPr>
-      </w:r>
-      <w:hyperlink r:id="rId119">
-        <w:r>
-          <w:rPr>
-            <w:lang w:val="gu_IN" w:bidi="gu_IN"/>
-          </w:rPr>
-          <w:rPr>
-            <w:color w:val="0000EE"/>
-            <w:u w:val="single"/>
-          </w:rPr>
-          <w:t>લૂક 10:25–28</w:t>
-        </w:r>
-      </w:hyperlink>
-    </w:p>
-    <w:p>
-      <w:pPr>
-        <w:pStyle w:val="ListBullet"/>
-        <w:spacing w:line="240" w:lineRule="auto"/>
-        <w:ind w:left="720"/>
-      </w:pPr>
-      <w:r>
-        <w:rPr>
-          <w:lang w:val="gu_IN" w:bidi="gu_IN"/>
-        </w:rPr>
-      </w:r>
-      <w:hyperlink r:id="rId120">
-        <w:r>
-          <w:rPr>
-            <w:lang w:val="gu_IN" w:bidi="gu_IN"/>
-          </w:rPr>
-          <w:rPr>
-            <w:color w:val="0000EE"/>
-            <w:u w:val="single"/>
-          </w:rPr>
-          <w:t>ગીતશાસ્ત્ર 21:1–2</w:t>
-        </w:r>
-      </w:hyperlink>
+      <w:r>
+        <w:rPr>
+          <w:lang w:val="gu_IN" w:bidi="gu_IN"/>
+        </w:rPr>
+        <w:t>2 રાજાઓ 18:19–21</w:t>
+      </w:r>
+    </w:p>
+    <w:p>
+      <w:pPr>
+        <w:pStyle w:val="ListBullet"/>
+        <w:spacing w:line="240" w:lineRule="auto"/>
+        <w:ind w:left="720"/>
+      </w:pPr>
+      <w:r>
+        <w:rPr>
+          <w:lang w:val="gu_IN" w:bidi="gu_IN"/>
+        </w:rPr>
+      </w:r>
+      <w:r>
+        <w:rPr>
+          <w:lang w:val="gu_IN" w:bidi="gu_IN"/>
+        </w:rPr>
+        <w:t>2 પિતર 2:10–11</w:t>
+      </w:r>
+    </w:p>
+    <w:p>
+      <w:pPr>
+        <w:pStyle w:val="ListBullet"/>
+        <w:spacing w:line="240" w:lineRule="auto"/>
+        <w:ind w:left="720"/>
+      </w:pPr>
+      <w:r>
+        <w:rPr>
+          <w:lang w:val="gu_IN" w:bidi="gu_IN"/>
+        </w:rPr>
+      </w:r>
+      <w:r>
+        <w:rPr>
+          <w:lang w:val="gu_IN" w:bidi="gu_IN"/>
+        </w:rPr>
+        <w:t>લૂક 10:25–28</w:t>
+      </w:r>
+    </w:p>
+    <w:p>
+      <w:pPr>
+        <w:pStyle w:val="ListBullet"/>
+        <w:spacing w:line="240" w:lineRule="auto"/>
+        <w:ind w:left="720"/>
+      </w:pPr>
+      <w:r>
+        <w:rPr>
+          <w:lang w:val="gu_IN" w:bidi="gu_IN"/>
+        </w:rPr>
+      </w:r>
+      <w:r>
+        <w:rPr>
+          <w:lang w:val="gu_IN" w:bidi="gu_IN"/>
+        </w:rPr>
+        <w:t>ગીતશાસ્ત્ર 21:1–2</w:t>
+      </w:r>
     </w:p>
     <w:p>
       <w:pPr>
@@ -10540,138 +9892,102 @@
           <w:lang w:val="gu_IN" w:bidi="gu_IN"/>
         </w:rPr>
       </w:r>
-      <w:hyperlink r:id="rId121">
-        <w:r>
-          <w:rPr>
-            <w:lang w:val="gu_IN" w:bidi="gu_IN"/>
-          </w:rPr>
-          <w:rPr>
-            <w:color w:val="0000EE"/>
-            <w:u w:val="single"/>
-          </w:rPr>
-          <w:t>1 રાજા 12:18–19</w:t>
-        </w:r>
-      </w:hyperlink>
-    </w:p>
-    <w:p>
-      <w:pPr>
-        <w:pStyle w:val="ListBullet"/>
-        <w:spacing w:line="240" w:lineRule="auto"/>
-        <w:ind w:left="720"/>
-      </w:pPr>
-      <w:r>
-        <w:rPr>
-          <w:lang w:val="gu_IN" w:bidi="gu_IN"/>
-        </w:rPr>
-      </w:r>
-      <w:hyperlink r:id="rId122">
-        <w:r>
-          <w:rPr>
-            <w:lang w:val="gu_IN" w:bidi="gu_IN"/>
-          </w:rPr>
-          <w:rPr>
-            <w:color w:val="0000EE"/>
-            <w:u w:val="single"/>
-          </w:rPr>
-          <w:t>1 શમુએલ 12:14–15</w:t>
-        </w:r>
-      </w:hyperlink>
-    </w:p>
-    <w:p>
-      <w:pPr>
-        <w:pStyle w:val="ListBullet"/>
-        <w:spacing w:line="240" w:lineRule="auto"/>
-        <w:ind w:left="720"/>
-      </w:pPr>
-      <w:r>
-        <w:rPr>
-          <w:lang w:val="gu_IN" w:bidi="gu_IN"/>
-        </w:rPr>
-      </w:r>
-      <w:hyperlink r:id="rId123">
-        <w:r>
-          <w:rPr>
-            <w:lang w:val="gu_IN" w:bidi="gu_IN"/>
-          </w:rPr>
-          <w:rPr>
-            <w:color w:val="0000EE"/>
-            <w:u w:val="single"/>
-          </w:rPr>
-          <w:t>1 તિમોથી 1:9–11</w:t>
-        </w:r>
-      </w:hyperlink>
-    </w:p>
-    <w:p>
-      <w:pPr>
-        <w:pStyle w:val="ListBullet"/>
-        <w:spacing w:line="240" w:lineRule="auto"/>
-        <w:ind w:left="720"/>
-      </w:pPr>
-      <w:r>
-        <w:rPr>
-          <w:lang w:val="gu_IN" w:bidi="gu_IN"/>
-        </w:rPr>
-      </w:r>
-      <w:hyperlink r:id="rId124">
-        <w:r>
-          <w:rPr>
-            <w:lang w:val="gu_IN" w:bidi="gu_IN"/>
-          </w:rPr>
-          <w:rPr>
-            <w:color w:val="0000EE"/>
-            <w:u w:val="single"/>
-          </w:rPr>
-          <w:t>2 કાળવૃતાંત 10:17–19</w:t>
-        </w:r>
-      </w:hyperlink>
-    </w:p>
-    <w:p>
-      <w:pPr>
-        <w:pStyle w:val="ListBullet"/>
-        <w:spacing w:line="240" w:lineRule="auto"/>
-        <w:ind w:left="720"/>
-      </w:pPr>
-      <w:r>
-        <w:rPr>
-          <w:lang w:val="gu_IN" w:bidi="gu_IN"/>
-        </w:rPr>
-      </w:r>
-      <w:hyperlink r:id="rId125">
-        <w:r>
-          <w:rPr>
-            <w:lang w:val="gu_IN" w:bidi="gu_IN"/>
-          </w:rPr>
-          <w:rPr>
-            <w:color w:val="0000EE"/>
-            <w:u w:val="single"/>
-          </w:rPr>
-          <w:t>પ્રેરિતોના કૃત્યો 21:37–38</w:t>
-        </w:r>
-      </w:hyperlink>
-    </w:p>
-    <w:p>
-      <w:pPr>
-        <w:pStyle w:val="ListBullet"/>
-        <w:spacing w:line="240" w:lineRule="auto"/>
-        <w:ind w:left="720"/>
-      </w:pPr>
-      <w:r>
-        <w:rPr>
-          <w:lang w:val="gu_IN" w:bidi="gu_IN"/>
-        </w:rPr>
-      </w:r>
-      <w:hyperlink r:id="rId74">
-        <w:r>
-          <w:rPr>
-            <w:lang w:val="gu_IN" w:bidi="gu_IN"/>
-          </w:rPr>
-          <w:rPr>
-            <w:color w:val="0000EE"/>
-            <w:u w:val="single"/>
-          </w:rPr>
-          <w:t>લૂક 23:18–19</w:t>
-        </w:r>
-      </w:hyperlink>
+      <w:r>
+        <w:rPr>
+          <w:lang w:val="gu_IN" w:bidi="gu_IN"/>
+        </w:rPr>
+        <w:t>1 રાજા 12:18–19</w:t>
+      </w:r>
+    </w:p>
+    <w:p>
+      <w:pPr>
+        <w:pStyle w:val="ListBullet"/>
+        <w:spacing w:line="240" w:lineRule="auto"/>
+        <w:ind w:left="720"/>
+      </w:pPr>
+      <w:r>
+        <w:rPr>
+          <w:lang w:val="gu_IN" w:bidi="gu_IN"/>
+        </w:rPr>
+      </w:r>
+      <w:r>
+        <w:rPr>
+          <w:lang w:val="gu_IN" w:bidi="gu_IN"/>
+        </w:rPr>
+        <w:t>1 શમુએલ 12:14–15</w:t>
+      </w:r>
+    </w:p>
+    <w:p>
+      <w:pPr>
+        <w:pStyle w:val="ListBullet"/>
+        <w:spacing w:line="240" w:lineRule="auto"/>
+        <w:ind w:left="720"/>
+      </w:pPr>
+      <w:r>
+        <w:rPr>
+          <w:lang w:val="gu_IN" w:bidi="gu_IN"/>
+        </w:rPr>
+      </w:r>
+      <w:r>
+        <w:rPr>
+          <w:lang w:val="gu_IN" w:bidi="gu_IN"/>
+        </w:rPr>
+        <w:t>1 તિમોથી 1:9–11</w:t>
+      </w:r>
+    </w:p>
+    <w:p>
+      <w:pPr>
+        <w:pStyle w:val="ListBullet"/>
+        <w:spacing w:line="240" w:lineRule="auto"/>
+        <w:ind w:left="720"/>
+      </w:pPr>
+      <w:r>
+        <w:rPr>
+          <w:lang w:val="gu_IN" w:bidi="gu_IN"/>
+        </w:rPr>
+      </w:r>
+      <w:r>
+        <w:rPr>
+          <w:lang w:val="gu_IN" w:bidi="gu_IN"/>
+        </w:rPr>
+        <w:t>2 કાળવૃતાંત 10:17–19</w:t>
+      </w:r>
+    </w:p>
+    <w:p>
+      <w:pPr>
+        <w:pStyle w:val="ListBullet"/>
+        <w:spacing w:line="240" w:lineRule="auto"/>
+        <w:ind w:left="720"/>
+      </w:pPr>
+      <w:r>
+        <w:rPr>
+          <w:lang w:val="gu_IN" w:bidi="gu_IN"/>
+        </w:rPr>
+      </w:r>
+      <w:r>
+        <w:rPr>
+          <w:lang w:val="gu_IN" w:bidi="gu_IN"/>
+        </w:rPr>
+        <w:t>પ્રેરિતોના કૃત્યો 21:37–38</w:t>
+      </w:r>
+    </w:p>
+    <w:p>
+      <w:pPr>
+        <w:pStyle w:val="ListBullet"/>
+        <w:spacing w:line="240" w:lineRule="auto"/>
+        <w:ind w:left="720"/>
+      </w:pPr>
+      <w:r>
+        <w:rPr>
+          <w:lang w:val="gu_IN" w:bidi="gu_IN"/>
+        </w:rPr>
+      </w:r>
+      <w:r>
+        <w:rPr>
+          <w:lang w:val="gu_IN" w:bidi="gu_IN"/>
+        </w:rPr>
+        <w:t>લૂક 23:18–19</w:t>
+      </w:r>
     </w:p>
     <w:p>
       <w:pPr>
@@ -11442,18 +10758,12 @@
           <w:lang w:val="gu_IN" w:bidi="gu_IN"/>
         </w:rPr>
       </w:r>
-      <w:hyperlink r:id="rId126">
-        <w:r>
-          <w:rPr>
-            <w:lang w:val="gu_IN" w:bidi="gu_IN"/>
-          </w:rPr>
-          <w:rPr>
-            <w:color w:val="0000EE"/>
-            <w:u w:val="single"/>
-          </w:rPr>
-          <w:t>લેવી 8:6–7</w:t>
-        </w:r>
-      </w:hyperlink>
+      <w:r>
+        <w:rPr>
+          <w:lang w:val="gu_IN" w:bidi="gu_IN"/>
+        </w:rPr>
+        <w:t>લેવી 8:6–7</w:t>
+      </w:r>
     </w:p>
     <w:p>
       <w:pPr>
@@ -11709,66 +11019,48 @@
           <w:lang w:val="gu_IN" w:bidi="gu_IN"/>
         </w:rPr>
       </w:r>
-      <w:hyperlink r:id="rId127">
-        <w:r>
-          <w:rPr>
-            <w:lang w:val="gu_IN" w:bidi="gu_IN"/>
-          </w:rPr>
-          <w:rPr>
-            <w:color w:val="0000EE"/>
-            <w:u w:val="single"/>
-          </w:rPr>
-          <w:t>1 રાજા 15:16–17</w:t>
-        </w:r>
-      </w:hyperlink>
-    </w:p>
-    <w:p>
-      <w:pPr>
-        <w:pStyle w:val="ListBullet"/>
-        <w:spacing w:line="240" w:lineRule="auto"/>
-        <w:ind w:left="720"/>
-      </w:pPr>
-      <w:r>
-        <w:rPr>
-          <w:lang w:val="gu_IN" w:bidi="gu_IN"/>
-        </w:rPr>
-      </w:r>
-      <w:hyperlink r:id="rId128">
-        <w:r>
-          <w:rPr>
-            <w:lang w:val="gu_IN" w:bidi="gu_IN"/>
-          </w:rPr>
-          <w:rPr>
-            <w:color w:val="0000EE"/>
-            <w:u w:val="single"/>
-          </w:rPr>
-          <w:t>2 રાજા 9:9–10</w:t>
-        </w:r>
-      </w:hyperlink>
-    </w:p>
-    <w:p>
-      <w:pPr>
-        <w:pStyle w:val="ListBullet"/>
-        <w:spacing w:line="240" w:lineRule="auto"/>
-        <w:ind w:left="720"/>
-      </w:pPr>
-      <w:r>
-        <w:rPr>
-          <w:lang w:val="gu_IN" w:bidi="gu_IN"/>
-        </w:rPr>
-      </w:r>
-      <w:hyperlink r:id="rId129">
-        <w:r>
-          <w:rPr>
-            <w:lang w:val="gu_IN" w:bidi="gu_IN"/>
-          </w:rPr>
-          <w:rPr>
-            <w:color w:val="0000EE"/>
-            <w:u w:val="single"/>
-          </w:rPr>
-          <w:t>યર્મિયા 41:8–9</w:t>
-        </w:r>
-      </w:hyperlink>
+      <w:r>
+        <w:rPr>
+          <w:lang w:val="gu_IN" w:bidi="gu_IN"/>
+        </w:rPr>
+        <w:t>1 રાજા 15:16–17</w:t>
+      </w:r>
+    </w:p>
+    <w:p>
+      <w:pPr>
+        <w:pStyle w:val="ListBullet"/>
+        <w:spacing w:line="240" w:lineRule="auto"/>
+        <w:ind w:left="720"/>
+      </w:pPr>
+      <w:r>
+        <w:rPr>
+          <w:lang w:val="gu_IN" w:bidi="gu_IN"/>
+        </w:rPr>
+      </w:r>
+      <w:r>
+        <w:rPr>
+          <w:lang w:val="gu_IN" w:bidi="gu_IN"/>
+        </w:rPr>
+        <w:t>2 રાજા 9:9–10</w:t>
+      </w:r>
+    </w:p>
+    <w:p>
+      <w:pPr>
+        <w:pStyle w:val="ListBullet"/>
+        <w:spacing w:line="240" w:lineRule="auto"/>
+        <w:ind w:left="720"/>
+      </w:pPr>
+      <w:r>
+        <w:rPr>
+          <w:lang w:val="gu_IN" w:bidi="gu_IN"/>
+        </w:rPr>
+      </w:r>
+      <w:r>
+        <w:rPr>
+          <w:lang w:val="gu_IN" w:bidi="gu_IN"/>
+        </w:rPr>
+        <w:t>યર્મિયા 41:8–9</w:t>
+      </w:r>
     </w:p>
     <w:p>
       <w:pPr>
@@ -12056,90 +11348,66 @@
           <w:lang w:val="gu_IN" w:bidi="gu_IN"/>
         </w:rPr>
       </w:r>
-      <w:hyperlink r:id="rId130">
-        <w:r>
-          <w:rPr>
-            <w:lang w:val="gu_IN" w:bidi="gu_IN"/>
-          </w:rPr>
-          <w:rPr>
-            <w:color w:val="0000EE"/>
-            <w:u w:val="single"/>
-          </w:rPr>
-          <w:t>1 કાળવૃતાંત 3:4–5</w:t>
-        </w:r>
-      </w:hyperlink>
-    </w:p>
-    <w:p>
-      <w:pPr>
-        <w:pStyle w:val="ListBullet"/>
-        <w:spacing w:line="240" w:lineRule="auto"/>
-        <w:ind w:left="720"/>
-      </w:pPr>
-      <w:r>
-        <w:rPr>
-          <w:lang w:val="gu_IN" w:bidi="gu_IN"/>
-        </w:rPr>
-      </w:r>
-      <w:hyperlink r:id="rId131">
-        <w:r>
-          <w:rPr>
-            <w:lang w:val="gu_IN" w:bidi="gu_IN"/>
-          </w:rPr>
-          <w:rPr>
-            <w:color w:val="0000EE"/>
-            <w:u w:val="single"/>
-          </w:rPr>
-          <w:t>1 રાજા 1:11–12</w:t>
-        </w:r>
-      </w:hyperlink>
-    </w:p>
-    <w:p>
-      <w:pPr>
-        <w:pStyle w:val="ListBullet"/>
-        <w:spacing w:line="240" w:lineRule="auto"/>
-        <w:ind w:left="720"/>
-      </w:pPr>
-      <w:r>
-        <w:rPr>
-          <w:lang w:val="gu_IN" w:bidi="gu_IN"/>
-        </w:rPr>
-      </w:r>
-      <w:hyperlink r:id="rId132">
-        <w:r>
-          <w:rPr>
-            <w:lang w:val="gu_IN" w:bidi="gu_IN"/>
-          </w:rPr>
-          <w:rPr>
-            <w:color w:val="0000EE"/>
-            <w:u w:val="single"/>
-          </w:rPr>
-          <w:t>2 શમુએલ 11:2–3</w:t>
-        </w:r>
-      </w:hyperlink>
-    </w:p>
-    <w:p>
-      <w:pPr>
-        <w:pStyle w:val="ListBullet"/>
-        <w:spacing w:line="240" w:lineRule="auto"/>
-        <w:ind w:left="720"/>
-      </w:pPr>
-      <w:r>
-        <w:rPr>
-          <w:lang w:val="gu_IN" w:bidi="gu_IN"/>
-        </w:rPr>
-      </w:r>
-      <w:hyperlink r:id="rId133">
-        <w:r>
-          <w:rPr>
-            <w:lang w:val="gu_IN" w:bidi="gu_IN"/>
-          </w:rPr>
-          <w:rPr>
-            <w:color w:val="0000EE"/>
-            <w:u w:val="single"/>
-          </w:rPr>
-          <w:t>ગીતશાસ્ત્ર 51:1–2</w:t>
-        </w:r>
-      </w:hyperlink>
+      <w:r>
+        <w:rPr>
+          <w:lang w:val="gu_IN" w:bidi="gu_IN"/>
+        </w:rPr>
+        <w:t>1 કાળવૃતાંત 3:4–5</w:t>
+      </w:r>
+    </w:p>
+    <w:p>
+      <w:pPr>
+        <w:pStyle w:val="ListBullet"/>
+        <w:spacing w:line="240" w:lineRule="auto"/>
+        <w:ind w:left="720"/>
+      </w:pPr>
+      <w:r>
+        <w:rPr>
+          <w:lang w:val="gu_IN" w:bidi="gu_IN"/>
+        </w:rPr>
+      </w:r>
+      <w:r>
+        <w:rPr>
+          <w:lang w:val="gu_IN" w:bidi="gu_IN"/>
+        </w:rPr>
+        <w:t>1 રાજા 1:11–12</w:t>
+      </w:r>
+    </w:p>
+    <w:p>
+      <w:pPr>
+        <w:pStyle w:val="ListBullet"/>
+        <w:spacing w:line="240" w:lineRule="auto"/>
+        <w:ind w:left="720"/>
+      </w:pPr>
+      <w:r>
+        <w:rPr>
+          <w:lang w:val="gu_IN" w:bidi="gu_IN"/>
+        </w:rPr>
+      </w:r>
+      <w:r>
+        <w:rPr>
+          <w:lang w:val="gu_IN" w:bidi="gu_IN"/>
+        </w:rPr>
+        <w:t>2 શમુએલ 11:2–3</w:t>
+      </w:r>
+    </w:p>
+    <w:p>
+      <w:pPr>
+        <w:pStyle w:val="ListBullet"/>
+        <w:spacing w:line="240" w:lineRule="auto"/>
+        <w:ind w:left="720"/>
+      </w:pPr>
+      <w:r>
+        <w:rPr>
+          <w:lang w:val="gu_IN" w:bidi="gu_IN"/>
+        </w:rPr>
+      </w:r>
+      <w:r>
+        <w:rPr>
+          <w:lang w:val="gu_IN" w:bidi="gu_IN"/>
+        </w:rPr>
+        <w:t>ગીતશાસ્ત્ર 51:1–2</w:t>
+      </w:r>
     </w:p>
     <w:p>
       <w:pPr>
@@ -12657,162 +11925,120 @@
           <w:lang w:val="gu_IN" w:bidi="gu_IN"/>
         </w:rPr>
       </w:r>
-      <w:hyperlink r:id="rId134">
-        <w:r>
-          <w:rPr>
-            <w:lang w:val="gu_IN" w:bidi="gu_IN"/>
-          </w:rPr>
-          <w:rPr>
-            <w:color w:val="0000EE"/>
-            <w:u w:val="single"/>
-          </w:rPr>
-          <w:t>પ્રેરિતો 2:37–39</w:t>
-        </w:r>
-      </w:hyperlink>
-    </w:p>
-    <w:p>
-      <w:pPr>
-        <w:pStyle w:val="ListBullet"/>
-        <w:spacing w:line="240" w:lineRule="auto"/>
-        <w:ind w:left="720"/>
-      </w:pPr>
-      <w:r>
-        <w:rPr>
-          <w:lang w:val="gu_IN" w:bidi="gu_IN"/>
-        </w:rPr>
-      </w:r>
-      <w:hyperlink r:id="rId135">
-        <w:r>
-          <w:rPr>
-            <w:lang w:val="gu_IN" w:bidi="gu_IN"/>
-          </w:rPr>
-          <w:rPr>
-            <w:color w:val="0000EE"/>
-            <w:u w:val="single"/>
-          </w:rPr>
-          <w:t>પ્રેરિતો 8:36–38</w:t>
-        </w:r>
-      </w:hyperlink>
-    </w:p>
-    <w:p>
-      <w:pPr>
-        <w:pStyle w:val="ListBullet"/>
-        <w:spacing w:line="240" w:lineRule="auto"/>
-        <w:ind w:left="720"/>
-      </w:pPr>
-      <w:r>
-        <w:rPr>
-          <w:lang w:val="gu_IN" w:bidi="gu_IN"/>
-        </w:rPr>
-      </w:r>
-      <w:hyperlink r:id="rId136">
-        <w:r>
-          <w:rPr>
-            <w:lang w:val="gu_IN" w:bidi="gu_IN"/>
-          </w:rPr>
-          <w:rPr>
-            <w:color w:val="0000EE"/>
-            <w:u w:val="single"/>
-          </w:rPr>
-          <w:t>પ્રેરિતો 9:17–19</w:t>
-        </w:r>
-      </w:hyperlink>
-    </w:p>
-    <w:p>
-      <w:pPr>
-        <w:pStyle w:val="ListBullet"/>
-        <w:spacing w:line="240" w:lineRule="auto"/>
-        <w:ind w:left="720"/>
-      </w:pPr>
-      <w:r>
-        <w:rPr>
-          <w:lang w:val="gu_IN" w:bidi="gu_IN"/>
-        </w:rPr>
-      </w:r>
-      <w:hyperlink r:id="rId137">
-        <w:r>
-          <w:rPr>
-            <w:lang w:val="gu_IN" w:bidi="gu_IN"/>
-          </w:rPr>
-          <w:rPr>
-            <w:color w:val="0000EE"/>
-            <w:u w:val="single"/>
-          </w:rPr>
-          <w:t>પ્રેરિતો 10:46–48</w:t>
-        </w:r>
-      </w:hyperlink>
-    </w:p>
-    <w:p>
-      <w:pPr>
-        <w:pStyle w:val="ListBullet"/>
-        <w:spacing w:line="240" w:lineRule="auto"/>
-        <w:ind w:left="720"/>
-      </w:pPr>
-      <w:r>
-        <w:rPr>
-          <w:lang w:val="gu_IN" w:bidi="gu_IN"/>
-        </w:rPr>
-      </w:r>
-      <w:hyperlink r:id="rId138">
-        <w:r>
-          <w:rPr>
-            <w:lang w:val="gu_IN" w:bidi="gu_IN"/>
-          </w:rPr>
-          <w:rPr>
-            <w:color w:val="0000EE"/>
-            <w:u w:val="single"/>
-          </w:rPr>
-          <w:t>લૂક 3:15–16</w:t>
-        </w:r>
-      </w:hyperlink>
-    </w:p>
-    <w:p>
-      <w:pPr>
-        <w:pStyle w:val="ListBullet"/>
-        <w:spacing w:line="240" w:lineRule="auto"/>
-        <w:ind w:left="720"/>
-      </w:pPr>
-      <w:r>
-        <w:rPr>
-          <w:lang w:val="gu_IN" w:bidi="gu_IN"/>
-        </w:rPr>
-      </w:r>
-      <w:hyperlink r:id="rId139">
-        <w:r>
-          <w:rPr>
-            <w:lang w:val="gu_IN" w:bidi="gu_IN"/>
-          </w:rPr>
-          <w:rPr>
-            <w:color w:val="0000EE"/>
-            <w:u w:val="single"/>
-          </w:rPr>
-          <w:t>માથ્થી 3:13–15</w:t>
-        </w:r>
-      </w:hyperlink>
-    </w:p>
-    <w:p>
-      <w:pPr>
-        <w:pStyle w:val="ListBullet"/>
-        <w:spacing w:line="240" w:lineRule="auto"/>
-        <w:ind w:left="720"/>
-      </w:pPr>
-      <w:r>
-        <w:rPr>
-          <w:lang w:val="gu_IN" w:bidi="gu_IN"/>
-        </w:rPr>
-      </w:r>
-      <w:hyperlink r:id="rId140">
-        <w:r>
-          <w:rPr>
-            <w:lang w:val="gu_IN" w:bidi="gu_IN"/>
-          </w:rPr>
-          <w:rPr>
-            <w:color w:val="0000EE"/>
-            <w:u w:val="single"/>
-          </w:rPr>
-          <w:t>માથ્થી28:18–19</w:t>
-        </w:r>
-      </w:hyperlink>
+      <w:r>
+        <w:rPr>
+          <w:lang w:val="gu_IN" w:bidi="gu_IN"/>
+        </w:rPr>
+        <w:t>પ્રેરિતો 2:37–39</w:t>
+      </w:r>
+    </w:p>
+    <w:p>
+      <w:pPr>
+        <w:pStyle w:val="ListBullet"/>
+        <w:spacing w:line="240" w:lineRule="auto"/>
+        <w:ind w:left="720"/>
+      </w:pPr>
+      <w:r>
+        <w:rPr>
+          <w:lang w:val="gu_IN" w:bidi="gu_IN"/>
+        </w:rPr>
+      </w:r>
+      <w:r>
+        <w:rPr>
+          <w:lang w:val="gu_IN" w:bidi="gu_IN"/>
+        </w:rPr>
+        <w:t>પ્રેરિતો 8:36–38</w:t>
+      </w:r>
+    </w:p>
+    <w:p>
+      <w:pPr>
+        <w:pStyle w:val="ListBullet"/>
+        <w:spacing w:line="240" w:lineRule="auto"/>
+        <w:ind w:left="720"/>
+      </w:pPr>
+      <w:r>
+        <w:rPr>
+          <w:lang w:val="gu_IN" w:bidi="gu_IN"/>
+        </w:rPr>
+      </w:r>
+      <w:r>
+        <w:rPr>
+          <w:lang w:val="gu_IN" w:bidi="gu_IN"/>
+        </w:rPr>
+        <w:t>પ્રેરિતો 9:17–19</w:t>
+      </w:r>
+    </w:p>
+    <w:p>
+      <w:pPr>
+        <w:pStyle w:val="ListBullet"/>
+        <w:spacing w:line="240" w:lineRule="auto"/>
+        <w:ind w:left="720"/>
+      </w:pPr>
+      <w:r>
+        <w:rPr>
+          <w:lang w:val="gu_IN" w:bidi="gu_IN"/>
+        </w:rPr>
+      </w:r>
+      <w:r>
+        <w:rPr>
+          <w:lang w:val="gu_IN" w:bidi="gu_IN"/>
+        </w:rPr>
+        <w:t>પ્રેરિતો 10:46–48</w:t>
+      </w:r>
+    </w:p>
+    <w:p>
+      <w:pPr>
+        <w:pStyle w:val="ListBullet"/>
+        <w:spacing w:line="240" w:lineRule="auto"/>
+        <w:ind w:left="720"/>
+      </w:pPr>
+      <w:r>
+        <w:rPr>
+          <w:lang w:val="gu_IN" w:bidi="gu_IN"/>
+        </w:rPr>
+      </w:r>
+      <w:r>
+        <w:rPr>
+          <w:lang w:val="gu_IN" w:bidi="gu_IN"/>
+        </w:rPr>
+        <w:t>લૂક 3:15–16</w:t>
+      </w:r>
+    </w:p>
+    <w:p>
+      <w:pPr>
+        <w:pStyle w:val="ListBullet"/>
+        <w:spacing w:line="240" w:lineRule="auto"/>
+        <w:ind w:left="720"/>
+      </w:pPr>
+      <w:r>
+        <w:rPr>
+          <w:lang w:val="gu_IN" w:bidi="gu_IN"/>
+        </w:rPr>
+      </w:r>
+      <w:r>
+        <w:rPr>
+          <w:lang w:val="gu_IN" w:bidi="gu_IN"/>
+        </w:rPr>
+        <w:t>માથ્થી 3:13–15</w:t>
+      </w:r>
+    </w:p>
+    <w:p>
+      <w:pPr>
+        <w:pStyle w:val="ListBullet"/>
+        <w:spacing w:line="240" w:lineRule="auto"/>
+        <w:ind w:left="720"/>
+      </w:pPr>
+      <w:r>
+        <w:rPr>
+          <w:lang w:val="gu_IN" w:bidi="gu_IN"/>
+        </w:rPr>
+      </w:r>
+      <w:r>
+        <w:rPr>
+          <w:lang w:val="gu_IN" w:bidi="gu_IN"/>
+        </w:rPr>
+        <w:t>માથ્થી28:18–19</w:t>
+      </w:r>
     </w:p>
     <w:p>
       <w:pPr>
@@ -13491,42 +12717,30 @@
           <w:lang w:val="gu_IN" w:bidi="gu_IN"/>
         </w:rPr>
       </w:r>
-      <w:hyperlink r:id="rId141">
-        <w:r>
-          <w:rPr>
-            <w:lang w:val="gu_IN" w:bidi="gu_IN"/>
-          </w:rPr>
-          <w:rPr>
-            <w:color w:val="0000EE"/>
-            <w:u w:val="single"/>
-          </w:rPr>
-          <w:t>ઉત્પત્તિ 10:8–10</w:t>
-        </w:r>
-      </w:hyperlink>
-    </w:p>
-    <w:p>
-      <w:pPr>
-        <w:pStyle w:val="ListBullet"/>
-        <w:spacing w:line="240" w:lineRule="auto"/>
-        <w:ind w:left="720"/>
-      </w:pPr>
-      <w:r>
-        <w:rPr>
-          <w:lang w:val="gu_IN" w:bidi="gu_IN"/>
-        </w:rPr>
-      </w:r>
-      <w:hyperlink r:id="rId142">
-        <w:r>
-          <w:rPr>
-            <w:lang w:val="gu_IN" w:bidi="gu_IN"/>
-          </w:rPr>
-          <w:rPr>
-            <w:color w:val="0000EE"/>
-            <w:u w:val="single"/>
-          </w:rPr>
-          <w:t>ઉત્પત્તિ 11:8–9</w:t>
-        </w:r>
-      </w:hyperlink>
+      <w:r>
+        <w:rPr>
+          <w:lang w:val="gu_IN" w:bidi="gu_IN"/>
+        </w:rPr>
+        <w:t>ઉત્પત્તિ 10:8–10</w:t>
+      </w:r>
+    </w:p>
+    <w:p>
+      <w:pPr>
+        <w:pStyle w:val="ListBullet"/>
+        <w:spacing w:line="240" w:lineRule="auto"/>
+        <w:ind w:left="720"/>
+      </w:pPr>
+      <w:r>
+        <w:rPr>
+          <w:lang w:val="gu_IN" w:bidi="gu_IN"/>
+        </w:rPr>
+      </w:r>
+      <w:r>
+        <w:rPr>
+          <w:lang w:val="gu_IN" w:bidi="gu_IN"/>
+        </w:rPr>
+        <w:t>ઉત્પત્તિ 11:8–9</w:t>
+      </w:r>
     </w:p>
     <w:p>
       <w:pPr>
@@ -14283,138 +13497,102 @@
           <w:lang w:val="gu_IN" w:bidi="gu_IN"/>
         </w:rPr>
       </w:r>
-      <w:hyperlink r:id="rId143">
-        <w:r>
-          <w:rPr>
-            <w:lang w:val="gu_IN" w:bidi="gu_IN"/>
-          </w:rPr>
-          <w:rPr>
-            <w:color w:val="0000EE"/>
-            <w:u w:val="single"/>
-          </w:rPr>
-          <w:t>1 કોરિંથી 15:5–7</w:t>
-        </w:r>
-      </w:hyperlink>
-    </w:p>
-    <w:p>
-      <w:pPr>
-        <w:pStyle w:val="ListBullet"/>
-        <w:spacing w:line="240" w:lineRule="auto"/>
-        <w:ind w:left="720"/>
-      </w:pPr>
-      <w:r>
-        <w:rPr>
-          <w:lang w:val="gu_IN" w:bidi="gu_IN"/>
-        </w:rPr>
-      </w:r>
-      <w:hyperlink r:id="rId144">
-        <w:r>
-          <w:rPr>
-            <w:lang w:val="gu_IN" w:bidi="gu_IN"/>
-          </w:rPr>
-          <w:rPr>
-            <w:color w:val="0000EE"/>
-            <w:u w:val="single"/>
-          </w:rPr>
-          <w:t>પ્રેરિતોનાં કૃત્યો 6:2–4</w:t>
-        </w:r>
-      </w:hyperlink>
-    </w:p>
-    <w:p>
-      <w:pPr>
-        <w:pStyle w:val="ListBullet"/>
-        <w:spacing w:line="240" w:lineRule="auto"/>
-        <w:ind w:left="720"/>
-      </w:pPr>
-      <w:r>
-        <w:rPr>
-          <w:lang w:val="gu_IN" w:bidi="gu_IN"/>
-        </w:rPr>
-      </w:r>
-      <w:hyperlink r:id="rId145">
-        <w:r>
-          <w:rPr>
-            <w:lang w:val="gu_IN" w:bidi="gu_IN"/>
-          </w:rPr>
-          <w:rPr>
-            <w:color w:val="0000EE"/>
-            <w:u w:val="single"/>
-          </w:rPr>
-          <w:t>લુક 9:1–2</w:t>
-        </w:r>
-      </w:hyperlink>
-    </w:p>
-    <w:p>
-      <w:pPr>
-        <w:pStyle w:val="ListBullet"/>
-        <w:spacing w:line="240" w:lineRule="auto"/>
-        <w:ind w:left="720"/>
-      </w:pPr>
-      <w:r>
-        <w:rPr>
-          <w:lang w:val="gu_IN" w:bidi="gu_IN"/>
-        </w:rPr>
-      </w:r>
-      <w:hyperlink r:id="rId146">
-        <w:r>
-          <w:rPr>
-            <w:lang w:val="gu_IN" w:bidi="gu_IN"/>
-          </w:rPr>
-          <w:rPr>
-            <w:color w:val="0000EE"/>
-            <w:u w:val="single"/>
-          </w:rPr>
-          <w:t>લુક 18:31–33</w:t>
-        </w:r>
-      </w:hyperlink>
-    </w:p>
-    <w:p>
-      <w:pPr>
-        <w:pStyle w:val="ListBullet"/>
-        <w:spacing w:line="240" w:lineRule="auto"/>
-        <w:ind w:left="720"/>
-      </w:pPr>
-      <w:r>
-        <w:rPr>
-          <w:lang w:val="gu_IN" w:bidi="gu_IN"/>
-        </w:rPr>
-      </w:r>
-      <w:hyperlink r:id="rId147">
-        <w:r>
-          <w:rPr>
-            <w:lang w:val="gu_IN" w:bidi="gu_IN"/>
-          </w:rPr>
-          <w:rPr>
-            <w:color w:val="0000EE"/>
-            <w:u w:val="single"/>
-          </w:rPr>
-          <w:t>માર્ક 10:32–34</w:t>
-        </w:r>
-      </w:hyperlink>
-    </w:p>
-    <w:p>
-      <w:pPr>
-        <w:pStyle w:val="ListBullet"/>
-        <w:spacing w:line="240" w:lineRule="auto"/>
-        <w:ind w:left="720"/>
-      </w:pPr>
-      <w:r>
-        <w:rPr>
-          <w:lang w:val="gu_IN" w:bidi="gu_IN"/>
-        </w:rPr>
-      </w:r>
-      <w:hyperlink r:id="rId148">
-        <w:r>
-          <w:rPr>
-            <w:lang w:val="gu_IN" w:bidi="gu_IN"/>
-          </w:rPr>
-          <w:rPr>
-            <w:color w:val="0000EE"/>
-            <w:u w:val="single"/>
-          </w:rPr>
-          <w:t>માથ્થી 10:5–7</w:t>
-        </w:r>
-      </w:hyperlink>
+      <w:r>
+        <w:rPr>
+          <w:lang w:val="gu_IN" w:bidi="gu_IN"/>
+        </w:rPr>
+        <w:t>1 કોરિંથી 15:5–7</w:t>
+      </w:r>
+    </w:p>
+    <w:p>
+      <w:pPr>
+        <w:pStyle w:val="ListBullet"/>
+        <w:spacing w:line="240" w:lineRule="auto"/>
+        <w:ind w:left="720"/>
+      </w:pPr>
+      <w:r>
+        <w:rPr>
+          <w:lang w:val="gu_IN" w:bidi="gu_IN"/>
+        </w:rPr>
+      </w:r>
+      <w:r>
+        <w:rPr>
+          <w:lang w:val="gu_IN" w:bidi="gu_IN"/>
+        </w:rPr>
+        <w:t>પ્રેરિતોનાં કૃત્યો 6:2–4</w:t>
+      </w:r>
+    </w:p>
+    <w:p>
+      <w:pPr>
+        <w:pStyle w:val="ListBullet"/>
+        <w:spacing w:line="240" w:lineRule="auto"/>
+        <w:ind w:left="720"/>
+      </w:pPr>
+      <w:r>
+        <w:rPr>
+          <w:lang w:val="gu_IN" w:bidi="gu_IN"/>
+        </w:rPr>
+      </w:r>
+      <w:r>
+        <w:rPr>
+          <w:lang w:val="gu_IN" w:bidi="gu_IN"/>
+        </w:rPr>
+        <w:t>લુક 9:1–2</w:t>
+      </w:r>
+    </w:p>
+    <w:p>
+      <w:pPr>
+        <w:pStyle w:val="ListBullet"/>
+        <w:spacing w:line="240" w:lineRule="auto"/>
+        <w:ind w:left="720"/>
+      </w:pPr>
+      <w:r>
+        <w:rPr>
+          <w:lang w:val="gu_IN" w:bidi="gu_IN"/>
+        </w:rPr>
+      </w:r>
+      <w:r>
+        <w:rPr>
+          <w:lang w:val="gu_IN" w:bidi="gu_IN"/>
+        </w:rPr>
+        <w:t>લુક 18:31–33</w:t>
+      </w:r>
+    </w:p>
+    <w:p>
+      <w:pPr>
+        <w:pStyle w:val="ListBullet"/>
+        <w:spacing w:line="240" w:lineRule="auto"/>
+        <w:ind w:left="720"/>
+      </w:pPr>
+      <w:r>
+        <w:rPr>
+          <w:lang w:val="gu_IN" w:bidi="gu_IN"/>
+        </w:rPr>
+      </w:r>
+      <w:r>
+        <w:rPr>
+          <w:lang w:val="gu_IN" w:bidi="gu_IN"/>
+        </w:rPr>
+        <w:t>માર્ક 10:32–34</w:t>
+      </w:r>
+    </w:p>
+    <w:p>
+      <w:pPr>
+        <w:pStyle w:val="ListBullet"/>
+        <w:spacing w:line="240" w:lineRule="auto"/>
+        <w:ind w:left="720"/>
+      </w:pPr>
+      <w:r>
+        <w:rPr>
+          <w:lang w:val="gu_IN" w:bidi="gu_IN"/>
+        </w:rPr>
+      </w:r>
+      <w:r>
+        <w:rPr>
+          <w:lang w:val="gu_IN" w:bidi="gu_IN"/>
+        </w:rPr>
+        <w:t>માથ્થી 10:5–7</w:t>
+      </w:r>
     </w:p>
     <w:p>
       <w:pPr>
@@ -14618,90 +13796,66 @@
           <w:lang w:val="gu_IN" w:bidi="gu_IN"/>
         </w:rPr>
       </w:r>
-      <w:hyperlink r:id="rId149">
-        <w:r>
-          <w:rPr>
-            <w:lang w:val="gu_IN" w:bidi="gu_IN"/>
-          </w:rPr>
-          <w:rPr>
-            <w:color w:val="0000EE"/>
-            <w:u w:val="single"/>
-          </w:rPr>
-          <w:t>1 રાજા 6:31–32</w:t>
-        </w:r>
-      </w:hyperlink>
-    </w:p>
-    <w:p>
-      <w:pPr>
-        <w:pStyle w:val="ListBullet"/>
-        <w:spacing w:line="240" w:lineRule="auto"/>
-        <w:ind w:left="720"/>
-      </w:pPr>
-      <w:r>
-        <w:rPr>
-          <w:lang w:val="gu_IN" w:bidi="gu_IN"/>
-        </w:rPr>
-      </w:r>
-      <w:hyperlink r:id="rId150">
-        <w:r>
-          <w:rPr>
-            <w:lang w:val="gu_IN" w:bidi="gu_IN"/>
-          </w:rPr>
-          <w:rPr>
-            <w:color w:val="0000EE"/>
-            <w:u w:val="single"/>
-          </w:rPr>
-          <w:t>પૂનર્નિયમ 11:20–21</w:t>
-        </w:r>
-      </w:hyperlink>
-    </w:p>
-    <w:p>
-      <w:pPr>
-        <w:pStyle w:val="ListBullet"/>
-        <w:spacing w:line="240" w:lineRule="auto"/>
-        <w:ind w:left="720"/>
-      </w:pPr>
-      <w:r>
-        <w:rPr>
-          <w:lang w:val="gu_IN" w:bidi="gu_IN"/>
-        </w:rPr>
-      </w:r>
-      <w:hyperlink r:id="rId151">
-        <w:r>
-          <w:rPr>
-            <w:lang w:val="gu_IN" w:bidi="gu_IN"/>
-          </w:rPr>
-          <w:rPr>
-            <w:color w:val="0000EE"/>
-            <w:u w:val="single"/>
-          </w:rPr>
-          <w:t>નિર્ગમન 12:5–8</w:t>
-        </w:r>
-      </w:hyperlink>
-    </w:p>
-    <w:p>
-      <w:pPr>
-        <w:pStyle w:val="ListBullet"/>
-        <w:spacing w:line="240" w:lineRule="auto"/>
-        <w:ind w:left="720"/>
-      </w:pPr>
-      <w:r>
-        <w:rPr>
-          <w:lang w:val="gu_IN" w:bidi="gu_IN"/>
-        </w:rPr>
-      </w:r>
-      <w:hyperlink r:id="rId152">
-        <w:r>
-          <w:rPr>
-            <w:lang w:val="gu_IN" w:bidi="gu_IN"/>
-          </w:rPr>
-          <w:rPr>
-            <w:color w:val="0000EE"/>
-            <w:u w:val="single"/>
-          </w:rPr>
-          <w:t>યશાયા 57:7–8</w:t>
-        </w:r>
-      </w:hyperlink>
+      <w:r>
+        <w:rPr>
+          <w:lang w:val="gu_IN" w:bidi="gu_IN"/>
+        </w:rPr>
+        <w:t>1 રાજા 6:31–32</w:t>
+      </w:r>
+    </w:p>
+    <w:p>
+      <w:pPr>
+        <w:pStyle w:val="ListBullet"/>
+        <w:spacing w:line="240" w:lineRule="auto"/>
+        <w:ind w:left="720"/>
+      </w:pPr>
+      <w:r>
+        <w:rPr>
+          <w:lang w:val="gu_IN" w:bidi="gu_IN"/>
+        </w:rPr>
+      </w:r>
+      <w:r>
+        <w:rPr>
+          <w:lang w:val="gu_IN" w:bidi="gu_IN"/>
+        </w:rPr>
+        <w:t>પૂનર્નિયમ 11:20–21</w:t>
+      </w:r>
+    </w:p>
+    <w:p>
+      <w:pPr>
+        <w:pStyle w:val="ListBullet"/>
+        <w:spacing w:line="240" w:lineRule="auto"/>
+        <w:ind w:left="720"/>
+      </w:pPr>
+      <w:r>
+        <w:rPr>
+          <w:lang w:val="gu_IN" w:bidi="gu_IN"/>
+        </w:rPr>
+      </w:r>
+      <w:r>
+        <w:rPr>
+          <w:lang w:val="gu_IN" w:bidi="gu_IN"/>
+        </w:rPr>
+        <w:t>નિર્ગમન 12:5–8</w:t>
+      </w:r>
+    </w:p>
+    <w:p>
+      <w:pPr>
+        <w:pStyle w:val="ListBullet"/>
+        <w:spacing w:line="240" w:lineRule="auto"/>
+        <w:ind w:left="720"/>
+      </w:pPr>
+      <w:r>
+        <w:rPr>
+          <w:lang w:val="gu_IN" w:bidi="gu_IN"/>
+        </w:rPr>
+      </w:r>
+      <w:r>
+        <w:rPr>
+          <w:lang w:val="gu_IN" w:bidi="gu_IN"/>
+        </w:rPr>
+        <w:t>યશાયા 57:7–8</w:t>
+      </w:r>
     </w:p>
     <w:p>
       <w:pPr>
@@ -14963,66 +14117,48 @@
           <w:lang w:val="gu_IN" w:bidi="gu_IN"/>
         </w:rPr>
       </w:r>
-      <w:hyperlink r:id="rId153">
-        <w:r>
-          <w:rPr>
-            <w:lang w:val="gu_IN" w:bidi="gu_IN"/>
-          </w:rPr>
-          <w:rPr>
-            <w:color w:val="0000EE"/>
-            <w:u w:val="single"/>
-          </w:rPr>
-          <w:t>યર્મિયા 32:10–12</w:t>
-        </w:r>
-      </w:hyperlink>
-    </w:p>
-    <w:p>
-      <w:pPr>
-        <w:pStyle w:val="ListBullet"/>
-        <w:spacing w:line="240" w:lineRule="auto"/>
-        <w:ind w:left="720"/>
-      </w:pPr>
-      <w:r>
-        <w:rPr>
-          <w:lang w:val="gu_IN" w:bidi="gu_IN"/>
-        </w:rPr>
-      </w:r>
-      <w:hyperlink r:id="rId154">
-        <w:r>
-          <w:rPr>
-            <w:lang w:val="gu_IN" w:bidi="gu_IN"/>
-          </w:rPr>
-          <w:rPr>
-            <w:color w:val="0000EE"/>
-            <w:u w:val="single"/>
-          </w:rPr>
-          <w:t>યર્મિયા 36:4–6</w:t>
-        </w:r>
-      </w:hyperlink>
-    </w:p>
-    <w:p>
-      <w:pPr>
-        <w:pStyle w:val="ListBullet"/>
-        <w:spacing w:line="240" w:lineRule="auto"/>
-        <w:ind w:left="720"/>
-      </w:pPr>
-      <w:r>
-        <w:rPr>
-          <w:lang w:val="gu_IN" w:bidi="gu_IN"/>
-        </w:rPr>
-      </w:r>
-      <w:hyperlink r:id="rId15">
-        <w:r>
-          <w:rPr>
-            <w:lang w:val="gu_IN" w:bidi="gu_IN"/>
-          </w:rPr>
-          <w:rPr>
-            <w:color w:val="0000EE"/>
-            <w:u w:val="single"/>
-          </w:rPr>
-          <w:t>યર્મિયા 43:1–3</w:t>
-        </w:r>
-      </w:hyperlink>
+      <w:r>
+        <w:rPr>
+          <w:lang w:val="gu_IN" w:bidi="gu_IN"/>
+        </w:rPr>
+        <w:t>યર્મિયા 32:10–12</w:t>
+      </w:r>
+    </w:p>
+    <w:p>
+      <w:pPr>
+        <w:pStyle w:val="ListBullet"/>
+        <w:spacing w:line="240" w:lineRule="auto"/>
+        <w:ind w:left="720"/>
+      </w:pPr>
+      <w:r>
+        <w:rPr>
+          <w:lang w:val="gu_IN" w:bidi="gu_IN"/>
+        </w:rPr>
+      </w:r>
+      <w:r>
+        <w:rPr>
+          <w:lang w:val="gu_IN" w:bidi="gu_IN"/>
+        </w:rPr>
+        <w:t>યર્મિયા 36:4–6</w:t>
+      </w:r>
+    </w:p>
+    <w:p>
+      <w:pPr>
+        <w:pStyle w:val="ListBullet"/>
+        <w:spacing w:line="240" w:lineRule="auto"/>
+        <w:ind w:left="720"/>
+      </w:pPr>
+      <w:r>
+        <w:rPr>
+          <w:lang w:val="gu_IN" w:bidi="gu_IN"/>
+        </w:rPr>
+      </w:r>
+      <w:r>
+        <w:rPr>
+          <w:lang w:val="gu_IN" w:bidi="gu_IN"/>
+        </w:rPr>
+        <w:t>યર્મિયા 43:1–3</w:t>
+      </w:r>
     </w:p>
     <w:p>
       <w:pPr>
@@ -15302,162 +14438,120 @@
           <w:lang w:val="gu_IN" w:bidi="gu_IN"/>
         </w:rPr>
       </w:r>
-      <w:hyperlink r:id="rId155">
-        <w:r>
-          <w:rPr>
-            <w:lang w:val="gu_IN" w:bidi="gu_IN"/>
-          </w:rPr>
-          <w:rPr>
-            <w:color w:val="0000EE"/>
-            <w:u w:val="single"/>
-          </w:rPr>
-          <w:t>પ્રેરિતો 4:36–37</w:t>
-        </w:r>
-      </w:hyperlink>
-    </w:p>
-    <w:p>
-      <w:pPr>
-        <w:pStyle w:val="ListBullet"/>
-        <w:spacing w:line="240" w:lineRule="auto"/>
-        <w:ind w:left="720"/>
-      </w:pPr>
-      <w:r>
-        <w:rPr>
-          <w:lang w:val="gu_IN" w:bidi="gu_IN"/>
-        </w:rPr>
-      </w:r>
-      <w:hyperlink r:id="rId156">
-        <w:r>
-          <w:rPr>
-            <w:lang w:val="gu_IN" w:bidi="gu_IN"/>
-          </w:rPr>
-          <w:rPr>
-            <w:color w:val="0000EE"/>
-            <w:u w:val="single"/>
-          </w:rPr>
-          <w:t>પ્રેરિતો 11:25–26</w:t>
-        </w:r>
-      </w:hyperlink>
-    </w:p>
-    <w:p>
-      <w:pPr>
-        <w:pStyle w:val="ListBullet"/>
-        <w:spacing w:line="240" w:lineRule="auto"/>
-        <w:ind w:left="720"/>
-      </w:pPr>
-      <w:r>
-        <w:rPr>
-          <w:lang w:val="gu_IN" w:bidi="gu_IN"/>
-        </w:rPr>
-      </w:r>
-      <w:hyperlink r:id="rId157">
-        <w:r>
-          <w:rPr>
-            <w:lang w:val="gu_IN" w:bidi="gu_IN"/>
-          </w:rPr>
-          <w:rPr>
-            <w:color w:val="0000EE"/>
-            <w:u w:val="single"/>
-          </w:rPr>
-          <w:t>પ્રેરિતો 13:1–3</w:t>
-        </w:r>
-      </w:hyperlink>
-    </w:p>
-    <w:p>
-      <w:pPr>
-        <w:pStyle w:val="ListBullet"/>
-        <w:spacing w:line="240" w:lineRule="auto"/>
-        <w:ind w:left="720"/>
-      </w:pPr>
-      <w:r>
-        <w:rPr>
-          <w:lang w:val="gu_IN" w:bidi="gu_IN"/>
-        </w:rPr>
-      </w:r>
-      <w:hyperlink r:id="rId158">
-        <w:r>
-          <w:rPr>
-            <w:lang w:val="gu_IN" w:bidi="gu_IN"/>
-          </w:rPr>
-          <w:rPr>
-            <w:color w:val="0000EE"/>
-            <w:u w:val="single"/>
-          </w:rPr>
-          <w:t>પ્રેરિતો 15:33–35</w:t>
-        </w:r>
-      </w:hyperlink>
-    </w:p>
-    <w:p>
-      <w:pPr>
-        <w:pStyle w:val="ListBullet"/>
-        <w:spacing w:line="240" w:lineRule="auto"/>
-        <w:ind w:left="720"/>
-      </w:pPr>
-      <w:r>
-        <w:rPr>
-          <w:lang w:val="gu_IN" w:bidi="gu_IN"/>
-        </w:rPr>
-      </w:r>
-      <w:hyperlink r:id="rId159">
-        <w:r>
-          <w:rPr>
-            <w:lang w:val="gu_IN" w:bidi="gu_IN"/>
-          </w:rPr>
-          <w:rPr>
-            <w:color w:val="0000EE"/>
-            <w:u w:val="single"/>
-          </w:rPr>
-          <w:t>કલોસ્સી 4:10–11</w:t>
-        </w:r>
-      </w:hyperlink>
-    </w:p>
-    <w:p>
-      <w:pPr>
-        <w:pStyle w:val="ListBullet"/>
-        <w:spacing w:line="240" w:lineRule="auto"/>
-        <w:ind w:left="720"/>
-      </w:pPr>
-      <w:r>
-        <w:rPr>
-          <w:lang w:val="gu_IN" w:bidi="gu_IN"/>
-        </w:rPr>
-      </w:r>
-      <w:hyperlink r:id="rId160">
-        <w:r>
-          <w:rPr>
-            <w:lang w:val="gu_IN" w:bidi="gu_IN"/>
-          </w:rPr>
-          <w:rPr>
-            <w:color w:val="0000EE"/>
-            <w:u w:val="single"/>
-          </w:rPr>
-          <w:t>ગલાતી 2:9–10</w:t>
-        </w:r>
-      </w:hyperlink>
-    </w:p>
-    <w:p>
-      <w:pPr>
-        <w:pStyle w:val="ListBullet"/>
-        <w:spacing w:line="240" w:lineRule="auto"/>
-        <w:ind w:left="720"/>
-      </w:pPr>
-      <w:r>
-        <w:rPr>
-          <w:lang w:val="gu_IN" w:bidi="gu_IN"/>
-        </w:rPr>
-      </w:r>
-      <w:hyperlink r:id="rId161">
-        <w:r>
-          <w:rPr>
-            <w:lang w:val="gu_IN" w:bidi="gu_IN"/>
-          </w:rPr>
-          <w:rPr>
-            <w:color w:val="0000EE"/>
-            <w:u w:val="single"/>
-          </w:rPr>
-          <w:t>ગલાતી 2:13–14</w:t>
-        </w:r>
-      </w:hyperlink>
+      <w:r>
+        <w:rPr>
+          <w:lang w:val="gu_IN" w:bidi="gu_IN"/>
+        </w:rPr>
+        <w:t>પ્રેરિતો 4:36–37</w:t>
+      </w:r>
+    </w:p>
+    <w:p>
+      <w:pPr>
+        <w:pStyle w:val="ListBullet"/>
+        <w:spacing w:line="240" w:lineRule="auto"/>
+        <w:ind w:left="720"/>
+      </w:pPr>
+      <w:r>
+        <w:rPr>
+          <w:lang w:val="gu_IN" w:bidi="gu_IN"/>
+        </w:rPr>
+      </w:r>
+      <w:r>
+        <w:rPr>
+          <w:lang w:val="gu_IN" w:bidi="gu_IN"/>
+        </w:rPr>
+        <w:t>પ્રેરિતો 11:25–26</w:t>
+      </w:r>
+    </w:p>
+    <w:p>
+      <w:pPr>
+        <w:pStyle w:val="ListBullet"/>
+        <w:spacing w:line="240" w:lineRule="auto"/>
+        <w:ind w:left="720"/>
+      </w:pPr>
+      <w:r>
+        <w:rPr>
+          <w:lang w:val="gu_IN" w:bidi="gu_IN"/>
+        </w:rPr>
+      </w:r>
+      <w:r>
+        <w:rPr>
+          <w:lang w:val="gu_IN" w:bidi="gu_IN"/>
+        </w:rPr>
+        <w:t>પ્રેરિતો 13:1–3</w:t>
+      </w:r>
+    </w:p>
+    <w:p>
+      <w:pPr>
+        <w:pStyle w:val="ListBullet"/>
+        <w:spacing w:line="240" w:lineRule="auto"/>
+        <w:ind w:left="720"/>
+      </w:pPr>
+      <w:r>
+        <w:rPr>
+          <w:lang w:val="gu_IN" w:bidi="gu_IN"/>
+        </w:rPr>
+      </w:r>
+      <w:r>
+        <w:rPr>
+          <w:lang w:val="gu_IN" w:bidi="gu_IN"/>
+        </w:rPr>
+        <w:t>પ્રેરિતો 15:33–35</w:t>
+      </w:r>
+    </w:p>
+    <w:p>
+      <w:pPr>
+        <w:pStyle w:val="ListBullet"/>
+        <w:spacing w:line="240" w:lineRule="auto"/>
+        <w:ind w:left="720"/>
+      </w:pPr>
+      <w:r>
+        <w:rPr>
+          <w:lang w:val="gu_IN" w:bidi="gu_IN"/>
+        </w:rPr>
+      </w:r>
+      <w:r>
+        <w:rPr>
+          <w:lang w:val="gu_IN" w:bidi="gu_IN"/>
+        </w:rPr>
+        <w:t>કલોસ્સી 4:10–11</w:t>
+      </w:r>
+    </w:p>
+    <w:p>
+      <w:pPr>
+        <w:pStyle w:val="ListBullet"/>
+        <w:spacing w:line="240" w:lineRule="auto"/>
+        <w:ind w:left="720"/>
+      </w:pPr>
+      <w:r>
+        <w:rPr>
+          <w:lang w:val="gu_IN" w:bidi="gu_IN"/>
+        </w:rPr>
+      </w:r>
+      <w:r>
+        <w:rPr>
+          <w:lang w:val="gu_IN" w:bidi="gu_IN"/>
+        </w:rPr>
+        <w:t>ગલાતી 2:9–10</w:t>
+      </w:r>
+    </w:p>
+    <w:p>
+      <w:pPr>
+        <w:pStyle w:val="ListBullet"/>
+        <w:spacing w:line="240" w:lineRule="auto"/>
+        <w:ind w:left="720"/>
+      </w:pPr>
+      <w:r>
+        <w:rPr>
+          <w:lang w:val="gu_IN" w:bidi="gu_IN"/>
+        </w:rPr>
+      </w:r>
+      <w:r>
+        <w:rPr>
+          <w:lang w:val="gu_IN" w:bidi="gu_IN"/>
+        </w:rPr>
+        <w:t>ગલાતી 2:13–14</w:t>
+      </w:r>
     </w:p>
     <w:p>
       <w:pPr>
@@ -15865,90 +14959,66 @@
           <w:lang w:val="gu_IN" w:bidi="gu_IN"/>
         </w:rPr>
       </w:r>
-      <w:hyperlink r:id="rId162">
-        <w:r>
-          <w:rPr>
-            <w:lang w:val="gu_IN" w:bidi="gu_IN"/>
-          </w:rPr>
-          <w:rPr>
-            <w:color w:val="0000EE"/>
-            <w:u w:val="single"/>
-          </w:rPr>
-          <w:t>લૂક 11:14–15</w:t>
-        </w:r>
-      </w:hyperlink>
-    </w:p>
-    <w:p>
-      <w:pPr>
-        <w:pStyle w:val="ListBullet"/>
-        <w:spacing w:line="240" w:lineRule="auto"/>
-        <w:ind w:left="720"/>
-      </w:pPr>
-      <w:r>
-        <w:rPr>
-          <w:lang w:val="gu_IN" w:bidi="gu_IN"/>
-        </w:rPr>
-      </w:r>
-      <w:hyperlink r:id="rId163">
-        <w:r>
-          <w:rPr>
-            <w:lang w:val="gu_IN" w:bidi="gu_IN"/>
-          </w:rPr>
-          <w:rPr>
-            <w:color w:val="0000EE"/>
-            <w:u w:val="single"/>
-          </w:rPr>
-          <w:t>માર્ક 3:20–22</w:t>
-        </w:r>
-      </w:hyperlink>
-    </w:p>
-    <w:p>
-      <w:pPr>
-        <w:pStyle w:val="ListBullet"/>
-        <w:spacing w:line="240" w:lineRule="auto"/>
-        <w:ind w:left="720"/>
-      </w:pPr>
-      <w:r>
-        <w:rPr>
-          <w:lang w:val="gu_IN" w:bidi="gu_IN"/>
-        </w:rPr>
-      </w:r>
-      <w:hyperlink r:id="rId164">
-        <w:r>
-          <w:rPr>
-            <w:lang w:val="gu_IN" w:bidi="gu_IN"/>
-          </w:rPr>
-          <w:rPr>
-            <w:color w:val="0000EE"/>
-            <w:u w:val="single"/>
-          </w:rPr>
-          <w:t>માથ્થી 10:24–25</w:t>
-        </w:r>
-      </w:hyperlink>
-    </w:p>
-    <w:p>
-      <w:pPr>
-        <w:pStyle w:val="ListBullet"/>
-        <w:spacing w:line="240" w:lineRule="auto"/>
-        <w:ind w:left="720"/>
-      </w:pPr>
-      <w:r>
-        <w:rPr>
-          <w:lang w:val="gu_IN" w:bidi="gu_IN"/>
-        </w:rPr>
-      </w:r>
-      <w:hyperlink r:id="rId107">
-        <w:r>
-          <w:rPr>
-            <w:lang w:val="gu_IN" w:bidi="gu_IN"/>
-          </w:rPr>
-          <w:rPr>
-            <w:color w:val="0000EE"/>
-            <w:u w:val="single"/>
-          </w:rPr>
-          <w:t>માથ્થી 12:24–25</w:t>
-        </w:r>
-      </w:hyperlink>
+      <w:r>
+        <w:rPr>
+          <w:lang w:val="gu_IN" w:bidi="gu_IN"/>
+        </w:rPr>
+        <w:t>લૂક 11:14–15</w:t>
+      </w:r>
+    </w:p>
+    <w:p>
+      <w:pPr>
+        <w:pStyle w:val="ListBullet"/>
+        <w:spacing w:line="240" w:lineRule="auto"/>
+        <w:ind w:left="720"/>
+      </w:pPr>
+      <w:r>
+        <w:rPr>
+          <w:lang w:val="gu_IN" w:bidi="gu_IN"/>
+        </w:rPr>
+      </w:r>
+      <w:r>
+        <w:rPr>
+          <w:lang w:val="gu_IN" w:bidi="gu_IN"/>
+        </w:rPr>
+        <w:t>માર્ક 3:20–22</w:t>
+      </w:r>
+    </w:p>
+    <w:p>
+      <w:pPr>
+        <w:pStyle w:val="ListBullet"/>
+        <w:spacing w:line="240" w:lineRule="auto"/>
+        <w:ind w:left="720"/>
+      </w:pPr>
+      <w:r>
+        <w:rPr>
+          <w:lang w:val="gu_IN" w:bidi="gu_IN"/>
+        </w:rPr>
+      </w:r>
+      <w:r>
+        <w:rPr>
+          <w:lang w:val="gu_IN" w:bidi="gu_IN"/>
+        </w:rPr>
+        <w:t>માથ્થી 10:24–25</w:t>
+      </w:r>
+    </w:p>
+    <w:p>
+      <w:pPr>
+        <w:pStyle w:val="ListBullet"/>
+        <w:spacing w:line="240" w:lineRule="auto"/>
+        <w:ind w:left="720"/>
+      </w:pPr>
+      <w:r>
+        <w:rPr>
+          <w:lang w:val="gu_IN" w:bidi="gu_IN"/>
+        </w:rPr>
+      </w:r>
+      <w:r>
+        <w:rPr>
+          <w:lang w:val="gu_IN" w:bidi="gu_IN"/>
+        </w:rPr>
+        <w:t>માથ્થી 12:24–25</w:t>
+      </w:r>
     </w:p>
     <w:p>
       <w:pPr>
@@ -16164,90 +15234,66 @@
           <w:lang w:val="gu_IN" w:bidi="gu_IN"/>
         </w:rPr>
       </w:r>
-      <w:hyperlink r:id="rId165">
-        <w:r>
-          <w:rPr>
-            <w:lang w:val="gu_IN" w:bidi="gu_IN"/>
-          </w:rPr>
-          <w:rPr>
-            <w:color w:val="0000EE"/>
-            <w:u w:val="single"/>
-          </w:rPr>
-          <w:t>પુર્નનિયમ 10:3–4</w:t>
-        </w:r>
-      </w:hyperlink>
-    </w:p>
-    <w:p>
-      <w:pPr>
-        <w:pStyle w:val="ListBullet"/>
-        <w:spacing w:line="240" w:lineRule="auto"/>
-        <w:ind w:left="720"/>
-      </w:pPr>
-      <w:r>
-        <w:rPr>
-          <w:lang w:val="gu_IN" w:bidi="gu_IN"/>
-        </w:rPr>
-      </w:r>
-      <w:hyperlink r:id="rId166">
-        <w:r>
-          <w:rPr>
-            <w:lang w:val="gu_IN" w:bidi="gu_IN"/>
-          </w:rPr>
-          <w:rPr>
-            <w:color w:val="0000EE"/>
-            <w:u w:val="single"/>
-          </w:rPr>
-          <w:t>નિર્ગમન 25:3–7</w:t>
-        </w:r>
-      </w:hyperlink>
-    </w:p>
-    <w:p>
-      <w:pPr>
-        <w:pStyle w:val="ListBullet"/>
-        <w:spacing w:line="240" w:lineRule="auto"/>
-        <w:ind w:left="720"/>
-      </w:pPr>
-      <w:r>
-        <w:rPr>
-          <w:lang w:val="gu_IN" w:bidi="gu_IN"/>
-        </w:rPr>
-      </w:r>
-      <w:hyperlink r:id="rId167">
-        <w:r>
-          <w:rPr>
-            <w:lang w:val="gu_IN" w:bidi="gu_IN"/>
-          </w:rPr>
-          <w:rPr>
-            <w:color w:val="0000EE"/>
-            <w:u w:val="single"/>
-          </w:rPr>
-          <w:t>નિર્ગમન 38:6–7</w:t>
-        </w:r>
-      </w:hyperlink>
-    </w:p>
-    <w:p>
-      <w:pPr>
-        <w:pStyle w:val="ListBullet"/>
-        <w:spacing w:line="240" w:lineRule="auto"/>
-        <w:ind w:left="720"/>
-      </w:pPr>
-      <w:r>
-        <w:rPr>
-          <w:lang w:val="gu_IN" w:bidi="gu_IN"/>
-        </w:rPr>
-      </w:r>
-      <w:hyperlink r:id="rId168">
-        <w:r>
-          <w:rPr>
-            <w:lang w:val="gu_IN" w:bidi="gu_IN"/>
-          </w:rPr>
-          <w:rPr>
-            <w:color w:val="0000EE"/>
-            <w:u w:val="single"/>
-          </w:rPr>
-          <w:t>યશાયાહ 41:19–20</w:t>
-        </w:r>
-      </w:hyperlink>
+      <w:r>
+        <w:rPr>
+          <w:lang w:val="gu_IN" w:bidi="gu_IN"/>
+        </w:rPr>
+        <w:t>પુર્નનિયમ 10:3–4</w:t>
+      </w:r>
+    </w:p>
+    <w:p>
+      <w:pPr>
+        <w:pStyle w:val="ListBullet"/>
+        <w:spacing w:line="240" w:lineRule="auto"/>
+        <w:ind w:left="720"/>
+      </w:pPr>
+      <w:r>
+        <w:rPr>
+          <w:lang w:val="gu_IN" w:bidi="gu_IN"/>
+        </w:rPr>
+      </w:r>
+      <w:r>
+        <w:rPr>
+          <w:lang w:val="gu_IN" w:bidi="gu_IN"/>
+        </w:rPr>
+        <w:t>નિર્ગમન 25:3–7</w:t>
+      </w:r>
+    </w:p>
+    <w:p>
+      <w:pPr>
+        <w:pStyle w:val="ListBullet"/>
+        <w:spacing w:line="240" w:lineRule="auto"/>
+        <w:ind w:left="720"/>
+      </w:pPr>
+      <w:r>
+        <w:rPr>
+          <w:lang w:val="gu_IN" w:bidi="gu_IN"/>
+        </w:rPr>
+      </w:r>
+      <w:r>
+        <w:rPr>
+          <w:lang w:val="gu_IN" w:bidi="gu_IN"/>
+        </w:rPr>
+        <w:t>નિર્ગમન 38:6–7</w:t>
+      </w:r>
+    </w:p>
+    <w:p>
+      <w:pPr>
+        <w:pStyle w:val="ListBullet"/>
+        <w:spacing w:line="240" w:lineRule="auto"/>
+        <w:ind w:left="720"/>
+      </w:pPr>
+      <w:r>
+        <w:rPr>
+          <w:lang w:val="gu_IN" w:bidi="gu_IN"/>
+        </w:rPr>
+      </w:r>
+      <w:r>
+        <w:rPr>
+          <w:lang w:val="gu_IN" w:bidi="gu_IN"/>
+        </w:rPr>
+        <w:t>યશાયાહ 41:19–20</w:t>
+      </w:r>
     </w:p>
     <w:p>
       <w:pPr>
@@ -16544,90 +15590,66 @@
           <w:lang w:val="gu_IN" w:bidi="gu_IN"/>
         </w:rPr>
       </w:r>
-      <w:hyperlink r:id="rId169">
-        <w:r>
-          <w:rPr>
-            <w:lang w:val="gu_IN" w:bidi="gu_IN"/>
-          </w:rPr>
-          <w:rPr>
-            <w:color w:val="0000EE"/>
-            <w:u w:val="single"/>
-          </w:rPr>
-          <w:t>1 રાજા 4:11–14</w:t>
-        </w:r>
-      </w:hyperlink>
-    </w:p>
-    <w:p>
-      <w:pPr>
-        <w:pStyle w:val="ListBullet"/>
-        <w:spacing w:line="240" w:lineRule="auto"/>
-        <w:ind w:left="720"/>
-      </w:pPr>
-      <w:r>
-        <w:rPr>
-          <w:lang w:val="gu_IN" w:bidi="gu_IN"/>
-        </w:rPr>
-      </w:r>
-      <w:hyperlink r:id="rId170">
-        <w:r>
-          <w:rPr>
-            <w:lang w:val="gu_IN" w:bidi="gu_IN"/>
-          </w:rPr>
-          <w:rPr>
-            <w:color w:val="0000EE"/>
-            <w:u w:val="single"/>
-          </w:rPr>
-          <w:t>આમોસ 4:1–2</w:t>
-        </w:r>
-      </w:hyperlink>
-    </w:p>
-    <w:p>
-      <w:pPr>
-        <w:pStyle w:val="ListBullet"/>
-        <w:spacing w:line="240" w:lineRule="auto"/>
-        <w:ind w:left="720"/>
-      </w:pPr>
-      <w:r>
-        <w:rPr>
-          <w:lang w:val="gu_IN" w:bidi="gu_IN"/>
-        </w:rPr>
-      </w:r>
-      <w:hyperlink r:id="rId171">
-        <w:r>
-          <w:rPr>
-            <w:lang w:val="gu_IN" w:bidi="gu_IN"/>
-          </w:rPr>
-          <w:rPr>
-            <w:color w:val="0000EE"/>
-            <w:u w:val="single"/>
-          </w:rPr>
-          <w:t>યર્મિયા 22:20–21</w:t>
-        </w:r>
-      </w:hyperlink>
-    </w:p>
-    <w:p>
-      <w:pPr>
-        <w:pStyle w:val="ListBullet"/>
-        <w:spacing w:line="240" w:lineRule="auto"/>
-        <w:ind w:left="720"/>
-      </w:pPr>
-      <w:r>
-        <w:rPr>
-          <w:lang w:val="gu_IN" w:bidi="gu_IN"/>
-        </w:rPr>
-      </w:r>
-      <w:hyperlink r:id="rId172">
-        <w:r>
-          <w:rPr>
-            <w:lang w:val="gu_IN" w:bidi="gu_IN"/>
-          </w:rPr>
-          <w:rPr>
-            <w:color w:val="0000EE"/>
-            <w:u w:val="single"/>
-          </w:rPr>
-          <w:t>યહોશુઆ 9:9–10</w:t>
-        </w:r>
-      </w:hyperlink>
+      <w:r>
+        <w:rPr>
+          <w:lang w:val="gu_IN" w:bidi="gu_IN"/>
+        </w:rPr>
+        <w:t>1 રાજા 4:11–14</w:t>
+      </w:r>
+    </w:p>
+    <w:p>
+      <w:pPr>
+        <w:pStyle w:val="ListBullet"/>
+        <w:spacing w:line="240" w:lineRule="auto"/>
+        <w:ind w:left="720"/>
+      </w:pPr>
+      <w:r>
+        <w:rPr>
+          <w:lang w:val="gu_IN" w:bidi="gu_IN"/>
+        </w:rPr>
+      </w:r>
+      <w:r>
+        <w:rPr>
+          <w:lang w:val="gu_IN" w:bidi="gu_IN"/>
+        </w:rPr>
+        <w:t>આમોસ 4:1–2</w:t>
+      </w:r>
+    </w:p>
+    <w:p>
+      <w:pPr>
+        <w:pStyle w:val="ListBullet"/>
+        <w:spacing w:line="240" w:lineRule="auto"/>
+        <w:ind w:left="720"/>
+      </w:pPr>
+      <w:r>
+        <w:rPr>
+          <w:lang w:val="gu_IN" w:bidi="gu_IN"/>
+        </w:rPr>
+      </w:r>
+      <w:r>
+        <w:rPr>
+          <w:lang w:val="gu_IN" w:bidi="gu_IN"/>
+        </w:rPr>
+        <w:t>યર્મિયા 22:20–21</w:t>
+      </w:r>
+    </w:p>
+    <w:p>
+      <w:pPr>
+        <w:pStyle w:val="ListBullet"/>
+        <w:spacing w:line="240" w:lineRule="auto"/>
+        <w:ind w:left="720"/>
+      </w:pPr>
+      <w:r>
+        <w:rPr>
+          <w:lang w:val="gu_IN" w:bidi="gu_IN"/>
+        </w:rPr>
+      </w:r>
+      <w:r>
+        <w:rPr>
+          <w:lang w:val="gu_IN" w:bidi="gu_IN"/>
+        </w:rPr>
+        <w:t>યહોશુઆ 9:9–10</w:t>
+      </w:r>
     </w:p>
     <w:p>
       <w:pPr>
@@ -17152,162 +16174,120 @@
           <w:lang w:val="gu_IN" w:bidi="gu_IN"/>
         </w:rPr>
       </w:r>
-      <w:hyperlink r:id="rId173">
-        <w:r>
-          <w:rPr>
-            <w:lang w:val="gu_IN" w:bidi="gu_IN"/>
-          </w:rPr>
-          <w:rPr>
-            <w:color w:val="0000EE"/>
-            <w:u w:val="single"/>
-          </w:rPr>
-          <w:t>1 યોહાન 2:27–29</w:t>
-        </w:r>
-      </w:hyperlink>
-    </w:p>
-    <w:p>
-      <w:pPr>
-        <w:pStyle w:val="ListBullet"/>
-        <w:spacing w:line="240" w:lineRule="auto"/>
-        <w:ind w:left="720"/>
-      </w:pPr>
-      <w:r>
-        <w:rPr>
-          <w:lang w:val="gu_IN" w:bidi="gu_IN"/>
-        </w:rPr>
-      </w:r>
-      <w:hyperlink r:id="rId174">
-        <w:r>
-          <w:rPr>
-            <w:lang w:val="gu_IN" w:bidi="gu_IN"/>
-          </w:rPr>
-          <w:rPr>
-            <w:color w:val="0000EE"/>
-            <w:u w:val="single"/>
-          </w:rPr>
-          <w:t>3 યોહાન 1:1–4</w:t>
-        </w:r>
-      </w:hyperlink>
-    </w:p>
-    <w:p>
-      <w:pPr>
-        <w:pStyle w:val="ListBullet"/>
-        <w:spacing w:line="240" w:lineRule="auto"/>
-        <w:ind w:left="720"/>
-      </w:pPr>
-      <w:r>
-        <w:rPr>
-          <w:lang w:val="gu_IN" w:bidi="gu_IN"/>
-        </w:rPr>
-      </w:r>
-      <w:hyperlink r:id="rId175">
-        <w:r>
-          <w:rPr>
-            <w:lang w:val="gu_IN" w:bidi="gu_IN"/>
-          </w:rPr>
-          <w:rPr>
-            <w:color w:val="0000EE"/>
-            <w:u w:val="single"/>
-          </w:rPr>
-          <w:t>ગલાતી 4:19–20</w:t>
-        </w:r>
-      </w:hyperlink>
-    </w:p>
-    <w:p>
-      <w:pPr>
-        <w:pStyle w:val="ListBullet"/>
-        <w:spacing w:line="240" w:lineRule="auto"/>
-        <w:ind w:left="720"/>
-      </w:pPr>
-      <w:r>
-        <w:rPr>
-          <w:lang w:val="gu_IN" w:bidi="gu_IN"/>
-        </w:rPr>
-      </w:r>
-      <w:hyperlink r:id="rId176">
-        <w:r>
-          <w:rPr>
-            <w:lang w:val="gu_IN" w:bidi="gu_IN"/>
-          </w:rPr>
-          <w:rPr>
-            <w:color w:val="0000EE"/>
-            <w:u w:val="single"/>
-          </w:rPr>
-          <w:t>ઉત્પત્તિ 45:9–11</w:t>
-        </w:r>
-      </w:hyperlink>
-    </w:p>
-    <w:p>
-      <w:pPr>
-        <w:pStyle w:val="ListBullet"/>
-        <w:spacing w:line="240" w:lineRule="auto"/>
-        <w:ind w:left="720"/>
-      </w:pPr>
-      <w:r>
-        <w:rPr>
-          <w:lang w:val="gu_IN" w:bidi="gu_IN"/>
-        </w:rPr>
-      </w:r>
-      <w:hyperlink r:id="rId177">
-        <w:r>
-          <w:rPr>
-            <w:lang w:val="gu_IN" w:bidi="gu_IN"/>
-          </w:rPr>
-          <w:rPr>
-            <w:color w:val="0000EE"/>
-            <w:u w:val="single"/>
-          </w:rPr>
-          <w:t>યહોશુઆ 8:34–35</w:t>
-        </w:r>
-      </w:hyperlink>
-    </w:p>
-    <w:p>
-      <w:pPr>
-        <w:pStyle w:val="ListBullet"/>
-        <w:spacing w:line="240" w:lineRule="auto"/>
-        <w:ind w:left="720"/>
-      </w:pPr>
-      <w:r>
-        <w:rPr>
-          <w:lang w:val="gu_IN" w:bidi="gu_IN"/>
-        </w:rPr>
-      </w:r>
-      <w:hyperlink r:id="rId178">
-        <w:r>
-          <w:rPr>
-            <w:lang w:val="gu_IN" w:bidi="gu_IN"/>
-          </w:rPr>
-          <w:rPr>
-            <w:color w:val="0000EE"/>
-            <w:u w:val="single"/>
-          </w:rPr>
-          <w:t>નહેમ્યા 5:4–5</w:t>
-        </w:r>
-      </w:hyperlink>
-    </w:p>
-    <w:p>
-      <w:pPr>
-        <w:pStyle w:val="ListBullet"/>
-        <w:spacing w:line="240" w:lineRule="auto"/>
-        <w:ind w:left="720"/>
-      </w:pPr>
-      <w:r>
-        <w:rPr>
-          <w:lang w:val="gu_IN" w:bidi="gu_IN"/>
-        </w:rPr>
-      </w:r>
-      <w:hyperlink r:id="rId179">
-        <w:r>
-          <w:rPr>
-            <w:lang w:val="gu_IN" w:bidi="gu_IN"/>
-          </w:rPr>
-          <w:rPr>
-            <w:color w:val="0000EE"/>
-            <w:u w:val="single"/>
-          </w:rPr>
-          <w:t>પ્રેરીતોના કૃત્યો 17:29</w:t>
-        </w:r>
-      </w:hyperlink>
+      <w:r>
+        <w:rPr>
+          <w:lang w:val="gu_IN" w:bidi="gu_IN"/>
+        </w:rPr>
+        <w:t>1 યોહાન 2:27–29</w:t>
+      </w:r>
+    </w:p>
+    <w:p>
+      <w:pPr>
+        <w:pStyle w:val="ListBullet"/>
+        <w:spacing w:line="240" w:lineRule="auto"/>
+        <w:ind w:left="720"/>
+      </w:pPr>
+      <w:r>
+        <w:rPr>
+          <w:lang w:val="gu_IN" w:bidi="gu_IN"/>
+        </w:rPr>
+      </w:r>
+      <w:r>
+        <w:rPr>
+          <w:lang w:val="gu_IN" w:bidi="gu_IN"/>
+        </w:rPr>
+        <w:t>3 યોહાન 1:1–4</w:t>
+      </w:r>
+    </w:p>
+    <w:p>
+      <w:pPr>
+        <w:pStyle w:val="ListBullet"/>
+        <w:spacing w:line="240" w:lineRule="auto"/>
+        <w:ind w:left="720"/>
+      </w:pPr>
+      <w:r>
+        <w:rPr>
+          <w:lang w:val="gu_IN" w:bidi="gu_IN"/>
+        </w:rPr>
+      </w:r>
+      <w:r>
+        <w:rPr>
+          <w:lang w:val="gu_IN" w:bidi="gu_IN"/>
+        </w:rPr>
+        <w:t>ગલાતી 4:19–20</w:t>
+      </w:r>
+    </w:p>
+    <w:p>
+      <w:pPr>
+        <w:pStyle w:val="ListBullet"/>
+        <w:spacing w:line="240" w:lineRule="auto"/>
+        <w:ind w:left="720"/>
+      </w:pPr>
+      <w:r>
+        <w:rPr>
+          <w:lang w:val="gu_IN" w:bidi="gu_IN"/>
+        </w:rPr>
+      </w:r>
+      <w:r>
+        <w:rPr>
+          <w:lang w:val="gu_IN" w:bidi="gu_IN"/>
+        </w:rPr>
+        <w:t>ઉત્પત્તિ 45:9–11</w:t>
+      </w:r>
+    </w:p>
+    <w:p>
+      <w:pPr>
+        <w:pStyle w:val="ListBullet"/>
+        <w:spacing w:line="240" w:lineRule="auto"/>
+        <w:ind w:left="720"/>
+      </w:pPr>
+      <w:r>
+        <w:rPr>
+          <w:lang w:val="gu_IN" w:bidi="gu_IN"/>
+        </w:rPr>
+      </w:r>
+      <w:r>
+        <w:rPr>
+          <w:lang w:val="gu_IN" w:bidi="gu_IN"/>
+        </w:rPr>
+        <w:t>યહોશુઆ 8:34–35</w:t>
+      </w:r>
+    </w:p>
+    <w:p>
+      <w:pPr>
+        <w:pStyle w:val="ListBullet"/>
+        <w:spacing w:line="240" w:lineRule="auto"/>
+        <w:ind w:left="720"/>
+      </w:pPr>
+      <w:r>
+        <w:rPr>
+          <w:lang w:val="gu_IN" w:bidi="gu_IN"/>
+        </w:rPr>
+      </w:r>
+      <w:r>
+        <w:rPr>
+          <w:lang w:val="gu_IN" w:bidi="gu_IN"/>
+        </w:rPr>
+        <w:t>નહેમ્યા 5:4–5</w:t>
+      </w:r>
+    </w:p>
+    <w:p>
+      <w:pPr>
+        <w:pStyle w:val="ListBullet"/>
+        <w:spacing w:line="240" w:lineRule="auto"/>
+        <w:ind w:left="720"/>
+      </w:pPr>
+      <w:r>
+        <w:rPr>
+          <w:lang w:val="gu_IN" w:bidi="gu_IN"/>
+        </w:rPr>
+      </w:r>
+      <w:r>
+        <w:rPr>
+          <w:lang w:val="gu_IN" w:bidi="gu_IN"/>
+        </w:rPr>
+        <w:t>પ્રેરીતોના કૃત્યો 17:29</w:t>
+      </w:r>
     </w:p>
     <w:p>
       <w:pPr>
@@ -17338,114 +16318,84 @@
           <w:lang w:val="gu_IN" w:bidi="gu_IN"/>
         </w:rPr>
       </w:r>
-      <w:hyperlink r:id="rId180">
-        <w:r>
-          <w:rPr>
-            <w:lang w:val="gu_IN" w:bidi="gu_IN"/>
-          </w:rPr>
-          <w:rPr>
-            <w:color w:val="0000EE"/>
-            <w:u w:val="single"/>
-          </w:rPr>
-          <w:t>ઉત્પત્તિ 24:7</w:t>
-        </w:r>
-      </w:hyperlink>
-    </w:p>
-    <w:p>
-      <w:pPr>
-        <w:pStyle w:val="ListBullet"/>
-        <w:spacing w:line="240" w:lineRule="auto"/>
-        <w:ind w:left="720"/>
-      </w:pPr>
-      <w:r>
-        <w:rPr>
-          <w:lang w:val="gu_IN" w:bidi="gu_IN"/>
-        </w:rPr>
-      </w:r>
-      <w:hyperlink r:id="rId181">
-        <w:r>
-          <w:rPr>
-            <w:lang w:val="gu_IN" w:bidi="gu_IN"/>
-          </w:rPr>
-          <w:rPr>
-            <w:color w:val="0000EE"/>
-            <w:u w:val="single"/>
-          </w:rPr>
-          <w:t>યશાયા 41:8–9</w:t>
-        </w:r>
-      </w:hyperlink>
-    </w:p>
-    <w:p>
-      <w:pPr>
-        <w:pStyle w:val="ListBullet"/>
-        <w:spacing w:line="240" w:lineRule="auto"/>
-        <w:ind w:left="720"/>
-      </w:pPr>
-      <w:r>
-        <w:rPr>
-          <w:lang w:val="gu_IN" w:bidi="gu_IN"/>
-        </w:rPr>
-      </w:r>
-      <w:hyperlink r:id="rId182">
-        <w:r>
-          <w:rPr>
-            <w:lang w:val="gu_IN" w:bidi="gu_IN"/>
-          </w:rPr>
-          <w:rPr>
-            <w:color w:val="0000EE"/>
-            <w:u w:val="single"/>
-          </w:rPr>
-          <w:t>અયૂબ 5:25</w:t>
-        </w:r>
-      </w:hyperlink>
-    </w:p>
-    <w:p>
-      <w:pPr>
-        <w:pStyle w:val="ListBullet"/>
-        <w:spacing w:line="240" w:lineRule="auto"/>
-        <w:ind w:left="720"/>
-      </w:pPr>
-      <w:r>
-        <w:rPr>
-          <w:lang w:val="gu_IN" w:bidi="gu_IN"/>
-        </w:rPr>
-      </w:r>
-      <w:hyperlink r:id="rId183">
-        <w:r>
-          <w:rPr>
-            <w:lang w:val="gu_IN" w:bidi="gu_IN"/>
-          </w:rPr>
-          <w:rPr>
-            <w:color w:val="0000EE"/>
-            <w:u w:val="single"/>
-          </w:rPr>
-          <w:t>લૂક 3:7</w:t>
-        </w:r>
-      </w:hyperlink>
-    </w:p>
-    <w:p>
-      <w:pPr>
-        <w:pStyle w:val="ListBullet"/>
-        <w:spacing w:line="240" w:lineRule="auto"/>
-        <w:ind w:left="720"/>
-      </w:pPr>
-      <w:r>
-        <w:rPr>
-          <w:lang w:val="gu_IN" w:bidi="gu_IN"/>
-        </w:rPr>
-      </w:r>
-      <w:hyperlink r:id="rId184">
-        <w:r>
-          <w:rPr>
-            <w:lang w:val="gu_IN" w:bidi="gu_IN"/>
-          </w:rPr>
-          <w:rPr>
-            <w:color w:val="0000EE"/>
-            <w:u w:val="single"/>
-          </w:rPr>
-          <w:t>માથ્થી 12:34</w:t>
-        </w:r>
-      </w:hyperlink>
+      <w:r>
+        <w:rPr>
+          <w:lang w:val="gu_IN" w:bidi="gu_IN"/>
+        </w:rPr>
+        <w:t>ઉત્પત્તિ 24:7</w:t>
+      </w:r>
+    </w:p>
+    <w:p>
+      <w:pPr>
+        <w:pStyle w:val="ListBullet"/>
+        <w:spacing w:line="240" w:lineRule="auto"/>
+        <w:ind w:left="720"/>
+      </w:pPr>
+      <w:r>
+        <w:rPr>
+          <w:lang w:val="gu_IN" w:bidi="gu_IN"/>
+        </w:rPr>
+      </w:r>
+      <w:r>
+        <w:rPr>
+          <w:lang w:val="gu_IN" w:bidi="gu_IN"/>
+        </w:rPr>
+        <w:t>યશાયા 41:8–9</w:t>
+      </w:r>
+    </w:p>
+    <w:p>
+      <w:pPr>
+        <w:pStyle w:val="ListBullet"/>
+        <w:spacing w:line="240" w:lineRule="auto"/>
+        <w:ind w:left="720"/>
+      </w:pPr>
+      <w:r>
+        <w:rPr>
+          <w:lang w:val="gu_IN" w:bidi="gu_IN"/>
+        </w:rPr>
+      </w:r>
+      <w:r>
+        <w:rPr>
+          <w:lang w:val="gu_IN" w:bidi="gu_IN"/>
+        </w:rPr>
+        <w:t>અયૂબ 5:25</w:t>
+      </w:r>
+    </w:p>
+    <w:p>
+      <w:pPr>
+        <w:pStyle w:val="ListBullet"/>
+        <w:spacing w:line="240" w:lineRule="auto"/>
+        <w:ind w:left="720"/>
+      </w:pPr>
+      <w:r>
+        <w:rPr>
+          <w:lang w:val="gu_IN" w:bidi="gu_IN"/>
+        </w:rPr>
+      </w:r>
+      <w:r>
+        <w:rPr>
+          <w:lang w:val="gu_IN" w:bidi="gu_IN"/>
+        </w:rPr>
+        <w:t>લૂક 3:7</w:t>
+      </w:r>
+    </w:p>
+    <w:p>
+      <w:pPr>
+        <w:pStyle w:val="ListBullet"/>
+        <w:spacing w:line="240" w:lineRule="auto"/>
+        <w:ind w:left="720"/>
+      </w:pPr>
+      <w:r>
+        <w:rPr>
+          <w:lang w:val="gu_IN" w:bidi="gu_IN"/>
+        </w:rPr>
+      </w:r>
+      <w:r>
+        <w:rPr>
+          <w:lang w:val="gu_IN" w:bidi="gu_IN"/>
+        </w:rPr>
+        <w:t>માથ્થી 12:34</w:t>
+      </w:r>
     </w:p>
     <w:p>
       <w:pPr>
@@ -17779,138 +16729,102 @@
           <w:lang w:val="gu_IN" w:bidi="gu_IN"/>
         </w:rPr>
       </w:r>
-      <w:hyperlink r:id="rId185">
-        <w:r>
-          <w:rPr>
-            <w:lang w:val="gu_IN" w:bidi="gu_IN"/>
-          </w:rPr>
-          <w:rPr>
-            <w:color w:val="0000EE"/>
-            <w:u w:val="single"/>
-          </w:rPr>
-          <w:t>1 રાજા 2:8–9</w:t>
-        </w:r>
-      </w:hyperlink>
-    </w:p>
-    <w:p>
-      <w:pPr>
-        <w:pStyle w:val="ListBullet"/>
-        <w:spacing w:line="240" w:lineRule="auto"/>
-        <w:ind w:left="720"/>
-      </w:pPr>
-      <w:r>
-        <w:rPr>
-          <w:lang w:val="gu_IN" w:bidi="gu_IN"/>
-        </w:rPr>
-      </w:r>
-      <w:hyperlink r:id="rId186">
-        <w:r>
-          <w:rPr>
-            <w:lang w:val="gu_IN" w:bidi="gu_IN"/>
-          </w:rPr>
-          <w:rPr>
-            <w:color w:val="0000EE"/>
-            <w:u w:val="single"/>
-          </w:rPr>
-          <w:t>પ્રેરિતો 13:21–22</w:t>
-        </w:r>
-      </w:hyperlink>
-    </w:p>
-    <w:p>
-      <w:pPr>
-        <w:pStyle w:val="ListBullet"/>
-        <w:spacing w:line="240" w:lineRule="auto"/>
-        <w:ind w:left="720"/>
-      </w:pPr>
-      <w:r>
-        <w:rPr>
-          <w:lang w:val="gu_IN" w:bidi="gu_IN"/>
-        </w:rPr>
-      </w:r>
-      <w:hyperlink r:id="rId187">
-        <w:r>
-          <w:rPr>
-            <w:lang w:val="gu_IN" w:bidi="gu_IN"/>
-          </w:rPr>
-          <w:rPr>
-            <w:color w:val="0000EE"/>
-            <w:u w:val="single"/>
-          </w:rPr>
-          <w:t>ઉત્પત્તિ 35:16–20</w:t>
-        </w:r>
-      </w:hyperlink>
-    </w:p>
-    <w:p>
-      <w:pPr>
-        <w:pStyle w:val="ListBullet"/>
-        <w:spacing w:line="240" w:lineRule="auto"/>
-        <w:ind w:left="720"/>
-      </w:pPr>
-      <w:r>
-        <w:rPr>
-          <w:lang w:val="gu_IN" w:bidi="gu_IN"/>
-        </w:rPr>
-      </w:r>
-      <w:hyperlink r:id="rId188">
-        <w:r>
-          <w:rPr>
-            <w:lang w:val="gu_IN" w:bidi="gu_IN"/>
-          </w:rPr>
-          <w:rPr>
-            <w:color w:val="0000EE"/>
-            <w:u w:val="single"/>
-          </w:rPr>
-          <w:t>ઉત્પત્તિ 42:1–4</w:t>
-        </w:r>
-      </w:hyperlink>
-    </w:p>
-    <w:p>
-      <w:pPr>
-        <w:pStyle w:val="ListBullet"/>
-        <w:spacing w:line="240" w:lineRule="auto"/>
-        <w:ind w:left="720"/>
-      </w:pPr>
-      <w:r>
-        <w:rPr>
-          <w:lang w:val="gu_IN" w:bidi="gu_IN"/>
-        </w:rPr>
-      </w:r>
-      <w:hyperlink r:id="rId189">
-        <w:r>
-          <w:rPr>
-            <w:lang w:val="gu_IN" w:bidi="gu_IN"/>
-          </w:rPr>
-          <w:rPr>
-            <w:color w:val="0000EE"/>
-            <w:u w:val="single"/>
-          </w:rPr>
-          <w:t>ઉત્પત્તિ 42:35–36</w:t>
-        </w:r>
-      </w:hyperlink>
-    </w:p>
-    <w:p>
-      <w:pPr>
-        <w:pStyle w:val="ListBullet"/>
-        <w:spacing w:line="240" w:lineRule="auto"/>
-        <w:ind w:left="720"/>
-      </w:pPr>
-      <w:r>
-        <w:rPr>
-          <w:lang w:val="gu_IN" w:bidi="gu_IN"/>
-        </w:rPr>
-      </w:r>
-      <w:hyperlink r:id="rId190">
-        <w:r>
-          <w:rPr>
-            <w:lang w:val="gu_IN" w:bidi="gu_IN"/>
-          </w:rPr>
-          <w:rPr>
-            <w:color w:val="0000EE"/>
-            <w:u w:val="single"/>
-          </w:rPr>
-          <w:t>ફિલીપ્પી 3:4–5</w:t>
-        </w:r>
-      </w:hyperlink>
+      <w:r>
+        <w:rPr>
+          <w:lang w:val="gu_IN" w:bidi="gu_IN"/>
+        </w:rPr>
+        <w:t>1 રાજા 2:8–9</w:t>
+      </w:r>
+    </w:p>
+    <w:p>
+      <w:pPr>
+        <w:pStyle w:val="ListBullet"/>
+        <w:spacing w:line="240" w:lineRule="auto"/>
+        <w:ind w:left="720"/>
+      </w:pPr>
+      <w:r>
+        <w:rPr>
+          <w:lang w:val="gu_IN" w:bidi="gu_IN"/>
+        </w:rPr>
+      </w:r>
+      <w:r>
+        <w:rPr>
+          <w:lang w:val="gu_IN" w:bidi="gu_IN"/>
+        </w:rPr>
+        <w:t>પ્રેરિતો 13:21–22</w:t>
+      </w:r>
+    </w:p>
+    <w:p>
+      <w:pPr>
+        <w:pStyle w:val="ListBullet"/>
+        <w:spacing w:line="240" w:lineRule="auto"/>
+        <w:ind w:left="720"/>
+      </w:pPr>
+      <w:r>
+        <w:rPr>
+          <w:lang w:val="gu_IN" w:bidi="gu_IN"/>
+        </w:rPr>
+      </w:r>
+      <w:r>
+        <w:rPr>
+          <w:lang w:val="gu_IN" w:bidi="gu_IN"/>
+        </w:rPr>
+        <w:t>ઉત્પત્તિ 35:16–20</w:t>
+      </w:r>
+    </w:p>
+    <w:p>
+      <w:pPr>
+        <w:pStyle w:val="ListBullet"/>
+        <w:spacing w:line="240" w:lineRule="auto"/>
+        <w:ind w:left="720"/>
+      </w:pPr>
+      <w:r>
+        <w:rPr>
+          <w:lang w:val="gu_IN" w:bidi="gu_IN"/>
+        </w:rPr>
+      </w:r>
+      <w:r>
+        <w:rPr>
+          <w:lang w:val="gu_IN" w:bidi="gu_IN"/>
+        </w:rPr>
+        <w:t>ઉત્પત્તિ 42:1–4</w:t>
+      </w:r>
+    </w:p>
+    <w:p>
+      <w:pPr>
+        <w:pStyle w:val="ListBullet"/>
+        <w:spacing w:line="240" w:lineRule="auto"/>
+        <w:ind w:left="720"/>
+      </w:pPr>
+      <w:r>
+        <w:rPr>
+          <w:lang w:val="gu_IN" w:bidi="gu_IN"/>
+        </w:rPr>
+      </w:r>
+      <w:r>
+        <w:rPr>
+          <w:lang w:val="gu_IN" w:bidi="gu_IN"/>
+        </w:rPr>
+        <w:t>ઉત્પત્તિ 42:35–36</w:t>
+      </w:r>
+    </w:p>
+    <w:p>
+      <w:pPr>
+        <w:pStyle w:val="ListBullet"/>
+        <w:spacing w:line="240" w:lineRule="auto"/>
+        <w:ind w:left="720"/>
+      </w:pPr>
+      <w:r>
+        <w:rPr>
+          <w:lang w:val="gu_IN" w:bidi="gu_IN"/>
+        </w:rPr>
+      </w:r>
+      <w:r>
+        <w:rPr>
+          <w:lang w:val="gu_IN" w:bidi="gu_IN"/>
+        </w:rPr>
+        <w:t>ફિલીપ્પી 3:4–5</w:t>
+      </w:r>
     </w:p>
     <w:p>
       <w:pPr>
@@ -18274,90 +17188,66 @@
           <w:lang w:val="gu_IN" w:bidi="gu_IN"/>
         </w:rPr>
       </w:r>
-      <w:hyperlink r:id="rId191">
-        <w:r>
-          <w:rPr>
-            <w:lang w:val="gu_IN" w:bidi="gu_IN"/>
-          </w:rPr>
-          <w:rPr>
-            <w:color w:val="0000EE"/>
-            <w:u w:val="single"/>
-          </w:rPr>
-          <w:t>1 રાજાઓ 18:30–32</w:t>
-        </w:r>
-      </w:hyperlink>
-    </w:p>
-    <w:p>
-      <w:pPr>
-        <w:pStyle w:val="ListBullet"/>
-        <w:spacing w:line="240" w:lineRule="auto"/>
-        <w:ind w:left="720"/>
-      </w:pPr>
-      <w:r>
-        <w:rPr>
-          <w:lang w:val="gu_IN" w:bidi="gu_IN"/>
-        </w:rPr>
-      </w:r>
-      <w:hyperlink r:id="rId192">
-        <w:r>
-          <w:rPr>
-            <w:lang w:val="gu_IN" w:bidi="gu_IN"/>
-          </w:rPr>
-          <w:rPr>
-            <w:color w:val="0000EE"/>
-            <w:u w:val="single"/>
-          </w:rPr>
-          <w:t>ઉત્પતિ 18:30–32</w:t>
-        </w:r>
-      </w:hyperlink>
-    </w:p>
-    <w:p>
-      <w:pPr>
-        <w:pStyle w:val="ListBullet"/>
-        <w:spacing w:line="240" w:lineRule="auto"/>
-        <w:ind w:left="720"/>
-      </w:pPr>
-      <w:r>
-        <w:rPr>
-          <w:lang w:val="gu_IN" w:bidi="gu_IN"/>
-        </w:rPr>
-      </w:r>
-      <w:hyperlink r:id="rId193">
-        <w:r>
-          <w:rPr>
-            <w:lang w:val="gu_IN" w:bidi="gu_IN"/>
-          </w:rPr>
-          <w:rPr>
-            <w:color w:val="0000EE"/>
-            <w:u w:val="single"/>
-          </w:rPr>
-          <w:t>યર્મિયા 2:20–22</w:t>
-        </w:r>
-      </w:hyperlink>
-    </w:p>
-    <w:p>
-      <w:pPr>
-        <w:pStyle w:val="ListBullet"/>
-        <w:spacing w:line="240" w:lineRule="auto"/>
-        <w:ind w:left="720"/>
-      </w:pPr>
-      <w:r>
-        <w:rPr>
-          <w:lang w:val="gu_IN" w:bidi="gu_IN"/>
-        </w:rPr>
-      </w:r>
-      <w:hyperlink r:id="rId194">
-        <w:r>
-          <w:rPr>
-            <w:lang w:val="gu_IN" w:bidi="gu_IN"/>
-          </w:rPr>
-          <w:rPr>
-            <w:color w:val="0000EE"/>
-            <w:u w:val="single"/>
-          </w:rPr>
-          <w:t>માથ્થી 13:7–9</w:t>
-        </w:r>
-      </w:hyperlink>
+      <w:r>
+        <w:rPr>
+          <w:lang w:val="gu_IN" w:bidi="gu_IN"/>
+        </w:rPr>
+        <w:t>1 રાજાઓ 18:30–32</w:t>
+      </w:r>
+    </w:p>
+    <w:p>
+      <w:pPr>
+        <w:pStyle w:val="ListBullet"/>
+        <w:spacing w:line="240" w:lineRule="auto"/>
+        <w:ind w:left="720"/>
+      </w:pPr>
+      <w:r>
+        <w:rPr>
+          <w:lang w:val="gu_IN" w:bidi="gu_IN"/>
+        </w:rPr>
+      </w:r>
+      <w:r>
+        <w:rPr>
+          <w:lang w:val="gu_IN" w:bidi="gu_IN"/>
+        </w:rPr>
+        <w:t>ઉત્પતિ 18:30–32</w:t>
+      </w:r>
+    </w:p>
+    <w:p>
+      <w:pPr>
+        <w:pStyle w:val="ListBullet"/>
+        <w:spacing w:line="240" w:lineRule="auto"/>
+        <w:ind w:left="720"/>
+      </w:pPr>
+      <w:r>
+        <w:rPr>
+          <w:lang w:val="gu_IN" w:bidi="gu_IN"/>
+        </w:rPr>
+      </w:r>
+      <w:r>
+        <w:rPr>
+          <w:lang w:val="gu_IN" w:bidi="gu_IN"/>
+        </w:rPr>
+        <w:t>યર્મિયા 2:20–22</w:t>
+      </w:r>
+    </w:p>
+    <w:p>
+      <w:pPr>
+        <w:pStyle w:val="ListBullet"/>
+        <w:spacing w:line="240" w:lineRule="auto"/>
+        <w:ind w:left="720"/>
+      </w:pPr>
+      <w:r>
+        <w:rPr>
+          <w:lang w:val="gu_IN" w:bidi="gu_IN"/>
+        </w:rPr>
+      </w:r>
+      <w:r>
+        <w:rPr>
+          <w:lang w:val="gu_IN" w:bidi="gu_IN"/>
+        </w:rPr>
+        <w:t>માથ્થી 13:7–9</w:t>
+      </w:r>
     </w:p>
     <w:p>
       <w:pPr>
@@ -18668,18 +17558,12 @@
           <w:lang w:val="gu_IN" w:bidi="gu_IN"/>
         </w:rPr>
       </w:r>
-      <w:hyperlink r:id="rId195">
-        <w:r>
-          <w:rPr>
-            <w:lang w:val="gu_IN" w:bidi="gu_IN"/>
-          </w:rPr>
-          <w:rPr>
-            <w:color w:val="0000EE"/>
-            <w:u w:val="single"/>
-          </w:rPr>
-          <w:t>નિર્ગમન 32:3–4</w:t>
-        </w:r>
-      </w:hyperlink>
+      <w:r>
+        <w:rPr>
+          <w:lang w:val="gu_IN" w:bidi="gu_IN"/>
+        </w:rPr>
+        <w:t>નિર્ગમન 32:3–4</w:t>
+      </w:r>
     </w:p>
     <w:p>
       <w:pPr>
@@ -19011,210 +17895,156 @@
           <w:lang w:val="gu_IN" w:bidi="gu_IN"/>
         </w:rPr>
       </w:r>
-      <w:hyperlink r:id="rId196">
-        <w:r>
-          <w:rPr>
-            <w:lang w:val="gu_IN" w:bidi="gu_IN"/>
-          </w:rPr>
-          <w:rPr>
-            <w:color w:val="0000EE"/>
-            <w:u w:val="single"/>
-          </w:rPr>
-          <w:t>1 કોરિંથી 5:6–8</w:t>
-        </w:r>
-      </w:hyperlink>
-    </w:p>
-    <w:p>
-      <w:pPr>
-        <w:pStyle w:val="ListBullet"/>
-        <w:spacing w:line="240" w:lineRule="auto"/>
-        <w:ind w:left="720"/>
-      </w:pPr>
-      <w:r>
-        <w:rPr>
-          <w:lang w:val="gu_IN" w:bidi="gu_IN"/>
-        </w:rPr>
-      </w:r>
-      <w:hyperlink r:id="rId197">
-        <w:r>
-          <w:rPr>
-            <w:lang w:val="gu_IN" w:bidi="gu_IN"/>
-          </w:rPr>
-          <w:rPr>
-            <w:color w:val="0000EE"/>
-            <w:u w:val="single"/>
-          </w:rPr>
-          <w:t>2 કાળવૃતાંત 30:13–15</w:t>
-        </w:r>
-      </w:hyperlink>
-    </w:p>
-    <w:p>
-      <w:pPr>
-        <w:pStyle w:val="ListBullet"/>
-        <w:spacing w:line="240" w:lineRule="auto"/>
-        <w:ind w:left="720"/>
-      </w:pPr>
-      <w:r>
-        <w:rPr>
-          <w:lang w:val="gu_IN" w:bidi="gu_IN"/>
-        </w:rPr>
-      </w:r>
-      <w:hyperlink r:id="rId198">
-        <w:r>
-          <w:rPr>
-            <w:lang w:val="gu_IN" w:bidi="gu_IN"/>
-          </w:rPr>
-          <w:rPr>
-            <w:color w:val="0000EE"/>
-            <w:u w:val="single"/>
-          </w:rPr>
-          <w:t>પ્રેરિતોનાં કૃત્યો 12:3–4</w:t>
-        </w:r>
-      </w:hyperlink>
-    </w:p>
-    <w:p>
-      <w:pPr>
-        <w:pStyle w:val="ListBullet"/>
-        <w:spacing w:line="240" w:lineRule="auto"/>
-        <w:ind w:left="720"/>
-      </w:pPr>
-      <w:r>
-        <w:rPr>
-          <w:lang w:val="gu_IN" w:bidi="gu_IN"/>
-        </w:rPr>
-      </w:r>
-      <w:hyperlink r:id="rId199">
-        <w:r>
-          <w:rPr>
-            <w:lang w:val="gu_IN" w:bidi="gu_IN"/>
-          </w:rPr>
-          <w:rPr>
-            <w:color w:val="0000EE"/>
-            <w:u w:val="single"/>
-          </w:rPr>
-          <w:t>નિર્ગમન 23:14–15</w:t>
-        </w:r>
-      </w:hyperlink>
-    </w:p>
-    <w:p>
-      <w:pPr>
-        <w:pStyle w:val="ListBullet"/>
-        <w:spacing w:line="240" w:lineRule="auto"/>
-        <w:ind w:left="720"/>
-      </w:pPr>
-      <w:r>
-        <w:rPr>
-          <w:lang w:val="gu_IN" w:bidi="gu_IN"/>
-        </w:rPr>
-      </w:r>
-      <w:hyperlink r:id="rId200">
-        <w:r>
-          <w:rPr>
-            <w:lang w:val="gu_IN" w:bidi="gu_IN"/>
-          </w:rPr>
-          <w:rPr>
-            <w:color w:val="0000EE"/>
-            <w:u w:val="single"/>
-          </w:rPr>
-          <w:t>એઝરા 6:21–22</w:t>
-        </w:r>
-      </w:hyperlink>
-    </w:p>
-    <w:p>
-      <w:pPr>
-        <w:pStyle w:val="ListBullet"/>
-        <w:spacing w:line="240" w:lineRule="auto"/>
-        <w:ind w:left="720"/>
-      </w:pPr>
-      <w:r>
-        <w:rPr>
-          <w:lang w:val="gu_IN" w:bidi="gu_IN"/>
-        </w:rPr>
-      </w:r>
-      <w:hyperlink r:id="rId201">
-        <w:r>
-          <w:rPr>
-            <w:lang w:val="gu_IN" w:bidi="gu_IN"/>
-          </w:rPr>
-          <w:rPr>
-            <w:color w:val="0000EE"/>
-            <w:u w:val="single"/>
-          </w:rPr>
-          <w:t>ઉત્પત્તિ 19:1–3</w:t>
-        </w:r>
-      </w:hyperlink>
-    </w:p>
-    <w:p>
-      <w:pPr>
-        <w:pStyle w:val="ListBullet"/>
-        <w:spacing w:line="240" w:lineRule="auto"/>
-        <w:ind w:left="720"/>
-      </w:pPr>
-      <w:r>
-        <w:rPr>
-          <w:lang w:val="gu_IN" w:bidi="gu_IN"/>
-        </w:rPr>
-      </w:r>
-      <w:hyperlink r:id="rId202">
-        <w:r>
-          <w:rPr>
-            <w:lang w:val="gu_IN" w:bidi="gu_IN"/>
-          </w:rPr>
-          <w:rPr>
-            <w:color w:val="0000EE"/>
-            <w:u w:val="single"/>
-          </w:rPr>
-          <w:t>લેવીય 8:1–3</w:t>
-        </w:r>
-      </w:hyperlink>
-    </w:p>
-    <w:p>
-      <w:pPr>
-        <w:pStyle w:val="ListBullet"/>
-        <w:spacing w:line="240" w:lineRule="auto"/>
-        <w:ind w:left="720"/>
-      </w:pPr>
-      <w:r>
-        <w:rPr>
-          <w:lang w:val="gu_IN" w:bidi="gu_IN"/>
-        </w:rPr>
-      </w:r>
-      <w:hyperlink r:id="rId203">
-        <w:r>
-          <w:rPr>
-            <w:lang w:val="gu_IN" w:bidi="gu_IN"/>
-          </w:rPr>
-          <w:rPr>
-            <w:color w:val="0000EE"/>
-            <w:u w:val="single"/>
-          </w:rPr>
-          <w:t>ન્યાયાધીશો 6:21</w:t>
-        </w:r>
-      </w:hyperlink>
-    </w:p>
-    <w:p>
-      <w:pPr>
-        <w:pStyle w:val="ListBullet"/>
-        <w:spacing w:line="240" w:lineRule="auto"/>
-        <w:ind w:left="720"/>
-      </w:pPr>
-      <w:r>
-        <w:rPr>
-          <w:lang w:val="gu_IN" w:bidi="gu_IN"/>
-        </w:rPr>
-      </w:r>
-      <w:hyperlink r:id="rId204">
-        <w:r>
-          <w:rPr>
-            <w:lang w:val="gu_IN" w:bidi="gu_IN"/>
-          </w:rPr>
-          <w:rPr>
-            <w:color w:val="0000EE"/>
-            <w:u w:val="single"/>
-          </w:rPr>
-          <w:t>લૂક 22:1–2</w:t>
-        </w:r>
-      </w:hyperlink>
+      <w:r>
+        <w:rPr>
+          <w:lang w:val="gu_IN" w:bidi="gu_IN"/>
+        </w:rPr>
+        <w:t>1 કોરિંથી 5:6–8</w:t>
+      </w:r>
+    </w:p>
+    <w:p>
+      <w:pPr>
+        <w:pStyle w:val="ListBullet"/>
+        <w:spacing w:line="240" w:lineRule="auto"/>
+        <w:ind w:left="720"/>
+      </w:pPr>
+      <w:r>
+        <w:rPr>
+          <w:lang w:val="gu_IN" w:bidi="gu_IN"/>
+        </w:rPr>
+      </w:r>
+      <w:r>
+        <w:rPr>
+          <w:lang w:val="gu_IN" w:bidi="gu_IN"/>
+        </w:rPr>
+        <w:t>2 કાળવૃતાંત 30:13–15</w:t>
+      </w:r>
+    </w:p>
+    <w:p>
+      <w:pPr>
+        <w:pStyle w:val="ListBullet"/>
+        <w:spacing w:line="240" w:lineRule="auto"/>
+        <w:ind w:left="720"/>
+      </w:pPr>
+      <w:r>
+        <w:rPr>
+          <w:lang w:val="gu_IN" w:bidi="gu_IN"/>
+        </w:rPr>
+      </w:r>
+      <w:r>
+        <w:rPr>
+          <w:lang w:val="gu_IN" w:bidi="gu_IN"/>
+        </w:rPr>
+        <w:t>પ્રેરિતોનાં કૃત્યો 12:3–4</w:t>
+      </w:r>
+    </w:p>
+    <w:p>
+      <w:pPr>
+        <w:pStyle w:val="ListBullet"/>
+        <w:spacing w:line="240" w:lineRule="auto"/>
+        <w:ind w:left="720"/>
+      </w:pPr>
+      <w:r>
+        <w:rPr>
+          <w:lang w:val="gu_IN" w:bidi="gu_IN"/>
+        </w:rPr>
+      </w:r>
+      <w:r>
+        <w:rPr>
+          <w:lang w:val="gu_IN" w:bidi="gu_IN"/>
+        </w:rPr>
+        <w:t>નિર્ગમન 23:14–15</w:t>
+      </w:r>
+    </w:p>
+    <w:p>
+      <w:pPr>
+        <w:pStyle w:val="ListBullet"/>
+        <w:spacing w:line="240" w:lineRule="auto"/>
+        <w:ind w:left="720"/>
+      </w:pPr>
+      <w:r>
+        <w:rPr>
+          <w:lang w:val="gu_IN" w:bidi="gu_IN"/>
+        </w:rPr>
+      </w:r>
+      <w:r>
+        <w:rPr>
+          <w:lang w:val="gu_IN" w:bidi="gu_IN"/>
+        </w:rPr>
+        <w:t>એઝરા 6:21–22</w:t>
+      </w:r>
+    </w:p>
+    <w:p>
+      <w:pPr>
+        <w:pStyle w:val="ListBullet"/>
+        <w:spacing w:line="240" w:lineRule="auto"/>
+        <w:ind w:left="720"/>
+      </w:pPr>
+      <w:r>
+        <w:rPr>
+          <w:lang w:val="gu_IN" w:bidi="gu_IN"/>
+        </w:rPr>
+      </w:r>
+      <w:r>
+        <w:rPr>
+          <w:lang w:val="gu_IN" w:bidi="gu_IN"/>
+        </w:rPr>
+        <w:t>ઉત્પત્તિ 19:1–3</w:t>
+      </w:r>
+    </w:p>
+    <w:p>
+      <w:pPr>
+        <w:pStyle w:val="ListBullet"/>
+        <w:spacing w:line="240" w:lineRule="auto"/>
+        <w:ind w:left="720"/>
+      </w:pPr>
+      <w:r>
+        <w:rPr>
+          <w:lang w:val="gu_IN" w:bidi="gu_IN"/>
+        </w:rPr>
+      </w:r>
+      <w:r>
+        <w:rPr>
+          <w:lang w:val="gu_IN" w:bidi="gu_IN"/>
+        </w:rPr>
+        <w:t>લેવીય 8:1–3</w:t>
+      </w:r>
+    </w:p>
+    <w:p>
+      <w:pPr>
+        <w:pStyle w:val="ListBullet"/>
+        <w:spacing w:line="240" w:lineRule="auto"/>
+        <w:ind w:left="720"/>
+      </w:pPr>
+      <w:r>
+        <w:rPr>
+          <w:lang w:val="gu_IN" w:bidi="gu_IN"/>
+        </w:rPr>
+      </w:r>
+      <w:r>
+        <w:rPr>
+          <w:lang w:val="gu_IN" w:bidi="gu_IN"/>
+        </w:rPr>
+        <w:t>ન્યાયાધીશો 6:21</w:t>
+      </w:r>
+    </w:p>
+    <w:p>
+      <w:pPr>
+        <w:pStyle w:val="ListBullet"/>
+        <w:spacing w:line="240" w:lineRule="auto"/>
+        <w:ind w:left="720"/>
+      </w:pPr>
+      <w:r>
+        <w:rPr>
+          <w:lang w:val="gu_IN" w:bidi="gu_IN"/>
+        </w:rPr>
+      </w:r>
+      <w:r>
+        <w:rPr>
+          <w:lang w:val="gu_IN" w:bidi="gu_IN"/>
+        </w:rPr>
+        <w:t>લૂક 22:1–2</w:t>
+      </w:r>
     </w:p>
     <w:p>
       <w:pPr>
@@ -19488,90 +18318,66 @@
           <w:lang w:val="gu_IN" w:bidi="gu_IN"/>
         </w:rPr>
       </w:r>
-      <w:hyperlink r:id="rId205">
-        <w:r>
-          <w:rPr>
-            <w:lang w:val="gu_IN" w:bidi="gu_IN"/>
-          </w:rPr>
-          <w:rPr>
-            <w:color w:val="0000EE"/>
-            <w:u w:val="single"/>
-          </w:rPr>
-          <w:t>યોહાન 1:26–28</w:t>
-        </w:r>
-      </w:hyperlink>
-    </w:p>
-    <w:p>
-      <w:pPr>
-        <w:pStyle w:val="ListBullet"/>
-        <w:spacing w:line="240" w:lineRule="auto"/>
-        <w:ind w:left="720"/>
-      </w:pPr>
-      <w:r>
-        <w:rPr>
-          <w:lang w:val="gu_IN" w:bidi="gu_IN"/>
-        </w:rPr>
-      </w:r>
-      <w:hyperlink r:id="rId206">
-        <w:r>
-          <w:rPr>
-            <w:lang w:val="gu_IN" w:bidi="gu_IN"/>
-          </w:rPr>
-          <w:rPr>
-            <w:color w:val="0000EE"/>
-            <w:u w:val="single"/>
-          </w:rPr>
-          <w:t>લૂક 24:50–51</w:t>
-        </w:r>
-      </w:hyperlink>
-    </w:p>
-    <w:p>
-      <w:pPr>
-        <w:pStyle w:val="ListBullet"/>
-        <w:spacing w:line="240" w:lineRule="auto"/>
-        <w:ind w:left="720"/>
-      </w:pPr>
-      <w:r>
-        <w:rPr>
-          <w:lang w:val="gu_IN" w:bidi="gu_IN"/>
-        </w:rPr>
-      </w:r>
-      <w:hyperlink r:id="rId207">
-        <w:r>
-          <w:rPr>
-            <w:lang w:val="gu_IN" w:bidi="gu_IN"/>
-          </w:rPr>
-          <w:rPr>
-            <w:color w:val="0000EE"/>
-            <w:u w:val="single"/>
-          </w:rPr>
-          <w:t>માર્ક 11:1–3</w:t>
-        </w:r>
-      </w:hyperlink>
-    </w:p>
-    <w:p>
-      <w:pPr>
-        <w:pStyle w:val="ListBullet"/>
-        <w:spacing w:line="240" w:lineRule="auto"/>
-        <w:ind w:left="720"/>
-      </w:pPr>
-      <w:r>
-        <w:rPr>
-          <w:lang w:val="gu_IN" w:bidi="gu_IN"/>
-        </w:rPr>
-      </w:r>
-      <w:hyperlink r:id="rId208">
-        <w:r>
-          <w:rPr>
-            <w:lang w:val="gu_IN" w:bidi="gu_IN"/>
-          </w:rPr>
-          <w:rPr>
-            <w:color w:val="0000EE"/>
-            <w:u w:val="single"/>
-          </w:rPr>
-          <w:t>માથ્થી 21:15–17</w:t>
-        </w:r>
-      </w:hyperlink>
+      <w:r>
+        <w:rPr>
+          <w:lang w:val="gu_IN" w:bidi="gu_IN"/>
+        </w:rPr>
+        <w:t>યોહાન 1:26–28</w:t>
+      </w:r>
+    </w:p>
+    <w:p>
+      <w:pPr>
+        <w:pStyle w:val="ListBullet"/>
+        <w:spacing w:line="240" w:lineRule="auto"/>
+        <w:ind w:left="720"/>
+      </w:pPr>
+      <w:r>
+        <w:rPr>
+          <w:lang w:val="gu_IN" w:bidi="gu_IN"/>
+        </w:rPr>
+      </w:r>
+      <w:r>
+        <w:rPr>
+          <w:lang w:val="gu_IN" w:bidi="gu_IN"/>
+        </w:rPr>
+        <w:t>લૂક 24:50–51</w:t>
+      </w:r>
+    </w:p>
+    <w:p>
+      <w:pPr>
+        <w:pStyle w:val="ListBullet"/>
+        <w:spacing w:line="240" w:lineRule="auto"/>
+        <w:ind w:left="720"/>
+      </w:pPr>
+      <w:r>
+        <w:rPr>
+          <w:lang w:val="gu_IN" w:bidi="gu_IN"/>
+        </w:rPr>
+      </w:r>
+      <w:r>
+        <w:rPr>
+          <w:lang w:val="gu_IN" w:bidi="gu_IN"/>
+        </w:rPr>
+        <w:t>માર્ક 11:1–3</w:t>
+      </w:r>
+    </w:p>
+    <w:p>
+      <w:pPr>
+        <w:pStyle w:val="ListBullet"/>
+        <w:spacing w:line="240" w:lineRule="auto"/>
+        <w:ind w:left="720"/>
+      </w:pPr>
+      <w:r>
+        <w:rPr>
+          <w:lang w:val="gu_IN" w:bidi="gu_IN"/>
+        </w:rPr>
+      </w:r>
+      <w:r>
+        <w:rPr>
+          <w:lang w:val="gu_IN" w:bidi="gu_IN"/>
+        </w:rPr>
+        <w:t>માથ્થી 21:15–17</w:t>
+      </w:r>
     </w:p>
     <w:p>
       <w:pPr>
@@ -19801,138 +18607,102 @@
           <w:lang w:val="gu_IN" w:bidi="gu_IN"/>
         </w:rPr>
       </w:r>
-      <w:hyperlink r:id="rId209">
-        <w:r>
-          <w:rPr>
-            <w:lang w:val="gu_IN" w:bidi="gu_IN"/>
-          </w:rPr>
-          <w:rPr>
-            <w:color w:val="0000EE"/>
-            <w:u w:val="single"/>
-          </w:rPr>
-          <w:t>ઉત્પત્તિ 35:16–20</w:t>
-        </w:r>
-      </w:hyperlink>
-    </w:p>
-    <w:p>
-      <w:pPr>
-        <w:pStyle w:val="ListBullet"/>
-        <w:spacing w:line="240" w:lineRule="auto"/>
-        <w:ind w:left="720"/>
-      </w:pPr>
-      <w:r>
-        <w:rPr>
-          <w:lang w:val="gu_IN" w:bidi="gu_IN"/>
-        </w:rPr>
-      </w:r>
-      <w:hyperlink r:id="rId210">
-        <w:r>
-          <w:rPr>
-            <w:lang w:val="gu_IN" w:bidi="gu_IN"/>
-          </w:rPr>
-          <w:rPr>
-            <w:color w:val="0000EE"/>
-            <w:u w:val="single"/>
-          </w:rPr>
-          <w:t>યોહાન 7:40–42</w:t>
-        </w:r>
-      </w:hyperlink>
-    </w:p>
-    <w:p>
-      <w:pPr>
-        <w:pStyle w:val="ListBullet"/>
-        <w:spacing w:line="240" w:lineRule="auto"/>
-        <w:ind w:left="720"/>
-      </w:pPr>
-      <w:r>
-        <w:rPr>
-          <w:lang w:val="gu_IN" w:bidi="gu_IN"/>
-        </w:rPr>
-      </w:r>
-      <w:hyperlink r:id="rId211">
-        <w:r>
-          <w:rPr>
-            <w:lang w:val="gu_IN" w:bidi="gu_IN"/>
-          </w:rPr>
-          <w:rPr>
-            <w:color w:val="0000EE"/>
-            <w:u w:val="single"/>
-          </w:rPr>
-          <w:t>માથ્થી 2:4–6</w:t>
-        </w:r>
-      </w:hyperlink>
-    </w:p>
-    <w:p>
-      <w:pPr>
-        <w:pStyle w:val="ListBullet"/>
-        <w:spacing w:line="240" w:lineRule="auto"/>
-        <w:ind w:left="720"/>
-      </w:pPr>
-      <w:r>
-        <w:rPr>
-          <w:lang w:val="gu_IN" w:bidi="gu_IN"/>
-        </w:rPr>
-      </w:r>
-      <w:hyperlink r:id="rId212">
-        <w:r>
-          <w:rPr>
-            <w:lang w:val="gu_IN" w:bidi="gu_IN"/>
-          </w:rPr>
-          <w:rPr>
-            <w:color w:val="0000EE"/>
-            <w:u w:val="single"/>
-          </w:rPr>
-          <w:t>માથ્થી 2:16</w:t>
-        </w:r>
-      </w:hyperlink>
-    </w:p>
-    <w:p>
-      <w:pPr>
-        <w:pStyle w:val="ListBullet"/>
-        <w:spacing w:line="240" w:lineRule="auto"/>
-        <w:ind w:left="720"/>
-      </w:pPr>
-      <w:r>
-        <w:rPr>
-          <w:lang w:val="gu_IN" w:bidi="gu_IN"/>
-        </w:rPr>
-      </w:r>
-      <w:hyperlink r:id="rId213">
-        <w:r>
-          <w:rPr>
-            <w:lang w:val="gu_IN" w:bidi="gu_IN"/>
-          </w:rPr>
-          <w:rPr>
-            <w:color w:val="0000EE"/>
-            <w:u w:val="single"/>
-          </w:rPr>
-          <w:t>રૂથ 1:1–2</w:t>
-        </w:r>
-      </w:hyperlink>
-    </w:p>
-    <w:p>
-      <w:pPr>
-        <w:pStyle w:val="ListBullet"/>
-        <w:spacing w:line="240" w:lineRule="auto"/>
-        <w:ind w:left="720"/>
-      </w:pPr>
-      <w:r>
-        <w:rPr>
-          <w:lang w:val="gu_IN" w:bidi="gu_IN"/>
-        </w:rPr>
-      </w:r>
-      <w:hyperlink r:id="rId214">
-        <w:r>
-          <w:rPr>
-            <w:lang w:val="gu_IN" w:bidi="gu_IN"/>
-          </w:rPr>
-          <w:rPr>
-            <w:color w:val="0000EE"/>
-            <w:u w:val="single"/>
-          </w:rPr>
-          <w:t>રૂથ 1:19–21</w:t>
-        </w:r>
-      </w:hyperlink>
+      <w:r>
+        <w:rPr>
+          <w:lang w:val="gu_IN" w:bidi="gu_IN"/>
+        </w:rPr>
+        <w:t>ઉત્પત્તિ 35:16–20</w:t>
+      </w:r>
+    </w:p>
+    <w:p>
+      <w:pPr>
+        <w:pStyle w:val="ListBullet"/>
+        <w:spacing w:line="240" w:lineRule="auto"/>
+        <w:ind w:left="720"/>
+      </w:pPr>
+      <w:r>
+        <w:rPr>
+          <w:lang w:val="gu_IN" w:bidi="gu_IN"/>
+        </w:rPr>
+      </w:r>
+      <w:r>
+        <w:rPr>
+          <w:lang w:val="gu_IN" w:bidi="gu_IN"/>
+        </w:rPr>
+        <w:t>યોહાન 7:40–42</w:t>
+      </w:r>
+    </w:p>
+    <w:p>
+      <w:pPr>
+        <w:pStyle w:val="ListBullet"/>
+        <w:spacing w:line="240" w:lineRule="auto"/>
+        <w:ind w:left="720"/>
+      </w:pPr>
+      <w:r>
+        <w:rPr>
+          <w:lang w:val="gu_IN" w:bidi="gu_IN"/>
+        </w:rPr>
+      </w:r>
+      <w:r>
+        <w:rPr>
+          <w:lang w:val="gu_IN" w:bidi="gu_IN"/>
+        </w:rPr>
+        <w:t>માથ્થી 2:4–6</w:t>
+      </w:r>
+    </w:p>
+    <w:p>
+      <w:pPr>
+        <w:pStyle w:val="ListBullet"/>
+        <w:spacing w:line="240" w:lineRule="auto"/>
+        <w:ind w:left="720"/>
+      </w:pPr>
+      <w:r>
+        <w:rPr>
+          <w:lang w:val="gu_IN" w:bidi="gu_IN"/>
+        </w:rPr>
+      </w:r>
+      <w:r>
+        <w:rPr>
+          <w:lang w:val="gu_IN" w:bidi="gu_IN"/>
+        </w:rPr>
+        <w:t>માથ્થી 2:16</w:t>
+      </w:r>
+    </w:p>
+    <w:p>
+      <w:pPr>
+        <w:pStyle w:val="ListBullet"/>
+        <w:spacing w:line="240" w:lineRule="auto"/>
+        <w:ind w:left="720"/>
+      </w:pPr>
+      <w:r>
+        <w:rPr>
+          <w:lang w:val="gu_IN" w:bidi="gu_IN"/>
+        </w:rPr>
+      </w:r>
+      <w:r>
+        <w:rPr>
+          <w:lang w:val="gu_IN" w:bidi="gu_IN"/>
+        </w:rPr>
+        <w:t>રૂથ 1:1–2</w:t>
+      </w:r>
+    </w:p>
+    <w:p>
+      <w:pPr>
+        <w:pStyle w:val="ListBullet"/>
+        <w:spacing w:line="240" w:lineRule="auto"/>
+        <w:ind w:left="720"/>
+      </w:pPr>
+      <w:r>
+        <w:rPr>
+          <w:lang w:val="gu_IN" w:bidi="gu_IN"/>
+        </w:rPr>
+      </w:r>
+      <w:r>
+        <w:rPr>
+          <w:lang w:val="gu_IN" w:bidi="gu_IN"/>
+        </w:rPr>
+        <w:t>રૂથ 1:19–21</w:t>
+      </w:r>
     </w:p>
     <w:p>
       <w:pPr>
@@ -20401,90 +19171,66 @@
           <w:lang w:val="gu_IN" w:bidi="gu_IN"/>
         </w:rPr>
       </w:r>
-      <w:hyperlink r:id="rId215">
-        <w:r>
-          <w:rPr>
-            <w:lang w:val="gu_IN" w:bidi="gu_IN"/>
-          </w:rPr>
-          <w:rPr>
-            <w:color w:val="0000EE"/>
-            <w:u w:val="single"/>
-          </w:rPr>
-          <w:t>1 રાજા 4:7–10</w:t>
-        </w:r>
-      </w:hyperlink>
-    </w:p>
-    <w:p>
-      <w:pPr>
-        <w:pStyle w:val="ListBullet"/>
-        <w:spacing w:line="240" w:lineRule="auto"/>
-        <w:ind w:left="720"/>
-      </w:pPr>
-      <w:r>
-        <w:rPr>
-          <w:lang w:val="gu_IN" w:bidi="gu_IN"/>
-        </w:rPr>
-      </w:r>
-      <w:hyperlink r:id="rId216">
-        <w:r>
-          <w:rPr>
-            <w:lang w:val="gu_IN" w:bidi="gu_IN"/>
-          </w:rPr>
-          <w:rPr>
-            <w:color w:val="0000EE"/>
-            <w:u w:val="single"/>
-          </w:rPr>
-          <w:t>1 શમુએલ 6:7–9</w:t>
-        </w:r>
-      </w:hyperlink>
-    </w:p>
-    <w:p>
-      <w:pPr>
-        <w:pStyle w:val="ListBullet"/>
-        <w:spacing w:line="240" w:lineRule="auto"/>
-        <w:ind w:left="720"/>
-      </w:pPr>
-      <w:r>
-        <w:rPr>
-          <w:lang w:val="gu_IN" w:bidi="gu_IN"/>
-        </w:rPr>
-      </w:r>
-      <w:hyperlink r:id="rId217">
-        <w:r>
-          <w:rPr>
-            <w:lang w:val="gu_IN" w:bidi="gu_IN"/>
-          </w:rPr>
-          <w:rPr>
-            <w:color w:val="0000EE"/>
-            <w:u w:val="single"/>
-          </w:rPr>
-          <w:t>યહોશુઆ 19:20–22</w:t>
-        </w:r>
-      </w:hyperlink>
-    </w:p>
-    <w:p>
-      <w:pPr>
-        <w:pStyle w:val="ListBullet"/>
-        <w:spacing w:line="240" w:lineRule="auto"/>
-        <w:ind w:left="720"/>
-      </w:pPr>
-      <w:r>
-        <w:rPr>
-          <w:lang w:val="gu_IN" w:bidi="gu_IN"/>
-        </w:rPr>
-      </w:r>
-      <w:hyperlink r:id="rId218">
-        <w:r>
-          <w:rPr>
-            <w:lang w:val="gu_IN" w:bidi="gu_IN"/>
-          </w:rPr>
-          <w:rPr>
-            <w:color w:val="0000EE"/>
-            <w:u w:val="single"/>
-          </w:rPr>
-          <w:t>ન્યાયાધીશો 1:33</w:t>
-        </w:r>
-      </w:hyperlink>
+      <w:r>
+        <w:rPr>
+          <w:lang w:val="gu_IN" w:bidi="gu_IN"/>
+        </w:rPr>
+        <w:t>1 રાજા 4:7–10</w:t>
+      </w:r>
+    </w:p>
+    <w:p>
+      <w:pPr>
+        <w:pStyle w:val="ListBullet"/>
+        <w:spacing w:line="240" w:lineRule="auto"/>
+        <w:ind w:left="720"/>
+      </w:pPr>
+      <w:r>
+        <w:rPr>
+          <w:lang w:val="gu_IN" w:bidi="gu_IN"/>
+        </w:rPr>
+      </w:r>
+      <w:r>
+        <w:rPr>
+          <w:lang w:val="gu_IN" w:bidi="gu_IN"/>
+        </w:rPr>
+        <w:t>1 શમુએલ 6:7–9</w:t>
+      </w:r>
+    </w:p>
+    <w:p>
+      <w:pPr>
+        <w:pStyle w:val="ListBullet"/>
+        <w:spacing w:line="240" w:lineRule="auto"/>
+        <w:ind w:left="720"/>
+      </w:pPr>
+      <w:r>
+        <w:rPr>
+          <w:lang w:val="gu_IN" w:bidi="gu_IN"/>
+        </w:rPr>
+      </w:r>
+      <w:r>
+        <w:rPr>
+          <w:lang w:val="gu_IN" w:bidi="gu_IN"/>
+        </w:rPr>
+        <w:t>યહોશુઆ 19:20–22</w:t>
+      </w:r>
+    </w:p>
+    <w:p>
+      <w:pPr>
+        <w:pStyle w:val="ListBullet"/>
+        <w:spacing w:line="240" w:lineRule="auto"/>
+        <w:ind w:left="720"/>
+      </w:pPr>
+      <w:r>
+        <w:rPr>
+          <w:lang w:val="gu_IN" w:bidi="gu_IN"/>
+        </w:rPr>
+      </w:r>
+      <w:r>
+        <w:rPr>
+          <w:lang w:val="gu_IN" w:bidi="gu_IN"/>
+        </w:rPr>
+        <w:t>ન્યાયાધીશો 1:33</w:t>
+      </w:r>
     </w:p>
     <w:p>
       <w:pPr>
@@ -20780,90 +19526,66 @@
           <w:lang w:val="gu_IN" w:bidi="gu_IN"/>
         </w:rPr>
       </w:r>
-      <w:hyperlink r:id="rId219">
-        <w:r>
-          <w:rPr>
-            <w:lang w:val="gu_IN" w:bidi="gu_IN"/>
-          </w:rPr>
-          <w:rPr>
-            <w:color w:val="0000EE"/>
-            <w:u w:val="single"/>
-          </w:rPr>
-          <w:t>ઉત્પત્તિ 12:8–9</w:t>
-        </w:r>
-      </w:hyperlink>
-    </w:p>
-    <w:p>
-      <w:pPr>
-        <w:pStyle w:val="ListBullet"/>
-        <w:spacing w:line="240" w:lineRule="auto"/>
-        <w:ind w:left="720"/>
-      </w:pPr>
-      <w:r>
-        <w:rPr>
-          <w:lang w:val="gu_IN" w:bidi="gu_IN"/>
-        </w:rPr>
-      </w:r>
-      <w:hyperlink r:id="rId220">
-        <w:r>
-          <w:rPr>
-            <w:lang w:val="gu_IN" w:bidi="gu_IN"/>
-          </w:rPr>
-          <w:rPr>
-            <w:color w:val="0000EE"/>
-            <w:u w:val="single"/>
-          </w:rPr>
-          <w:t>ઉત્પત્તિ 35:1–3</w:t>
-        </w:r>
-      </w:hyperlink>
-    </w:p>
-    <w:p>
-      <w:pPr>
-        <w:pStyle w:val="ListBullet"/>
-        <w:spacing w:line="240" w:lineRule="auto"/>
-        <w:ind w:left="720"/>
-      </w:pPr>
-      <w:r>
-        <w:rPr>
-          <w:lang w:val="gu_IN" w:bidi="gu_IN"/>
-        </w:rPr>
-      </w:r>
-      <w:hyperlink r:id="rId221">
-        <w:r>
-          <w:rPr>
-            <w:lang w:val="gu_IN" w:bidi="gu_IN"/>
-          </w:rPr>
-          <w:rPr>
-            <w:color w:val="0000EE"/>
-            <w:u w:val="single"/>
-          </w:rPr>
-          <w:t>હોશિયા 10:14–15</w:t>
-        </w:r>
-      </w:hyperlink>
-    </w:p>
-    <w:p>
-      <w:pPr>
-        <w:pStyle w:val="ListBullet"/>
-        <w:spacing w:line="240" w:lineRule="auto"/>
-        <w:ind w:left="720"/>
-      </w:pPr>
-      <w:r>
-        <w:rPr>
-          <w:lang w:val="gu_IN" w:bidi="gu_IN"/>
-        </w:rPr>
-      </w:r>
-      <w:hyperlink r:id="rId222">
-        <w:r>
-          <w:rPr>
-            <w:lang w:val="gu_IN" w:bidi="gu_IN"/>
-          </w:rPr>
-          <w:rPr>
-            <w:color w:val="0000EE"/>
-            <w:u w:val="single"/>
-          </w:rPr>
-          <w:t>ન્યાયાધીશો 1:22–24</w:t>
-        </w:r>
-      </w:hyperlink>
+      <w:r>
+        <w:rPr>
+          <w:lang w:val="gu_IN" w:bidi="gu_IN"/>
+        </w:rPr>
+        <w:t>ઉત્પત્તિ 12:8–9</w:t>
+      </w:r>
+    </w:p>
+    <w:p>
+      <w:pPr>
+        <w:pStyle w:val="ListBullet"/>
+        <w:spacing w:line="240" w:lineRule="auto"/>
+        <w:ind w:left="720"/>
+      </w:pPr>
+      <w:r>
+        <w:rPr>
+          <w:lang w:val="gu_IN" w:bidi="gu_IN"/>
+        </w:rPr>
+      </w:r>
+      <w:r>
+        <w:rPr>
+          <w:lang w:val="gu_IN" w:bidi="gu_IN"/>
+        </w:rPr>
+        <w:t>ઉત્પત્તિ 35:1–3</w:t>
+      </w:r>
+    </w:p>
+    <w:p>
+      <w:pPr>
+        <w:pStyle w:val="ListBullet"/>
+        <w:spacing w:line="240" w:lineRule="auto"/>
+        <w:ind w:left="720"/>
+      </w:pPr>
+      <w:r>
+        <w:rPr>
+          <w:lang w:val="gu_IN" w:bidi="gu_IN"/>
+        </w:rPr>
+      </w:r>
+      <w:r>
+        <w:rPr>
+          <w:lang w:val="gu_IN" w:bidi="gu_IN"/>
+        </w:rPr>
+        <w:t>હોશિયા 10:14–15</w:t>
+      </w:r>
+    </w:p>
+    <w:p>
+      <w:pPr>
+        <w:pStyle w:val="ListBullet"/>
+        <w:spacing w:line="240" w:lineRule="auto"/>
+        <w:ind w:left="720"/>
+      </w:pPr>
+      <w:r>
+        <w:rPr>
+          <w:lang w:val="gu_IN" w:bidi="gu_IN"/>
+        </w:rPr>
+      </w:r>
+      <w:r>
+        <w:rPr>
+          <w:lang w:val="gu_IN" w:bidi="gu_IN"/>
+        </w:rPr>
+        <w:t>ન્યાયાધીશો 1:22–24</w:t>
+      </w:r>
     </w:p>
     <w:p>
       <w:pPr>
@@ -21119,138 +19841,102 @@
           <w:lang w:val="gu_IN" w:bidi="gu_IN"/>
         </w:rPr>
       </w:r>
-      <w:hyperlink r:id="rId223">
-        <w:r>
-          <w:rPr>
-            <w:lang w:val="gu_IN" w:bidi="gu_IN"/>
-          </w:rPr>
-          <w:rPr>
-            <w:color w:val="0000EE"/>
-            <w:u w:val="single"/>
-          </w:rPr>
-          <w:t>1 શમુએલ 3:19–21</w:t>
-        </w:r>
-      </w:hyperlink>
-    </w:p>
-    <w:p>
-      <w:pPr>
-        <w:pStyle w:val="ListBullet"/>
-        <w:spacing w:line="240" w:lineRule="auto"/>
-        <w:ind w:left="720"/>
-      </w:pPr>
-      <w:r>
-        <w:rPr>
-          <w:lang w:val="gu_IN" w:bidi="gu_IN"/>
-        </w:rPr>
-      </w:r>
-      <w:hyperlink r:id="rId224">
-        <w:r>
-          <w:rPr>
-            <w:lang w:val="gu_IN" w:bidi="gu_IN"/>
-          </w:rPr>
-          <w:rPr>
-            <w:color w:val="0000EE"/>
-            <w:u w:val="single"/>
-          </w:rPr>
-          <w:t>2 શમુએલ 17:11–12</w:t>
-        </w:r>
-      </w:hyperlink>
-    </w:p>
-    <w:p>
-      <w:pPr>
-        <w:pStyle w:val="ListBullet"/>
-        <w:spacing w:line="240" w:lineRule="auto"/>
-        <w:ind w:left="720"/>
-      </w:pPr>
-      <w:r>
-        <w:rPr>
-          <w:lang w:val="gu_IN" w:bidi="gu_IN"/>
-        </w:rPr>
-      </w:r>
-      <w:hyperlink r:id="rId225">
-        <w:r>
-          <w:rPr>
-            <w:lang w:val="gu_IN" w:bidi="gu_IN"/>
-          </w:rPr>
-          <w:rPr>
-            <w:color w:val="0000EE"/>
-            <w:u w:val="single"/>
-          </w:rPr>
-          <w:t>ઉત્પત્તિ 21:14–16</w:t>
-        </w:r>
-      </w:hyperlink>
-    </w:p>
-    <w:p>
-      <w:pPr>
-        <w:pStyle w:val="ListBullet"/>
-        <w:spacing w:line="240" w:lineRule="auto"/>
-        <w:ind w:left="720"/>
-      </w:pPr>
-      <w:r>
-        <w:rPr>
-          <w:lang w:val="gu_IN" w:bidi="gu_IN"/>
-        </w:rPr>
-      </w:r>
-      <w:hyperlink r:id="rId226">
-        <w:r>
-          <w:rPr>
-            <w:lang w:val="gu_IN" w:bidi="gu_IN"/>
-          </w:rPr>
-          <w:rPr>
-            <w:color w:val="0000EE"/>
-            <w:u w:val="single"/>
-          </w:rPr>
-          <w:t>ઉત્પત્તિ 21:31–32</w:t>
-        </w:r>
-      </w:hyperlink>
-    </w:p>
-    <w:p>
-      <w:pPr>
-        <w:pStyle w:val="ListBullet"/>
-        <w:spacing w:line="240" w:lineRule="auto"/>
-        <w:ind w:left="720"/>
-      </w:pPr>
-      <w:r>
-        <w:rPr>
-          <w:lang w:val="gu_IN" w:bidi="gu_IN"/>
-        </w:rPr>
-      </w:r>
-      <w:hyperlink r:id="rId227">
-        <w:r>
-          <w:rPr>
-            <w:lang w:val="gu_IN" w:bidi="gu_IN"/>
-          </w:rPr>
-          <w:rPr>
-            <w:color w:val="0000EE"/>
-            <w:u w:val="single"/>
-          </w:rPr>
-          <w:t>ઉત્પત્તિ 46:1–4</w:t>
-        </w:r>
-      </w:hyperlink>
-    </w:p>
-    <w:p>
-      <w:pPr>
-        <w:pStyle w:val="ListBullet"/>
-        <w:spacing w:line="240" w:lineRule="auto"/>
-        <w:ind w:left="720"/>
-      </w:pPr>
-      <w:r>
-        <w:rPr>
-          <w:lang w:val="gu_IN" w:bidi="gu_IN"/>
-        </w:rPr>
-      </w:r>
-      <w:hyperlink r:id="rId228">
-        <w:r>
-          <w:rPr>
-            <w:lang w:val="gu_IN" w:bidi="gu_IN"/>
-          </w:rPr>
-          <w:rPr>
-            <w:color w:val="0000EE"/>
-            <w:u w:val="single"/>
-          </w:rPr>
-          <w:t>નહેમ્યાહ 11:28–30</w:t>
-        </w:r>
-      </w:hyperlink>
+      <w:r>
+        <w:rPr>
+          <w:lang w:val="gu_IN" w:bidi="gu_IN"/>
+        </w:rPr>
+        <w:t>1 શમુએલ 3:19–21</w:t>
+      </w:r>
+    </w:p>
+    <w:p>
+      <w:pPr>
+        <w:pStyle w:val="ListBullet"/>
+        <w:spacing w:line="240" w:lineRule="auto"/>
+        <w:ind w:left="720"/>
+      </w:pPr>
+      <w:r>
+        <w:rPr>
+          <w:lang w:val="gu_IN" w:bidi="gu_IN"/>
+        </w:rPr>
+      </w:r>
+      <w:r>
+        <w:rPr>
+          <w:lang w:val="gu_IN" w:bidi="gu_IN"/>
+        </w:rPr>
+        <w:t>2 શમુએલ 17:11–12</w:t>
+      </w:r>
+    </w:p>
+    <w:p>
+      <w:pPr>
+        <w:pStyle w:val="ListBullet"/>
+        <w:spacing w:line="240" w:lineRule="auto"/>
+        <w:ind w:left="720"/>
+      </w:pPr>
+      <w:r>
+        <w:rPr>
+          <w:lang w:val="gu_IN" w:bidi="gu_IN"/>
+        </w:rPr>
+      </w:r>
+      <w:r>
+        <w:rPr>
+          <w:lang w:val="gu_IN" w:bidi="gu_IN"/>
+        </w:rPr>
+        <w:t>ઉત્પત્તિ 21:14–16</w:t>
+      </w:r>
+    </w:p>
+    <w:p>
+      <w:pPr>
+        <w:pStyle w:val="ListBullet"/>
+        <w:spacing w:line="240" w:lineRule="auto"/>
+        <w:ind w:left="720"/>
+      </w:pPr>
+      <w:r>
+        <w:rPr>
+          <w:lang w:val="gu_IN" w:bidi="gu_IN"/>
+        </w:rPr>
+      </w:r>
+      <w:r>
+        <w:rPr>
+          <w:lang w:val="gu_IN" w:bidi="gu_IN"/>
+        </w:rPr>
+        <w:t>ઉત્પત્તિ 21:31–32</w:t>
+      </w:r>
+    </w:p>
+    <w:p>
+      <w:pPr>
+        <w:pStyle w:val="ListBullet"/>
+        <w:spacing w:line="240" w:lineRule="auto"/>
+        <w:ind w:left="720"/>
+      </w:pPr>
+      <w:r>
+        <w:rPr>
+          <w:lang w:val="gu_IN" w:bidi="gu_IN"/>
+        </w:rPr>
+      </w:r>
+      <w:r>
+        <w:rPr>
+          <w:lang w:val="gu_IN" w:bidi="gu_IN"/>
+        </w:rPr>
+        <w:t>ઉત્પત્તિ 46:1–4</w:t>
+      </w:r>
+    </w:p>
+    <w:p>
+      <w:pPr>
+        <w:pStyle w:val="ListBullet"/>
+        <w:spacing w:line="240" w:lineRule="auto"/>
+        <w:ind w:left="720"/>
+      </w:pPr>
+      <w:r>
+        <w:rPr>
+          <w:lang w:val="gu_IN" w:bidi="gu_IN"/>
+        </w:rPr>
+      </w:r>
+      <w:r>
+        <w:rPr>
+          <w:lang w:val="gu_IN" w:bidi="gu_IN"/>
+        </w:rPr>
+        <w:t>નહેમ્યાહ 11:28–30</w:t>
+      </w:r>
     </w:p>
     <w:p>
       <w:pPr>
@@ -21486,66 +20172,48 @@
           <w:lang w:val="gu_IN" w:bidi="gu_IN"/>
         </w:rPr>
       </w:r>
-      <w:hyperlink r:id="rId229">
-        <w:r>
-          <w:rPr>
-            <w:lang w:val="gu_IN" w:bidi="gu_IN"/>
-          </w:rPr>
-          <w:rPr>
-            <w:color w:val="0000EE"/>
-            <w:u w:val="single"/>
-          </w:rPr>
-          <w:t>પ્રેરિતો 17:10–12</w:t>
-        </w:r>
-      </w:hyperlink>
-    </w:p>
-    <w:p>
-      <w:pPr>
-        <w:pStyle w:val="ListBullet"/>
-        <w:spacing w:line="240" w:lineRule="auto"/>
-        <w:ind w:left="720"/>
-      </w:pPr>
-      <w:r>
-        <w:rPr>
-          <w:lang w:val="gu_IN" w:bidi="gu_IN"/>
-        </w:rPr>
-      </w:r>
-      <w:hyperlink r:id="rId230">
-        <w:r>
-          <w:rPr>
-            <w:lang w:val="gu_IN" w:bidi="gu_IN"/>
-          </w:rPr>
-          <w:rPr>
-            <w:color w:val="0000EE"/>
-            <w:u w:val="single"/>
-          </w:rPr>
-          <w:t>પ્રેરિતો 17:13–15</w:t>
-        </w:r>
-      </w:hyperlink>
-    </w:p>
-    <w:p>
-      <w:pPr>
-        <w:pStyle w:val="ListBullet"/>
-        <w:spacing w:line="240" w:lineRule="auto"/>
-        <w:ind w:left="720"/>
-      </w:pPr>
-      <w:r>
-        <w:rPr>
-          <w:lang w:val="gu_IN" w:bidi="gu_IN"/>
-        </w:rPr>
-      </w:r>
-      <w:hyperlink r:id="rId231">
-        <w:r>
-          <w:rPr>
-            <w:lang w:val="gu_IN" w:bidi="gu_IN"/>
-          </w:rPr>
-          <w:rPr>
-            <w:color w:val="0000EE"/>
-            <w:u w:val="single"/>
-          </w:rPr>
-          <w:t>પ્રેરિતો 20:4–6</w:t>
-        </w:r>
-      </w:hyperlink>
+      <w:r>
+        <w:rPr>
+          <w:lang w:val="gu_IN" w:bidi="gu_IN"/>
+        </w:rPr>
+        <w:t>પ્રેરિતો 17:10–12</w:t>
+      </w:r>
+    </w:p>
+    <w:p>
+      <w:pPr>
+        <w:pStyle w:val="ListBullet"/>
+        <w:spacing w:line="240" w:lineRule="auto"/>
+        <w:ind w:left="720"/>
+      </w:pPr>
+      <w:r>
+        <w:rPr>
+          <w:lang w:val="gu_IN" w:bidi="gu_IN"/>
+        </w:rPr>
+      </w:r>
+      <w:r>
+        <w:rPr>
+          <w:lang w:val="gu_IN" w:bidi="gu_IN"/>
+        </w:rPr>
+        <w:t>પ્રેરિતો 17:13–15</w:t>
+      </w:r>
+    </w:p>
+    <w:p>
+      <w:pPr>
+        <w:pStyle w:val="ListBullet"/>
+        <w:spacing w:line="240" w:lineRule="auto"/>
+        <w:ind w:left="720"/>
+      </w:pPr>
+      <w:r>
+        <w:rPr>
+          <w:lang w:val="gu_IN" w:bidi="gu_IN"/>
+        </w:rPr>
+      </w:r>
+      <w:r>
+        <w:rPr>
+          <w:lang w:val="gu_IN" w:bidi="gu_IN"/>
+        </w:rPr>
+        <w:t>પ્રેરિતો 20:4–6</w:t>
+      </w:r>
     </w:p>
     <w:p>
       <w:pPr>
@@ -21805,114 +20473,84 @@
           <w:lang w:val="gu_IN" w:bidi="gu_IN"/>
         </w:rPr>
       </w:r>
-      <w:hyperlink r:id="rId232">
-        <w:r>
-          <w:rPr>
-            <w:lang w:val="gu_IN" w:bidi="gu_IN"/>
-          </w:rPr>
-          <w:rPr>
-            <w:color w:val="0000EE"/>
-            <w:u w:val="single"/>
-          </w:rPr>
-          <w:t>1 કાળવૃતાંત 2:9–12</w:t>
-        </w:r>
-      </w:hyperlink>
-    </w:p>
-    <w:p>
-      <w:pPr>
-        <w:pStyle w:val="ListBullet"/>
-        <w:spacing w:line="240" w:lineRule="auto"/>
-        <w:ind w:left="720"/>
-      </w:pPr>
-      <w:r>
-        <w:rPr>
-          <w:lang w:val="gu_IN" w:bidi="gu_IN"/>
-        </w:rPr>
-      </w:r>
-      <w:hyperlink r:id="rId233">
-        <w:r>
-          <w:rPr>
-            <w:lang w:val="gu_IN" w:bidi="gu_IN"/>
-          </w:rPr>
-          <w:rPr>
-            <w:color w:val="0000EE"/>
-            <w:u w:val="single"/>
-          </w:rPr>
-          <w:t>2 કાળવૃતાંત 3:15–17</w:t>
-        </w:r>
-      </w:hyperlink>
-    </w:p>
-    <w:p>
-      <w:pPr>
-        <w:pStyle w:val="ListBullet"/>
-        <w:spacing w:line="240" w:lineRule="auto"/>
-        <w:ind w:left="720"/>
-      </w:pPr>
-      <w:r>
-        <w:rPr>
-          <w:lang w:val="gu_IN" w:bidi="gu_IN"/>
-        </w:rPr>
-      </w:r>
-      <w:hyperlink r:id="rId234">
-        <w:r>
-          <w:rPr>
-            <w:lang w:val="gu_IN" w:bidi="gu_IN"/>
-          </w:rPr>
-          <w:rPr>
-            <w:color w:val="0000EE"/>
-            <w:u w:val="single"/>
-          </w:rPr>
-          <w:t>લૂક 3:30–32</w:t>
-        </w:r>
-      </w:hyperlink>
-    </w:p>
-    <w:p>
-      <w:pPr>
-        <w:pStyle w:val="ListBullet"/>
-        <w:spacing w:line="240" w:lineRule="auto"/>
-        <w:ind w:left="720"/>
-      </w:pPr>
-      <w:r>
-        <w:rPr>
-          <w:lang w:val="gu_IN" w:bidi="gu_IN"/>
-        </w:rPr>
-      </w:r>
-      <w:hyperlink r:id="rId235">
-        <w:r>
-          <w:rPr>
-            <w:lang w:val="gu_IN" w:bidi="gu_IN"/>
-          </w:rPr>
-          <w:rPr>
-            <w:color w:val="0000EE"/>
-            <w:u w:val="single"/>
-          </w:rPr>
-          <w:t>માથ્થી 1:4–6</w:t>
-        </w:r>
-      </w:hyperlink>
-    </w:p>
-    <w:p>
-      <w:pPr>
-        <w:pStyle w:val="ListBullet"/>
-        <w:spacing w:line="240" w:lineRule="auto"/>
-        <w:ind w:left="720"/>
-      </w:pPr>
-      <w:r>
-        <w:rPr>
-          <w:lang w:val="gu_IN" w:bidi="gu_IN"/>
-        </w:rPr>
-      </w:r>
-      <w:hyperlink r:id="rId236">
-        <w:r>
-          <w:rPr>
-            <w:lang w:val="gu_IN" w:bidi="gu_IN"/>
-          </w:rPr>
-          <w:rPr>
-            <w:color w:val="0000EE"/>
-            <w:u w:val="single"/>
-          </w:rPr>
-          <w:t>રૂથ 2:3–4</w:t>
-        </w:r>
-      </w:hyperlink>
+      <w:r>
+        <w:rPr>
+          <w:lang w:val="gu_IN" w:bidi="gu_IN"/>
+        </w:rPr>
+        <w:t>1 કાળવૃતાંત 2:9–12</w:t>
+      </w:r>
+    </w:p>
+    <w:p>
+      <w:pPr>
+        <w:pStyle w:val="ListBullet"/>
+        <w:spacing w:line="240" w:lineRule="auto"/>
+        <w:ind w:left="720"/>
+      </w:pPr>
+      <w:r>
+        <w:rPr>
+          <w:lang w:val="gu_IN" w:bidi="gu_IN"/>
+        </w:rPr>
+      </w:r>
+      <w:r>
+        <w:rPr>
+          <w:lang w:val="gu_IN" w:bidi="gu_IN"/>
+        </w:rPr>
+        <w:t>2 કાળવૃતાંત 3:15–17</w:t>
+      </w:r>
+    </w:p>
+    <w:p>
+      <w:pPr>
+        <w:pStyle w:val="ListBullet"/>
+        <w:spacing w:line="240" w:lineRule="auto"/>
+        <w:ind w:left="720"/>
+      </w:pPr>
+      <w:r>
+        <w:rPr>
+          <w:lang w:val="gu_IN" w:bidi="gu_IN"/>
+        </w:rPr>
+      </w:r>
+      <w:r>
+        <w:rPr>
+          <w:lang w:val="gu_IN" w:bidi="gu_IN"/>
+        </w:rPr>
+        <w:t>લૂક 3:30–32</w:t>
+      </w:r>
+    </w:p>
+    <w:p>
+      <w:pPr>
+        <w:pStyle w:val="ListBullet"/>
+        <w:spacing w:line="240" w:lineRule="auto"/>
+        <w:ind w:left="720"/>
+      </w:pPr>
+      <w:r>
+        <w:rPr>
+          <w:lang w:val="gu_IN" w:bidi="gu_IN"/>
+        </w:rPr>
+      </w:r>
+      <w:r>
+        <w:rPr>
+          <w:lang w:val="gu_IN" w:bidi="gu_IN"/>
+        </w:rPr>
+        <w:t>માથ્થી 1:4–6</w:t>
+      </w:r>
+    </w:p>
+    <w:p>
+      <w:pPr>
+        <w:pStyle w:val="ListBullet"/>
+        <w:spacing w:line="240" w:lineRule="auto"/>
+        <w:ind w:left="720"/>
+      </w:pPr>
+      <w:r>
+        <w:rPr>
+          <w:lang w:val="gu_IN" w:bidi="gu_IN"/>
+        </w:rPr>
+      </w:r>
+      <w:r>
+        <w:rPr>
+          <w:lang w:val="gu_IN" w:bidi="gu_IN"/>
+        </w:rPr>
+        <w:t>રૂથ 2:3–4</w:t>
+      </w:r>
     </w:p>
     <w:p>
       <w:pPr>
@@ -22131,138 +20769,102 @@
           <w:lang w:val="gu_IN" w:bidi="gu_IN"/>
         </w:rPr>
       </w:r>
-      <w:hyperlink r:id="rId237">
-        <w:r>
-          <w:rPr>
-            <w:lang w:val="gu_IN" w:bidi="gu_IN"/>
-          </w:rPr>
-          <w:rPr>
-            <w:color w:val="0000EE"/>
-            <w:u w:val="single"/>
-          </w:rPr>
-          <w:t>2 થેસ્સલોનિકી 3:6–9</w:t>
-        </w:r>
-      </w:hyperlink>
-    </w:p>
-    <w:p>
-      <w:pPr>
-        <w:pStyle w:val="ListBullet"/>
-        <w:spacing w:line="240" w:lineRule="auto"/>
-        <w:ind w:left="720"/>
-      </w:pPr>
-      <w:r>
-        <w:rPr>
-          <w:lang w:val="gu_IN" w:bidi="gu_IN"/>
-        </w:rPr>
-      </w:r>
-      <w:hyperlink r:id="rId238">
-        <w:r>
-          <w:rPr>
-            <w:lang w:val="gu_IN" w:bidi="gu_IN"/>
-          </w:rPr>
-          <w:rPr>
-            <w:color w:val="0000EE"/>
-            <w:u w:val="single"/>
-          </w:rPr>
-          <w:t>ગલાતીઓ 6:1–2</w:t>
-        </w:r>
-      </w:hyperlink>
-    </w:p>
-    <w:p>
-      <w:pPr>
-        <w:pStyle w:val="ListBullet"/>
-        <w:spacing w:line="240" w:lineRule="auto"/>
-        <w:ind w:left="720"/>
-      </w:pPr>
-      <w:r>
-        <w:rPr>
-          <w:lang w:val="gu_IN" w:bidi="gu_IN"/>
-        </w:rPr>
-      </w:r>
-      <w:hyperlink r:id="rId239">
-        <w:r>
-          <w:rPr>
-            <w:lang w:val="gu_IN" w:bidi="gu_IN"/>
-          </w:rPr>
-          <w:rPr>
-            <w:color w:val="0000EE"/>
-            <w:u w:val="single"/>
-          </w:rPr>
-          <w:t>ગલાતીઓ 6:3–5</w:t>
-        </w:r>
-      </w:hyperlink>
-    </w:p>
-    <w:p>
-      <w:pPr>
-        <w:pStyle w:val="ListBullet"/>
-        <w:spacing w:line="240" w:lineRule="auto"/>
-        <w:ind w:left="720"/>
-      </w:pPr>
-      <w:r>
-        <w:rPr>
-          <w:lang w:val="gu_IN" w:bidi="gu_IN"/>
-        </w:rPr>
-      </w:r>
-      <w:hyperlink r:id="rId240">
-        <w:r>
-          <w:rPr>
-            <w:lang w:val="gu_IN" w:bidi="gu_IN"/>
-          </w:rPr>
-          <w:rPr>
-            <w:color w:val="0000EE"/>
-            <w:u w:val="single"/>
-          </w:rPr>
-          <w:t>ઉત્પત્તિ 49:14–15</w:t>
-        </w:r>
-      </w:hyperlink>
-    </w:p>
-    <w:p>
-      <w:pPr>
-        <w:pStyle w:val="ListBullet"/>
-        <w:spacing w:line="240" w:lineRule="auto"/>
-        <w:ind w:left="720"/>
-      </w:pPr>
-      <w:r>
-        <w:rPr>
-          <w:lang w:val="gu_IN" w:bidi="gu_IN"/>
-        </w:rPr>
-      </w:r>
-      <w:hyperlink r:id="rId241">
-        <w:r>
-          <w:rPr>
-            <w:lang w:val="gu_IN" w:bidi="gu_IN"/>
-          </w:rPr>
-          <w:rPr>
-            <w:color w:val="0000EE"/>
-            <w:u w:val="single"/>
-          </w:rPr>
-          <w:t>માથ્થી 11:28–30</w:t>
-        </w:r>
-      </w:hyperlink>
-    </w:p>
-    <w:p>
-      <w:pPr>
-        <w:pStyle w:val="ListBullet"/>
-        <w:spacing w:line="240" w:lineRule="auto"/>
-        <w:ind w:left="720"/>
-      </w:pPr>
-      <w:r>
-        <w:rPr>
-          <w:lang w:val="gu_IN" w:bidi="gu_IN"/>
-        </w:rPr>
-      </w:r>
-      <w:hyperlink r:id="rId242">
-        <w:r>
-          <w:rPr>
-            <w:lang w:val="gu_IN" w:bidi="gu_IN"/>
-          </w:rPr>
-          <w:rPr>
-            <w:color w:val="0000EE"/>
-            <w:u w:val="single"/>
-          </w:rPr>
-          <w:t>માથ્થી 23:4–5</w:t>
-        </w:r>
-      </w:hyperlink>
+      <w:r>
+        <w:rPr>
+          <w:lang w:val="gu_IN" w:bidi="gu_IN"/>
+        </w:rPr>
+        <w:t>2 થેસ્સલોનિકી 3:6–9</w:t>
+      </w:r>
+    </w:p>
+    <w:p>
+      <w:pPr>
+        <w:pStyle w:val="ListBullet"/>
+        <w:spacing w:line="240" w:lineRule="auto"/>
+        <w:ind w:left="720"/>
+      </w:pPr>
+      <w:r>
+        <w:rPr>
+          <w:lang w:val="gu_IN" w:bidi="gu_IN"/>
+        </w:rPr>
+      </w:r>
+      <w:r>
+        <w:rPr>
+          <w:lang w:val="gu_IN" w:bidi="gu_IN"/>
+        </w:rPr>
+        <w:t>ગલાતીઓ 6:1–2</w:t>
+      </w:r>
+    </w:p>
+    <w:p>
+      <w:pPr>
+        <w:pStyle w:val="ListBullet"/>
+        <w:spacing w:line="240" w:lineRule="auto"/>
+        <w:ind w:left="720"/>
+      </w:pPr>
+      <w:r>
+        <w:rPr>
+          <w:lang w:val="gu_IN" w:bidi="gu_IN"/>
+        </w:rPr>
+      </w:r>
+      <w:r>
+        <w:rPr>
+          <w:lang w:val="gu_IN" w:bidi="gu_IN"/>
+        </w:rPr>
+        <w:t>ગલાતીઓ 6:3–5</w:t>
+      </w:r>
+    </w:p>
+    <w:p>
+      <w:pPr>
+        <w:pStyle w:val="ListBullet"/>
+        <w:spacing w:line="240" w:lineRule="auto"/>
+        <w:ind w:left="720"/>
+      </w:pPr>
+      <w:r>
+        <w:rPr>
+          <w:lang w:val="gu_IN" w:bidi="gu_IN"/>
+        </w:rPr>
+      </w:r>
+      <w:r>
+        <w:rPr>
+          <w:lang w:val="gu_IN" w:bidi="gu_IN"/>
+        </w:rPr>
+        <w:t>ઉત્પત્તિ 49:14–15</w:t>
+      </w:r>
+    </w:p>
+    <w:p>
+      <w:pPr>
+        <w:pStyle w:val="ListBullet"/>
+        <w:spacing w:line="240" w:lineRule="auto"/>
+        <w:ind w:left="720"/>
+      </w:pPr>
+      <w:r>
+        <w:rPr>
+          <w:lang w:val="gu_IN" w:bidi="gu_IN"/>
+        </w:rPr>
+      </w:r>
+      <w:r>
+        <w:rPr>
+          <w:lang w:val="gu_IN" w:bidi="gu_IN"/>
+        </w:rPr>
+        <w:t>માથ્થી 11:28–30</w:t>
+      </w:r>
+    </w:p>
+    <w:p>
+      <w:pPr>
+        <w:pStyle w:val="ListBullet"/>
+        <w:spacing w:line="240" w:lineRule="auto"/>
+        <w:ind w:left="720"/>
+      </w:pPr>
+      <w:r>
+        <w:rPr>
+          <w:lang w:val="gu_IN" w:bidi="gu_IN"/>
+        </w:rPr>
+      </w:r>
+      <w:r>
+        <w:rPr>
+          <w:lang w:val="gu_IN" w:bidi="gu_IN"/>
+        </w:rPr>
+        <w:t>માથ્થી 23:4–5</w:t>
+      </w:r>
     </w:p>
     <w:p>
       <w:pPr>
